--- a/paper/Phishing_URL_Detection_Conference_Paper.docx
+++ b/paper/Phishing_URL_Detection_Conference_Paper.docx
@@ -65,14 +65,7 @@
           <w:b/>
           <w:sz w:val="20"/>
         </w:rPr>
-        <w:t>Lexical URL classifiers are routinely reported with 95–99 % accuracy on public phishing benchmarks, yet they fail when applied to differently collected data. Starting from a typical detector — 28 lexical features and a weighted soft-voting ensemble of logistic regression, random forest and XGBoost — we audit its implementation and evaluate it on six public corpora with raw URLs and three live feeds, under random, domain-grouped, external-corpus and leave-one-corpus-out protocols. In the widely used PhiUSIIL</w:t>
-      </w:r>
-      <w:r>
-        <w:rPr>
-          <w:b/>
-          <w:sz w:val="20"/>
-        </w:rPr>
-        <w:t xml:space="preserve"> corpus every benign URL is an </w:t>
+        <w:t xml:space="preserve">Lexical URL classifiers are routinely reported with 95–99 % accuracy on public phishing benchmarks, yet they fail when applied to differently collected data. Starting from a typical detector — 28 lexical features and a weighted soft-voting ensemble of logistic regression, random forest and XGBoost — we audit its implementation and evaluate it on six public corpora with raw URLs and three live feeds, under random, domain-grouped, external-corpus and leave-one-corpus-out protocols. In the widely used PhiUSIIL corpus every benign URL is an </w:t>
       </w:r>
       <w:r>
         <w:rPr>
@@ -102,21 +95,7 @@
           <w:b/>
           <w:sz w:val="20"/>
         </w:rPr>
-        <w:t xml:space="preserve"> prefix and URL length change in strength and even in direction of association with phishing; a linear probe identifies the source corpus of a benign URL with 83 % accuracy (chance 17 %). Models trained on PhiUSIIL reach ROC-AUC 0.999 with or without domain-grouped splitting, yet at a threshold set for a 1 % false-positive budget they flag 99–100 % of the benign URLs of four other corpora, their ROC-AUC falls to 0.34–0.78, and adding a slash to an empty URL path flips 100 % of their benign decisions. Removi</w:t>
-      </w:r>
-      <w:r>
-        <w:rPr>
-          <w:b/>
-          <w:sz w:val="20"/>
-        </w:rPr>
-        <w:t>ng artifact features and post-hoc calibration do not repair this, and the ensemble is statistically indistinguishable from XGBoost alone. Training on five pooled corpora restores the held-out ROC-AUC of XGBoost to 0.87–0.98 and limits decision flips to at most 15 %, but validation-chosen thresholds still over-flag one unseen corpus and under-flag another. We argue that URL detectors must be trained and evaluated across corpora, on canonicalised URLs and at fixed false-positive budgets, and we release a test</w:t>
-      </w:r>
-      <w:r>
-        <w:rPr>
-          <w:b/>
-          <w:sz w:val="20"/>
-        </w:rPr>
-        <w:t>ed, reproducible pipeline.</w:t>
+        <w:t xml:space="preserve"> prefix and URL length change in strength and even in direction of association with phishing; a linear probe identifies the source corpus of a benign URL with 83 % accuracy (chance 17 %). Models trained on PhiUSIIL reach ROC-AUC 0.999 with or without domain-grouped splitting, yet at a threshold set for a 1 % false-positive budget they flag 99–100 % of the benign URLs of four other corpora, their ROC-AUC falls to 0.34–0.78, and adding a slash to an empty URL path flips 100 % of their benign decisions. Removing artifact features and post-hoc calibration do not repair this, and the ensemble is statistically indistinguishable from XGBoost alone. Training on five pooled corpora restores the held-out ROC-AUC of XGBoost to 0.87–0.98 and limits decision flips to at most 15 %, but validation-chosen thresholds still over-flag one unseen corpus and under-flag another. We argue that URL detectors must be trained and evaluated across corpora, on canonicalised URLs and at fixed false-positive budgets, and we release a tested, reproducible pipeline.</w:t>
       </w:r>
     </w:p>
     <w:p>
@@ -168,10 +147,7 @@
         <w:jc w:val="both"/>
       </w:pPr>
       <w:r>
-        <w:t>These figures are difficult to reconcile with what happens when such models leave the dataset they were trained on. Cross-dataset accuracy of URL classifiers has been reported at 51–59 % [9]; detectors "work effectively only when the test sets are split from the same training dataset" [10]; and models trained against homepage-only benign URLs lose 27–39 accuracy points on legitimate login pages [11]. The security machine-learning community has a name for the likely cause — spurious correlations created by s</w:t>
-      </w:r>
-      <w:r>
-        <w:t xml:space="preserve">ampling bias [12] — and phishing researchers have long warned that benign URLs drawn from popularity lists look structurally different from phishing URLs [13, 14, 15, 16]. What has been missing is a measurement: </w:t>
+        <w:t xml:space="preserve">These figures are difficult to reconcile with what happens when such models leave the dataset they were trained on. Cross-dataset accuracy of URL classifiers has been reported at 51–59 % [9]; detectors "work effectively only when the test sets are split from the same training dataset" [10]; and models trained against homepage-only benign URLs lose 27–39 accuracy points on legitimate login pages [11]. The security machine-learning community has a name for the likely cause — spurious correlations created by sampling bias [12] — and phishing researchers have long warned that benign URLs drawn from popularity lists look structurally different from phishing URLs [13, 14, 15, 16]. What has been missing is a measurement: </w:t>
       </w:r>
       <w:r>
         <w:rPr>
@@ -384,10 +360,7 @@
         <w:jc w:val="both"/>
       </w:pPr>
       <w:r>
-        <w:t>Early measurement work established that the URL string alone separates phishing from benign pages. McGrath and Gupta found phishing URLs far longer than benign directory URLs (modal lengths of 67–107 versus 22 characters) and observed brand names in 50–75 % of them [17]; Garera et al. catalogued URL obfuscation strategies such as IP hosts, redirection and brand names in the host or path [18]. Ma et al. turned these observations into large sparse bag-of-token models combined with host-based features and repo</w:t>
-      </w:r>
-      <w:r>
-        <w:t>rted 95–99 % accuracy [3]. Their online variant, evaluated day by day over 100 days of web-mail traffic, showed that the feature distribution of malicious URLs drifts and that stale batch models degrade [19, 20]. Importantly for this study, Ma et al. also reported that training on one data source and testing on another raised error to roughly 14–21 % [3].</w:t>
+        <w:t>Early measurement work established that the URL string alone separates phishing from benign pages. McGrath and Gupta found phishing URLs far longer than benign directory URLs (modal lengths of 67–107 versus 22 characters) and observed brand names in 50–75 % of them [17]; Garera et al. catalogued URL obfuscation strategies such as IP hosts, redirection and brand names in the host or path [18]. Ma et al. turned these observations into large sparse bag-of-token models combined with host-based features and reported 95–99 % accuracy [3]. Their online variant, evaluated day by day over 100 days of web-mail traffic, showed that the feature distribution of malicious URLs drifts and that stale batch models degrade [19, 20]. Importantly for this study, Ma et al. also reported that training on one data source and testing on another raised error to roughly 14–21 % [3].</w:t>
       </w:r>
     </w:p>
     <w:p>
@@ -415,10 +388,7 @@
         <w:jc w:val="both"/>
       </w:pPr>
       <w:r>
-        <w:t>Ensembles combine heterogeneous learners or feature views. CatchPhish combined TF-IDF n-grams with handcrafted features in a random forest [26]; Chiew et al. selected compact feature subsets with an ensemble procedure [27]; PhishHaven used unbiased voting over several lexical models [28]; and Lee et al. trained noisy feature-subset ensembles to raise evasion cost [29]. The gains are consistently small: on the 651k-URL Kaggle corpus, stacking improved accuracy from 95.7 % (LightGBM) to 96.8 % [7], and on a 2</w:t>
-      </w:r>
-      <w:r>
-        <w:t>48k-URL feature table a Bayesian-tuned stacking ensemble matched but did not exceed Extra Trees in ROC-AUC (0.9947 versus 0.9948) [8]. These comparisons were made on random splits of a single dataset.</w:t>
+        <w:t>Ensembles combine heterogeneous learners or feature views. CatchPhish combined TF-IDF n-grams with handcrafted features in a random forest [26]; Chiew et al. selected compact feature subsets with an ensemble procedure [27]; PhishHaven used unbiased voting over several lexical models [28]; and Lee et al. trained noisy feature-subset ensembles to raise evasion cost [29]. The gains are consistently small: on the 651k-URL Kaggle corpus, stacking improved accuracy from 95.7 % (LightGBM) to 96.8 % [7], and on a 248k-URL feature table a Bayesian-tuned stacking ensemble matched but did not exceed Extra Trees in ROC-AUC (0.9947 versus 0.9948) [8]. These comparisons were made on random splits of a single dataset.</w:t>
       </w:r>
     </w:p>
     <w:p>
@@ -434,13 +404,7 @@
         <w:jc w:val="both"/>
       </w:pPr>
       <w:r>
-        <w:t>Learned representations avoid manual feature design. Character-level CNNs [30], character LSTMs [31] and joint character–word CNNs [32] were followed by attention-based hybrids [33, 34], Inception-style character/word networks evaluated at a 0.01 % false-positive rate on production telemetry [35], n-gram embeddings with attention [36] and multi-million-URL CNN studies [37]. Transformers fine-tuned on browser telemetry raised the true-positive rate at 0.01 % FPR from 71.2 % (URLNet) to 86.8 % [38]; URL-speci</w:t>
-      </w:r>
-      <w:r>
-        <w:t>fic pre-training at billion-URL scale followed [39, 40, 41], as did lightweight on-device transformers [42, 43] and large-language-model prompting and fine-tuning [44, 45]. Two observations matter here. First, the studies that used temporal splits and low-FPR operating points on production data [32, 35, 38] report far more modest true-positive rates than public-benchmark papers. Second, TransURL is the only representation paper we found with a substantial cross-dataset test, in which all models degraded sha</w:t>
-      </w:r>
-      <w:r>
-        <w:t xml:space="preserve">rply (GramBeddings fell to 70.2 % accuracy) [41]. Aljofey et al. stripped </w:t>
+        <w:t xml:space="preserve">Learned representations avoid manual feature design. Character-level CNNs [30], character LSTMs [31] and joint character–word CNNs [32] were followed by attention-based hybrids [33, 34], Inception-style character/word networks evaluated at a 0.01 % false-positive rate on production telemetry [35], n-gram embeddings with attention [36] and multi-million-URL CNN studies [37]. Transformers fine-tuned on browser telemetry raised the true-positive rate at 0.01 % FPR from 71.2 % (URLNet) to 86.8 % [38]; URL-specific pre-training at billion-URL scale followed [39, 40, 41], as did lightweight on-device transformers [42, 43] and large-language-model prompting and fine-tuning [44, 45]. Two observations matter here. First, the studies that used temporal splits and low-FPR operating points on production data [32, 35, 38] report far more modest true-positive rates than public-benchmark papers. Second, TransURL is the only representation paper we found with a substantial cross-dataset test, in which all models degraded sharply (GramBeddings fell to 70.2 % accuracy) [41]. Aljofey et al. stripped </w:t>
       </w:r>
       <w:r>
         <w:rPr>
@@ -486,13 +450,7 @@
         <w:jc w:val="both"/>
       </w:pPr>
       <w:r>
-        <w:t>SHAP provides additive feature attributions with consistency guarantees [47], and TreeExplainer computes them exactly for tree ensembles [48]. In phishing work SHAP is used mainly to select features [49, 50, 8]; Mia et al. are the exception, using it to show that the same features change sign across datasets [9]. Robustness studies show that 50 reproduced URL detectors fell from a median MCC of 0.92 to 0.02 on cheaply registrable adversarial URLs [16], that realistic problem-space evasions cause statistical</w:t>
-      </w:r>
-      <w:r>
-        <w:t xml:space="preserve">ly significant drops [51], and that generated URLs evade detectors [52, 53]; practitioners report that cheap manipulations, not gradient attacks, dominate in practice [54]. Homograph and squatting domains remain effective [55, 56, 57]. On calibration, boosted trees are known to be mis-calibrated without post-hoc scaling [58], calibration assumes that deployment matches the calibration data [59], and in Android malware detection calibration degrades under dataset shift [60]. We found no comparable study for </w:t>
-      </w:r>
-      <w:r>
-        <w:t>phishing URLs.</w:t>
+        <w:t>SHAP provides additive feature attributions with consistency guarantees [47], and TreeExplainer computes them exactly for tree ensembles [48]. In phishing work SHAP is used mainly to select features [49, 50, 8]; Mia et al. are the exception, using it to show that the same features change sign across datasets [9]. Robustness studies show that 50 reproduced URL detectors fell from a median MCC of 0.92 to 0.02 on cheaply registrable adversarial URLs [16], that realistic problem-space evasions cause statistically significant drops [51], and that generated URLs evade detectors [52, 53]; practitioners report that cheap manipulations, not gradient attacks, dominate in practice [54]. Homograph and squatting domains remain effective [55, 56, 57]. On calibration, boosted trees are known to be mis-calibrated without post-hoc scaling [58], calibration assumes that deployment matches the calibration data [59], and in Android malware detection calibration degrades under dataset shift [60]. We found no comparable study for phishing URLs.</w:t>
       </w:r>
     </w:p>
     <w:p>
@@ -508,17 +466,11 @@
         <w:jc w:val="both"/>
       </w:pPr>
       <w:r>
-        <w:t>Arp et al. showed that sampling bias, spurious correlations and the base-rate fallacy affect most top-venue security ML papers [12], echoing earlier warnings about closed-world evaluation [61] and base rates [62]. TESSERACT showed that temporally inconsistent splits inflate malware-detection F1 [63, 64], and drift-aware rejection and continual learning only partly recover performance [65, 66, 67]; phishing models trained on older data also degrade on newer data [68, 11]. For phishing specifically, the benig</w:t>
-      </w:r>
-      <w:r>
-        <w:t xml:space="preserve">n class has repeatedly been identified as the weak point: Alexa index pages "create a bias in the data" [16]; Alexa domain lists lack subdomains and paths [15]; benign sets should contain unpopular </w:t>
+        <w:t xml:space="preserve">Arp et al. showed that sampling bias, spurious correlations and the base-rate fallacy affect most top-venue security ML papers [12], echoing earlier warnings about closed-world evaluation [61] and base rates [62]. TESSERACT showed that temporally inconsistent splits inflate malware-detection F1 [63, 64], and drift-aware rejection and continual learning only partly recover performance [65, 66, 67]; phishing models trained on older data also degrade on newer data [68, 11]. For phishing specifically, the benign class has repeatedly been identified as the weak point: Alexa index pages "create a bias in the data" [16]; Alexa domain lists lack subdomains and paths [15]; benign sets should contain unpopular </w:t>
       </w:r>
       <w:r>
         <w:lastRenderedPageBreak/>
-        <w:t>sites and URLs with paths, at realistic prevalence [13]; balanced, popularity-derived benchmarks overstate performance [14, 69, 70]; popularity lists are unstable and manipulable [71, 72]; and public datasets leak between train and test and use unrealistic base rates [73]. Cross-dataset studies report near-chance</w:t>
-      </w:r>
-      <w:r>
-        <w:t xml:space="preserve"> transfer [9, 74] and propose domain adaptation [10]. Closest to our work, a single-author preprint names the </w:t>
+        <w:t xml:space="preserve">sites and URLs with paths, at realistic prevalence [13]; balanced, popularity-derived benchmarks overstate performance [14, 69, 70]; popularity lists are unstable and manipulable [71, 72]; and public datasets leak between train and test and use unrealistic base rates [73]. Cross-dataset studies report near-chance transfer [9, 74] and propose domain adaptation [10]. Closest to our work, a single-author preprint names the </w:t>
       </w:r>
       <w:r>
         <w:rPr>
@@ -733,7 +685,7 @@
           </w:tcPr>
           <w:p>
             <w:pPr>
-              <w:spacing w:after="0" w:line="240" w:lineRule="auto"/>
+              <w:spacing w:after="0"/>
             </w:pPr>
             <w:r>
               <w:rPr>
@@ -749,7 +701,7 @@
           </w:tcPr>
           <w:p>
             <w:pPr>
-              <w:spacing w:after="0" w:line="240" w:lineRule="auto"/>
+              <w:spacing w:after="0"/>
             </w:pPr>
             <w:r>
               <w:rPr>
@@ -765,7 +717,7 @@
           </w:tcPr>
           <w:p>
             <w:pPr>
-              <w:spacing w:after="0" w:line="240" w:lineRule="auto"/>
+              <w:spacing w:after="0"/>
             </w:pPr>
             <w:r>
               <w:rPr>
@@ -781,7 +733,7 @@
           </w:tcPr>
           <w:p>
             <w:pPr>
-              <w:spacing w:after="0" w:line="240" w:lineRule="auto"/>
+              <w:spacing w:after="0"/>
             </w:pPr>
             <w:r>
               <w:rPr>
@@ -797,7 +749,7 @@
           </w:tcPr>
           <w:p>
             <w:pPr>
-              <w:spacing w:after="0" w:line="240" w:lineRule="auto"/>
+              <w:spacing w:after="0"/>
             </w:pPr>
             <w:r>
               <w:rPr>
@@ -813,7 +765,7 @@
           </w:tcPr>
           <w:p>
             <w:pPr>
-              <w:spacing w:after="0" w:line="240" w:lineRule="auto"/>
+              <w:spacing w:after="0"/>
             </w:pPr>
             <w:r>
               <w:rPr>
@@ -829,7 +781,7 @@
           </w:tcPr>
           <w:p>
             <w:pPr>
-              <w:spacing w:after="0" w:line="240" w:lineRule="auto"/>
+              <w:spacing w:after="0"/>
             </w:pPr>
             <w:r>
               <w:rPr>
@@ -850,7 +802,7 @@
           </w:tcPr>
           <w:p>
             <w:pPr>
-              <w:spacing w:after="0" w:line="240" w:lineRule="auto"/>
+              <w:spacing w:after="0"/>
             </w:pPr>
             <w:r>
               <w:rPr>
@@ -866,7 +818,7 @@
           </w:tcPr>
           <w:p>
             <w:pPr>
-              <w:spacing w:after="0" w:line="240" w:lineRule="auto"/>
+              <w:spacing w:after="0"/>
             </w:pPr>
             <w:r>
               <w:rPr>
@@ -882,7 +834,7 @@
           </w:tcPr>
           <w:p>
             <w:pPr>
-              <w:spacing w:after="0" w:line="240" w:lineRule="auto"/>
+              <w:spacing w:after="0"/>
             </w:pPr>
             <w:r>
               <w:rPr>
@@ -898,7 +850,7 @@
           </w:tcPr>
           <w:p>
             <w:pPr>
-              <w:spacing w:after="0" w:line="240" w:lineRule="auto"/>
+              <w:spacing w:after="0"/>
             </w:pPr>
             <w:r>
               <w:rPr>
@@ -914,7 +866,7 @@
           </w:tcPr>
           <w:p>
             <w:pPr>
-              <w:spacing w:after="0" w:line="240" w:lineRule="auto"/>
+              <w:spacing w:after="0"/>
             </w:pPr>
             <w:r>
               <w:rPr>
@@ -930,7 +882,7 @@
           </w:tcPr>
           <w:p>
             <w:pPr>
-              <w:spacing w:after="0" w:line="240" w:lineRule="auto"/>
+              <w:spacing w:after="0"/>
             </w:pPr>
             <w:r>
               <w:rPr>
@@ -946,7 +898,7 @@
           </w:tcPr>
           <w:p>
             <w:pPr>
-              <w:spacing w:after="0" w:line="240" w:lineRule="auto"/>
+              <w:spacing w:after="0"/>
             </w:pPr>
             <w:r>
               <w:rPr>
@@ -967,7 +919,7 @@
           </w:tcPr>
           <w:p>
             <w:pPr>
-              <w:spacing w:after="0" w:line="240" w:lineRule="auto"/>
+              <w:spacing w:after="0"/>
             </w:pPr>
             <w:r>
               <w:rPr>
@@ -983,7 +935,7 @@
           </w:tcPr>
           <w:p>
             <w:pPr>
-              <w:spacing w:after="0" w:line="240" w:lineRule="auto"/>
+              <w:spacing w:after="0"/>
             </w:pPr>
             <w:r>
               <w:rPr>
@@ -999,7 +951,7 @@
           </w:tcPr>
           <w:p>
             <w:pPr>
-              <w:spacing w:after="0" w:line="240" w:lineRule="auto"/>
+              <w:spacing w:after="0"/>
             </w:pPr>
             <w:r>
               <w:rPr>
@@ -1015,7 +967,7 @@
           </w:tcPr>
           <w:p>
             <w:pPr>
-              <w:spacing w:after="0" w:line="240" w:lineRule="auto"/>
+              <w:spacing w:after="0"/>
             </w:pPr>
             <w:r>
               <w:rPr>
@@ -1031,7 +983,7 @@
           </w:tcPr>
           <w:p>
             <w:pPr>
-              <w:spacing w:after="0" w:line="240" w:lineRule="auto"/>
+              <w:spacing w:after="0"/>
             </w:pPr>
             <w:r>
               <w:rPr>
@@ -1047,7 +999,7 @@
           </w:tcPr>
           <w:p>
             <w:pPr>
-              <w:spacing w:after="0" w:line="240" w:lineRule="auto"/>
+              <w:spacing w:after="0"/>
             </w:pPr>
             <w:r>
               <w:rPr>
@@ -1063,7 +1015,7 @@
           </w:tcPr>
           <w:p>
             <w:pPr>
-              <w:spacing w:after="0" w:line="240" w:lineRule="auto"/>
+              <w:spacing w:after="0"/>
             </w:pPr>
             <w:r>
               <w:rPr>
@@ -1084,7 +1036,7 @@
           </w:tcPr>
           <w:p>
             <w:pPr>
-              <w:spacing w:after="0" w:line="240" w:lineRule="auto"/>
+              <w:spacing w:after="0"/>
             </w:pPr>
             <w:r>
               <w:rPr>
@@ -1100,7 +1052,7 @@
           </w:tcPr>
           <w:p>
             <w:pPr>
-              <w:spacing w:after="0" w:line="240" w:lineRule="auto"/>
+              <w:spacing w:after="0"/>
             </w:pPr>
             <w:r>
               <w:rPr>
@@ -1116,7 +1068,7 @@
           </w:tcPr>
           <w:p>
             <w:pPr>
-              <w:spacing w:after="0" w:line="240" w:lineRule="auto"/>
+              <w:spacing w:after="0"/>
             </w:pPr>
             <w:r>
               <w:rPr>
@@ -1132,7 +1084,7 @@
           </w:tcPr>
           <w:p>
             <w:pPr>
-              <w:spacing w:after="0" w:line="240" w:lineRule="auto"/>
+              <w:spacing w:after="0"/>
             </w:pPr>
             <w:r>
               <w:rPr>
@@ -1148,7 +1100,7 @@
           </w:tcPr>
           <w:p>
             <w:pPr>
-              <w:spacing w:after="0" w:line="240" w:lineRule="auto"/>
+              <w:spacing w:after="0"/>
             </w:pPr>
             <w:r>
               <w:rPr>
@@ -1164,7 +1116,7 @@
           </w:tcPr>
           <w:p>
             <w:pPr>
-              <w:spacing w:after="0" w:line="240" w:lineRule="auto"/>
+              <w:spacing w:after="0"/>
             </w:pPr>
             <w:r>
               <w:rPr>
@@ -1180,7 +1132,7 @@
           </w:tcPr>
           <w:p>
             <w:pPr>
-              <w:spacing w:after="0" w:line="240" w:lineRule="auto"/>
+              <w:spacing w:after="0"/>
             </w:pPr>
             <w:r>
               <w:rPr>
@@ -1201,7 +1153,7 @@
           </w:tcPr>
           <w:p>
             <w:pPr>
-              <w:spacing w:after="0" w:line="240" w:lineRule="auto"/>
+              <w:spacing w:after="0"/>
             </w:pPr>
             <w:r>
               <w:rPr>
@@ -1217,7 +1169,7 @@
           </w:tcPr>
           <w:p>
             <w:pPr>
-              <w:spacing w:after="0" w:line="240" w:lineRule="auto"/>
+              <w:spacing w:after="0"/>
             </w:pPr>
             <w:r>
               <w:rPr>
@@ -1233,7 +1185,7 @@
           </w:tcPr>
           <w:p>
             <w:pPr>
-              <w:spacing w:after="0" w:line="240" w:lineRule="auto"/>
+              <w:spacing w:after="0"/>
             </w:pPr>
             <w:r>
               <w:rPr>
@@ -1249,7 +1201,7 @@
           </w:tcPr>
           <w:p>
             <w:pPr>
-              <w:spacing w:after="0" w:line="240" w:lineRule="auto"/>
+              <w:spacing w:after="0"/>
             </w:pPr>
             <w:r>
               <w:rPr>
@@ -1265,7 +1217,7 @@
           </w:tcPr>
           <w:p>
             <w:pPr>
-              <w:spacing w:after="0" w:line="240" w:lineRule="auto"/>
+              <w:spacing w:after="0"/>
             </w:pPr>
             <w:r>
               <w:rPr>
@@ -1281,7 +1233,7 @@
           </w:tcPr>
           <w:p>
             <w:pPr>
-              <w:spacing w:after="0" w:line="240" w:lineRule="auto"/>
+              <w:spacing w:after="0"/>
             </w:pPr>
             <w:r>
               <w:rPr>
@@ -1297,7 +1249,7 @@
           </w:tcPr>
           <w:p>
             <w:pPr>
-              <w:spacing w:after="0" w:line="240" w:lineRule="auto"/>
+              <w:spacing w:after="0"/>
             </w:pPr>
             <w:r>
               <w:rPr>
@@ -1318,7 +1270,7 @@
           </w:tcPr>
           <w:p>
             <w:pPr>
-              <w:spacing w:after="0" w:line="240" w:lineRule="auto"/>
+              <w:spacing w:after="0"/>
             </w:pPr>
             <w:r>
               <w:rPr>
@@ -1334,7 +1286,7 @@
           </w:tcPr>
           <w:p>
             <w:pPr>
-              <w:spacing w:after="0" w:line="240" w:lineRule="auto"/>
+              <w:spacing w:after="0"/>
             </w:pPr>
             <w:r>
               <w:rPr>
@@ -1350,7 +1302,7 @@
           </w:tcPr>
           <w:p>
             <w:pPr>
-              <w:spacing w:after="0" w:line="240" w:lineRule="auto"/>
+              <w:spacing w:after="0"/>
             </w:pPr>
             <w:r>
               <w:rPr>
@@ -1366,7 +1318,7 @@
           </w:tcPr>
           <w:p>
             <w:pPr>
-              <w:spacing w:after="0" w:line="240" w:lineRule="auto"/>
+              <w:spacing w:after="0"/>
             </w:pPr>
             <w:r>
               <w:rPr>
@@ -1382,7 +1334,7 @@
           </w:tcPr>
           <w:p>
             <w:pPr>
-              <w:spacing w:after="0" w:line="240" w:lineRule="auto"/>
+              <w:spacing w:after="0"/>
             </w:pPr>
             <w:r>
               <w:rPr>
@@ -1398,7 +1350,7 @@
           </w:tcPr>
           <w:p>
             <w:pPr>
-              <w:spacing w:after="0" w:line="240" w:lineRule="auto"/>
+              <w:spacing w:after="0"/>
             </w:pPr>
             <w:r>
               <w:rPr>
@@ -1414,7 +1366,7 @@
           </w:tcPr>
           <w:p>
             <w:pPr>
-              <w:spacing w:after="0" w:line="240" w:lineRule="auto"/>
+              <w:spacing w:after="0"/>
             </w:pPr>
             <w:r>
               <w:rPr>
@@ -1435,7 +1387,7 @@
           </w:tcPr>
           <w:p>
             <w:pPr>
-              <w:spacing w:after="0" w:line="240" w:lineRule="auto"/>
+              <w:spacing w:after="0"/>
             </w:pPr>
             <w:r>
               <w:rPr>
@@ -1451,7 +1403,7 @@
           </w:tcPr>
           <w:p>
             <w:pPr>
-              <w:spacing w:after="0" w:line="240" w:lineRule="auto"/>
+              <w:spacing w:after="0"/>
             </w:pPr>
             <w:r>
               <w:rPr>
@@ -1467,7 +1419,7 @@
           </w:tcPr>
           <w:p>
             <w:pPr>
-              <w:spacing w:after="0" w:line="240" w:lineRule="auto"/>
+              <w:spacing w:after="0"/>
             </w:pPr>
             <w:r>
               <w:rPr>
@@ -1483,7 +1435,7 @@
           </w:tcPr>
           <w:p>
             <w:pPr>
-              <w:spacing w:after="0" w:line="240" w:lineRule="auto"/>
+              <w:spacing w:after="0"/>
             </w:pPr>
             <w:r>
               <w:rPr>
@@ -1499,7 +1451,7 @@
           </w:tcPr>
           <w:p>
             <w:pPr>
-              <w:spacing w:after="0" w:line="240" w:lineRule="auto"/>
+              <w:spacing w:after="0"/>
             </w:pPr>
             <w:r>
               <w:rPr>
@@ -1515,7 +1467,7 @@
           </w:tcPr>
           <w:p>
             <w:pPr>
-              <w:spacing w:after="0" w:line="240" w:lineRule="auto"/>
+              <w:spacing w:after="0"/>
             </w:pPr>
             <w:r>
               <w:rPr>
@@ -1531,7 +1483,7 @@
           </w:tcPr>
           <w:p>
             <w:pPr>
-              <w:spacing w:after="0" w:line="240" w:lineRule="auto"/>
+              <w:spacing w:after="0"/>
             </w:pPr>
             <w:r>
               <w:rPr>
@@ -1552,7 +1504,7 @@
           </w:tcPr>
           <w:p>
             <w:pPr>
-              <w:spacing w:after="0" w:line="240" w:lineRule="auto"/>
+              <w:spacing w:after="0"/>
             </w:pPr>
             <w:r>
               <w:rPr>
@@ -1568,7 +1520,7 @@
           </w:tcPr>
           <w:p>
             <w:pPr>
-              <w:spacing w:after="0" w:line="240" w:lineRule="auto"/>
+              <w:spacing w:after="0"/>
             </w:pPr>
             <w:r>
               <w:rPr>
@@ -1584,7 +1536,7 @@
           </w:tcPr>
           <w:p>
             <w:pPr>
-              <w:spacing w:after="0" w:line="240" w:lineRule="auto"/>
+              <w:spacing w:after="0"/>
             </w:pPr>
             <w:r>
               <w:rPr>
@@ -1600,7 +1552,7 @@
           </w:tcPr>
           <w:p>
             <w:pPr>
-              <w:spacing w:after="0" w:line="240" w:lineRule="auto"/>
+              <w:spacing w:after="0"/>
             </w:pPr>
             <w:r>
               <w:rPr>
@@ -1616,7 +1568,7 @@
           </w:tcPr>
           <w:p>
             <w:pPr>
-              <w:spacing w:after="0" w:line="240" w:lineRule="auto"/>
+              <w:spacing w:after="0"/>
             </w:pPr>
             <w:r>
               <w:rPr>
@@ -1632,7 +1584,7 @@
           </w:tcPr>
           <w:p>
             <w:pPr>
-              <w:spacing w:after="0" w:line="240" w:lineRule="auto"/>
+              <w:spacing w:after="0"/>
             </w:pPr>
             <w:r>
               <w:rPr>
@@ -1648,7 +1600,7 @@
           </w:tcPr>
           <w:p>
             <w:pPr>
-              <w:spacing w:after="0" w:line="240" w:lineRule="auto"/>
+              <w:spacing w:after="0"/>
             </w:pPr>
             <w:r>
               <w:rPr>
@@ -1669,7 +1621,7 @@
           </w:tcPr>
           <w:p>
             <w:pPr>
-              <w:spacing w:after="0" w:line="240" w:lineRule="auto"/>
+              <w:spacing w:after="0"/>
             </w:pPr>
             <w:r>
               <w:rPr>
@@ -1685,7 +1637,7 @@
           </w:tcPr>
           <w:p>
             <w:pPr>
-              <w:spacing w:after="0" w:line="240" w:lineRule="auto"/>
+              <w:spacing w:after="0"/>
             </w:pPr>
             <w:r>
               <w:rPr>
@@ -1701,7 +1653,7 @@
           </w:tcPr>
           <w:p>
             <w:pPr>
-              <w:spacing w:after="0" w:line="240" w:lineRule="auto"/>
+              <w:spacing w:after="0"/>
             </w:pPr>
             <w:r>
               <w:rPr>
@@ -1717,7 +1669,7 @@
           </w:tcPr>
           <w:p>
             <w:pPr>
-              <w:spacing w:after="0" w:line="240" w:lineRule="auto"/>
+              <w:spacing w:after="0"/>
             </w:pPr>
             <w:r>
               <w:rPr>
@@ -1733,7 +1685,7 @@
           </w:tcPr>
           <w:p>
             <w:pPr>
-              <w:spacing w:after="0" w:line="240" w:lineRule="auto"/>
+              <w:spacing w:after="0"/>
             </w:pPr>
             <w:r>
               <w:rPr>
@@ -1749,7 +1701,7 @@
           </w:tcPr>
           <w:p>
             <w:pPr>
-              <w:spacing w:after="0" w:line="240" w:lineRule="auto"/>
+              <w:spacing w:after="0"/>
             </w:pPr>
             <w:r>
               <w:rPr>
@@ -1765,7 +1717,7 @@
           </w:tcPr>
           <w:p>
             <w:pPr>
-              <w:spacing w:after="0" w:line="240" w:lineRule="auto"/>
+              <w:spacing w:after="0"/>
             </w:pPr>
             <w:r>
               <w:rPr>
@@ -1786,7 +1738,7 @@
           </w:tcPr>
           <w:p>
             <w:pPr>
-              <w:spacing w:after="0" w:line="240" w:lineRule="auto"/>
+              <w:spacing w:after="0"/>
             </w:pPr>
             <w:r>
               <w:rPr>
@@ -1802,7 +1754,7 @@
           </w:tcPr>
           <w:p>
             <w:pPr>
-              <w:spacing w:after="0" w:line="240" w:lineRule="auto"/>
+              <w:spacing w:after="0"/>
             </w:pPr>
             <w:r>
               <w:rPr>
@@ -1818,7 +1770,7 @@
           </w:tcPr>
           <w:p>
             <w:pPr>
-              <w:spacing w:after="0" w:line="240" w:lineRule="auto"/>
+              <w:spacing w:after="0"/>
             </w:pPr>
             <w:r>
               <w:rPr>
@@ -1834,7 +1786,7 @@
           </w:tcPr>
           <w:p>
             <w:pPr>
-              <w:spacing w:after="0" w:line="240" w:lineRule="auto"/>
+              <w:spacing w:after="0"/>
             </w:pPr>
             <w:r>
               <w:rPr>
@@ -1850,7 +1802,7 @@
           </w:tcPr>
           <w:p>
             <w:pPr>
-              <w:spacing w:after="0" w:line="240" w:lineRule="auto"/>
+              <w:spacing w:after="0"/>
             </w:pPr>
             <w:r>
               <w:rPr>
@@ -1866,7 +1818,7 @@
           </w:tcPr>
           <w:p>
             <w:pPr>
-              <w:spacing w:after="0" w:line="240" w:lineRule="auto"/>
+              <w:spacing w:after="0"/>
             </w:pPr>
             <w:r>
               <w:rPr>
@@ -1882,7 +1834,7 @@
           </w:tcPr>
           <w:p>
             <w:pPr>
-              <w:spacing w:after="0" w:line="240" w:lineRule="auto"/>
+              <w:spacing w:after="0"/>
             </w:pPr>
             <w:r>
               <w:rPr>
@@ -1903,7 +1855,7 @@
           </w:tcPr>
           <w:p>
             <w:pPr>
-              <w:spacing w:after="0" w:line="240" w:lineRule="auto"/>
+              <w:spacing w:after="0"/>
             </w:pPr>
             <w:r>
               <w:rPr>
@@ -1919,7 +1871,7 @@
           </w:tcPr>
           <w:p>
             <w:pPr>
-              <w:spacing w:after="0" w:line="240" w:lineRule="auto"/>
+              <w:spacing w:after="0"/>
             </w:pPr>
             <w:r>
               <w:rPr>
@@ -1935,7 +1887,7 @@
           </w:tcPr>
           <w:p>
             <w:pPr>
-              <w:spacing w:after="0" w:line="240" w:lineRule="auto"/>
+              <w:spacing w:after="0"/>
             </w:pPr>
             <w:r>
               <w:rPr>
@@ -1951,7 +1903,7 @@
           </w:tcPr>
           <w:p>
             <w:pPr>
-              <w:spacing w:after="0" w:line="240" w:lineRule="auto"/>
+              <w:spacing w:after="0"/>
             </w:pPr>
             <w:r>
               <w:rPr>
@@ -1967,7 +1919,7 @@
           </w:tcPr>
           <w:p>
             <w:pPr>
-              <w:spacing w:after="0" w:line="240" w:lineRule="auto"/>
+              <w:spacing w:after="0"/>
             </w:pPr>
             <w:r>
               <w:rPr>
@@ -1983,7 +1935,7 @@
           </w:tcPr>
           <w:p>
             <w:pPr>
-              <w:spacing w:after="0" w:line="240" w:lineRule="auto"/>
+              <w:spacing w:after="0"/>
             </w:pPr>
             <w:r>
               <w:rPr>
@@ -1999,7 +1951,7 @@
           </w:tcPr>
           <w:p>
             <w:pPr>
-              <w:spacing w:after="0" w:line="240" w:lineRule="auto"/>
+              <w:spacing w:after="0"/>
             </w:pPr>
             <w:r>
               <w:rPr>
@@ -2020,7 +1972,7 @@
           </w:tcPr>
           <w:p>
             <w:pPr>
-              <w:spacing w:after="0" w:line="240" w:lineRule="auto"/>
+              <w:spacing w:after="0"/>
             </w:pPr>
             <w:r>
               <w:rPr>
@@ -2036,7 +1988,7 @@
           </w:tcPr>
           <w:p>
             <w:pPr>
-              <w:spacing w:after="0" w:line="240" w:lineRule="auto"/>
+              <w:spacing w:after="0"/>
             </w:pPr>
             <w:r>
               <w:rPr>
@@ -2052,7 +2004,7 @@
           </w:tcPr>
           <w:p>
             <w:pPr>
-              <w:spacing w:after="0" w:line="240" w:lineRule="auto"/>
+              <w:spacing w:after="0"/>
             </w:pPr>
             <w:r>
               <w:rPr>
@@ -2068,7 +2020,7 @@
           </w:tcPr>
           <w:p>
             <w:pPr>
-              <w:spacing w:after="0" w:line="240" w:lineRule="auto"/>
+              <w:spacing w:after="0"/>
             </w:pPr>
             <w:r>
               <w:rPr>
@@ -2084,7 +2036,7 @@
           </w:tcPr>
           <w:p>
             <w:pPr>
-              <w:spacing w:after="0" w:line="240" w:lineRule="auto"/>
+              <w:spacing w:after="0"/>
             </w:pPr>
             <w:r>
               <w:rPr>
@@ -2100,7 +2052,7 @@
           </w:tcPr>
           <w:p>
             <w:pPr>
-              <w:spacing w:after="0" w:line="240" w:lineRule="auto"/>
+              <w:spacing w:after="0"/>
             </w:pPr>
             <w:r>
               <w:rPr>
@@ -2116,7 +2068,7 @@
           </w:tcPr>
           <w:p>
             <w:pPr>
-              <w:spacing w:after="0" w:line="240" w:lineRule="auto"/>
+              <w:spacing w:after="0"/>
             </w:pPr>
             <w:r>
               <w:rPr>
@@ -2137,7 +2089,7 @@
           </w:tcPr>
           <w:p>
             <w:pPr>
-              <w:spacing w:after="0" w:line="240" w:lineRule="auto"/>
+              <w:spacing w:after="0"/>
             </w:pPr>
             <w:r>
               <w:rPr>
@@ -2153,7 +2105,7 @@
           </w:tcPr>
           <w:p>
             <w:pPr>
-              <w:spacing w:after="0" w:line="240" w:lineRule="auto"/>
+              <w:spacing w:after="0"/>
             </w:pPr>
             <w:r>
               <w:rPr>
@@ -2169,7 +2121,7 @@
           </w:tcPr>
           <w:p>
             <w:pPr>
-              <w:spacing w:after="0" w:line="240" w:lineRule="auto"/>
+              <w:spacing w:after="0"/>
             </w:pPr>
             <w:r>
               <w:rPr>
@@ -2185,7 +2137,7 @@
           </w:tcPr>
           <w:p>
             <w:pPr>
-              <w:spacing w:after="0" w:line="240" w:lineRule="auto"/>
+              <w:spacing w:after="0"/>
             </w:pPr>
             <w:r>
               <w:rPr>
@@ -2201,7 +2153,7 @@
           </w:tcPr>
           <w:p>
             <w:pPr>
-              <w:spacing w:after="0" w:line="240" w:lineRule="auto"/>
+              <w:spacing w:after="0"/>
             </w:pPr>
             <w:r>
               <w:rPr>
@@ -2217,7 +2169,7 @@
           </w:tcPr>
           <w:p>
             <w:pPr>
-              <w:spacing w:after="0" w:line="240" w:lineRule="auto"/>
+              <w:spacing w:after="0"/>
             </w:pPr>
             <w:r>
               <w:rPr>
@@ -2233,7 +2185,7 @@
           </w:tcPr>
           <w:p>
             <w:pPr>
-              <w:spacing w:after="0" w:line="240" w:lineRule="auto"/>
+              <w:spacing w:after="0"/>
             </w:pPr>
             <w:r>
               <w:rPr>
@@ -2254,7 +2206,7 @@
           </w:tcPr>
           <w:p>
             <w:pPr>
-              <w:spacing w:after="0" w:line="240" w:lineRule="auto"/>
+              <w:spacing w:after="0"/>
             </w:pPr>
             <w:r>
               <w:rPr>
@@ -2270,7 +2222,7 @@
           </w:tcPr>
           <w:p>
             <w:pPr>
-              <w:spacing w:after="0" w:line="240" w:lineRule="auto"/>
+              <w:spacing w:after="0"/>
             </w:pPr>
             <w:r>
               <w:rPr>
@@ -2286,7 +2238,7 @@
           </w:tcPr>
           <w:p>
             <w:pPr>
-              <w:spacing w:after="0" w:line="240" w:lineRule="auto"/>
+              <w:spacing w:after="0"/>
             </w:pPr>
             <w:r>
               <w:rPr>
@@ -2302,7 +2254,7 @@
           </w:tcPr>
           <w:p>
             <w:pPr>
-              <w:spacing w:after="0" w:line="240" w:lineRule="auto"/>
+              <w:spacing w:after="0"/>
             </w:pPr>
             <w:r>
               <w:rPr>
@@ -2318,7 +2270,7 @@
           </w:tcPr>
           <w:p>
             <w:pPr>
-              <w:spacing w:after="0" w:line="240" w:lineRule="auto"/>
+              <w:spacing w:after="0"/>
             </w:pPr>
             <w:r>
               <w:rPr>
@@ -2334,7 +2286,7 @@
           </w:tcPr>
           <w:p>
             <w:pPr>
-              <w:spacing w:after="0" w:line="240" w:lineRule="auto"/>
+              <w:spacing w:after="0"/>
             </w:pPr>
             <w:r>
               <w:rPr>
@@ -2350,7 +2302,7 @@
           </w:tcPr>
           <w:p>
             <w:pPr>
-              <w:spacing w:after="0" w:line="240" w:lineRule="auto"/>
+              <w:spacing w:after="0"/>
             </w:pPr>
             <w:r>
               <w:rPr>
@@ -2371,7 +2323,7 @@
           </w:tcPr>
           <w:p>
             <w:pPr>
-              <w:spacing w:after="0" w:line="240" w:lineRule="auto"/>
+              <w:spacing w:after="0"/>
             </w:pPr>
             <w:r>
               <w:rPr>
@@ -2387,7 +2339,7 @@
           </w:tcPr>
           <w:p>
             <w:pPr>
-              <w:spacing w:after="0" w:line="240" w:lineRule="auto"/>
+              <w:spacing w:after="0"/>
             </w:pPr>
             <w:r>
               <w:rPr>
@@ -2403,7 +2355,7 @@
           </w:tcPr>
           <w:p>
             <w:pPr>
-              <w:spacing w:after="0" w:line="240" w:lineRule="auto"/>
+              <w:spacing w:after="0"/>
             </w:pPr>
             <w:r>
               <w:rPr>
@@ -2419,7 +2371,7 @@
           </w:tcPr>
           <w:p>
             <w:pPr>
-              <w:spacing w:after="0" w:line="240" w:lineRule="auto"/>
+              <w:spacing w:after="0"/>
             </w:pPr>
             <w:r>
               <w:rPr>
@@ -2435,7 +2387,7 @@
           </w:tcPr>
           <w:p>
             <w:pPr>
-              <w:spacing w:after="0" w:line="240" w:lineRule="auto"/>
+              <w:spacing w:after="0"/>
             </w:pPr>
             <w:r>
               <w:rPr>
@@ -2451,7 +2403,7 @@
           </w:tcPr>
           <w:p>
             <w:pPr>
-              <w:spacing w:after="0" w:line="240" w:lineRule="auto"/>
+              <w:spacing w:after="0"/>
             </w:pPr>
             <w:r>
               <w:rPr>
@@ -2467,7 +2419,7 @@
           </w:tcPr>
           <w:p>
             <w:pPr>
-              <w:spacing w:after="0" w:line="240" w:lineRule="auto"/>
+              <w:spacing w:after="0"/>
             </w:pPr>
             <w:r>
               <w:rPr>
@@ -2488,7 +2440,7 @@
           </w:tcPr>
           <w:p>
             <w:pPr>
-              <w:spacing w:after="0" w:line="240" w:lineRule="auto"/>
+              <w:spacing w:after="0"/>
             </w:pPr>
             <w:r>
               <w:rPr>
@@ -2504,7 +2456,7 @@
           </w:tcPr>
           <w:p>
             <w:pPr>
-              <w:spacing w:after="0" w:line="240" w:lineRule="auto"/>
+              <w:spacing w:after="0"/>
             </w:pPr>
             <w:r>
               <w:rPr>
@@ -2520,7 +2472,7 @@
           </w:tcPr>
           <w:p>
             <w:pPr>
-              <w:spacing w:after="0" w:line="240" w:lineRule="auto"/>
+              <w:spacing w:after="0"/>
             </w:pPr>
             <w:r>
               <w:rPr>
@@ -2536,7 +2488,7 @@
           </w:tcPr>
           <w:p>
             <w:pPr>
-              <w:spacing w:after="0" w:line="240" w:lineRule="auto"/>
+              <w:spacing w:after="0"/>
             </w:pPr>
             <w:r>
               <w:rPr>
@@ -2552,7 +2504,7 @@
           </w:tcPr>
           <w:p>
             <w:pPr>
-              <w:spacing w:after="0" w:line="240" w:lineRule="auto"/>
+              <w:spacing w:after="0"/>
             </w:pPr>
             <w:r>
               <w:rPr>
@@ -2568,7 +2520,7 @@
           </w:tcPr>
           <w:p>
             <w:pPr>
-              <w:spacing w:after="0" w:line="240" w:lineRule="auto"/>
+              <w:spacing w:after="0"/>
             </w:pPr>
             <w:r>
               <w:rPr>
@@ -2584,7 +2536,7 @@
           </w:tcPr>
           <w:p>
             <w:pPr>
-              <w:spacing w:after="0" w:line="240" w:lineRule="auto"/>
+              <w:spacing w:after="0"/>
             </w:pPr>
             <w:r>
               <w:rPr>
@@ -2605,7 +2557,7 @@
           </w:tcPr>
           <w:p>
             <w:pPr>
-              <w:spacing w:after="0" w:line="240" w:lineRule="auto"/>
+              <w:spacing w:after="0"/>
             </w:pPr>
             <w:r>
               <w:rPr>
@@ -2621,7 +2573,7 @@
           </w:tcPr>
           <w:p>
             <w:pPr>
-              <w:spacing w:after="0" w:line="240" w:lineRule="auto"/>
+              <w:spacing w:after="0"/>
             </w:pPr>
             <w:r>
               <w:rPr>
@@ -2637,7 +2589,7 @@
           </w:tcPr>
           <w:p>
             <w:pPr>
-              <w:spacing w:after="0" w:line="240" w:lineRule="auto"/>
+              <w:spacing w:after="0"/>
             </w:pPr>
             <w:r>
               <w:rPr>
@@ -2653,7 +2605,7 @@
           </w:tcPr>
           <w:p>
             <w:pPr>
-              <w:spacing w:after="0" w:line="240" w:lineRule="auto"/>
+              <w:spacing w:after="0"/>
             </w:pPr>
             <w:r>
               <w:rPr>
@@ -2669,7 +2621,7 @@
           </w:tcPr>
           <w:p>
             <w:pPr>
-              <w:spacing w:after="0" w:line="240" w:lineRule="auto"/>
+              <w:spacing w:after="0"/>
             </w:pPr>
             <w:r>
               <w:rPr>
@@ -2685,7 +2637,7 @@
           </w:tcPr>
           <w:p>
             <w:pPr>
-              <w:spacing w:after="0" w:line="240" w:lineRule="auto"/>
+              <w:spacing w:after="0"/>
             </w:pPr>
             <w:r>
               <w:rPr>
@@ -2701,7 +2653,7 @@
           </w:tcPr>
           <w:p>
             <w:pPr>
-              <w:spacing w:after="0" w:line="240" w:lineRule="auto"/>
+              <w:spacing w:after="0"/>
             </w:pPr>
             <w:r>
               <w:rPr>
@@ -2722,7 +2674,7 @@
           </w:tcPr>
           <w:p>
             <w:pPr>
-              <w:spacing w:after="0" w:line="240" w:lineRule="auto"/>
+              <w:spacing w:after="0"/>
             </w:pPr>
             <w:r>
               <w:rPr>
@@ -2738,7 +2690,7 @@
           </w:tcPr>
           <w:p>
             <w:pPr>
-              <w:spacing w:after="0" w:line="240" w:lineRule="auto"/>
+              <w:spacing w:after="0"/>
             </w:pPr>
             <w:r>
               <w:rPr>
@@ -2754,7 +2706,7 @@
           </w:tcPr>
           <w:p>
             <w:pPr>
-              <w:spacing w:after="0" w:line="240" w:lineRule="auto"/>
+              <w:spacing w:after="0"/>
             </w:pPr>
             <w:r>
               <w:rPr>
@@ -2770,7 +2722,7 @@
           </w:tcPr>
           <w:p>
             <w:pPr>
-              <w:spacing w:after="0" w:line="240" w:lineRule="auto"/>
+              <w:spacing w:after="0"/>
             </w:pPr>
             <w:r>
               <w:rPr>
@@ -2786,7 +2738,7 @@
           </w:tcPr>
           <w:p>
             <w:pPr>
-              <w:spacing w:after="0" w:line="240" w:lineRule="auto"/>
+              <w:spacing w:after="0"/>
             </w:pPr>
             <w:r>
               <w:rPr>
@@ -2802,7 +2754,7 @@
           </w:tcPr>
           <w:p>
             <w:pPr>
-              <w:spacing w:after="0" w:line="240" w:lineRule="auto"/>
+              <w:spacing w:after="0"/>
             </w:pPr>
             <w:r>
               <w:rPr>
@@ -2818,7 +2770,7 @@
           </w:tcPr>
           <w:p>
             <w:pPr>
-              <w:spacing w:after="0" w:line="240" w:lineRule="auto"/>
+              <w:spacing w:after="0"/>
             </w:pPr>
             <w:r>
               <w:rPr>
@@ -2839,7 +2791,7 @@
           </w:tcPr>
           <w:p>
             <w:pPr>
-              <w:spacing w:after="0" w:line="240" w:lineRule="auto"/>
+              <w:spacing w:after="0"/>
             </w:pPr>
             <w:r>
               <w:rPr>
@@ -2855,7 +2807,7 @@
           </w:tcPr>
           <w:p>
             <w:pPr>
-              <w:spacing w:after="0" w:line="240" w:lineRule="auto"/>
+              <w:spacing w:after="0"/>
             </w:pPr>
             <w:r>
               <w:rPr>
@@ -2871,7 +2823,7 @@
           </w:tcPr>
           <w:p>
             <w:pPr>
-              <w:spacing w:after="0" w:line="240" w:lineRule="auto"/>
+              <w:spacing w:after="0"/>
             </w:pPr>
             <w:r>
               <w:rPr>
@@ -2887,7 +2839,7 @@
           </w:tcPr>
           <w:p>
             <w:pPr>
-              <w:spacing w:after="0" w:line="240" w:lineRule="auto"/>
+              <w:spacing w:after="0"/>
             </w:pPr>
             <w:r>
               <w:rPr>
@@ -2903,7 +2855,7 @@
           </w:tcPr>
           <w:p>
             <w:pPr>
-              <w:spacing w:after="0" w:line="240" w:lineRule="auto"/>
+              <w:spacing w:after="0"/>
             </w:pPr>
             <w:r>
               <w:rPr>
@@ -2919,7 +2871,7 @@
           </w:tcPr>
           <w:p>
             <w:pPr>
-              <w:spacing w:after="0" w:line="240" w:lineRule="auto"/>
+              <w:spacing w:after="0"/>
             </w:pPr>
             <w:r>
               <w:rPr>
@@ -2935,7 +2887,7 @@
           </w:tcPr>
           <w:p>
             <w:pPr>
-              <w:spacing w:after="0" w:line="240" w:lineRule="auto"/>
+              <w:spacing w:after="0"/>
             </w:pPr>
             <w:r>
               <w:rPr>
@@ -2956,7 +2908,7 @@
           </w:tcPr>
           <w:p>
             <w:pPr>
-              <w:spacing w:after="0" w:line="240" w:lineRule="auto"/>
+              <w:spacing w:after="0"/>
             </w:pPr>
             <w:r>
               <w:rPr>
@@ -2972,7 +2924,7 @@
           </w:tcPr>
           <w:p>
             <w:pPr>
-              <w:spacing w:after="0" w:line="240" w:lineRule="auto"/>
+              <w:spacing w:after="0"/>
             </w:pPr>
             <w:r>
               <w:rPr>
@@ -2988,7 +2940,7 @@
           </w:tcPr>
           <w:p>
             <w:pPr>
-              <w:spacing w:after="0" w:line="240" w:lineRule="auto"/>
+              <w:spacing w:after="0"/>
             </w:pPr>
             <w:r>
               <w:rPr>
@@ -3004,7 +2956,7 @@
           </w:tcPr>
           <w:p>
             <w:pPr>
-              <w:spacing w:after="0" w:line="240" w:lineRule="auto"/>
+              <w:spacing w:after="0"/>
             </w:pPr>
             <w:r>
               <w:rPr>
@@ -3020,7 +2972,7 @@
           </w:tcPr>
           <w:p>
             <w:pPr>
-              <w:spacing w:after="0" w:line="240" w:lineRule="auto"/>
+              <w:spacing w:after="0"/>
             </w:pPr>
             <w:r>
               <w:rPr>
@@ -3036,7 +2988,7 @@
           </w:tcPr>
           <w:p>
             <w:pPr>
-              <w:spacing w:after="0" w:line="240" w:lineRule="auto"/>
+              <w:spacing w:after="0"/>
             </w:pPr>
             <w:r>
               <w:rPr>
@@ -3052,7 +3004,7 @@
           </w:tcPr>
           <w:p>
             <w:pPr>
-              <w:spacing w:after="0" w:line="240" w:lineRule="auto"/>
+              <w:spacing w:after="0"/>
             </w:pPr>
             <w:r>
               <w:rPr>
@@ -3073,7 +3025,7 @@
           </w:tcPr>
           <w:p>
             <w:pPr>
-              <w:spacing w:after="0" w:line="240" w:lineRule="auto"/>
+              <w:spacing w:after="0"/>
             </w:pPr>
             <w:r>
               <w:rPr>
@@ -3089,7 +3041,7 @@
           </w:tcPr>
           <w:p>
             <w:pPr>
-              <w:spacing w:after="0" w:line="240" w:lineRule="auto"/>
+              <w:spacing w:after="0"/>
             </w:pPr>
             <w:r>
               <w:rPr>
@@ -3105,7 +3057,7 @@
           </w:tcPr>
           <w:p>
             <w:pPr>
-              <w:spacing w:after="0" w:line="240" w:lineRule="auto"/>
+              <w:spacing w:after="0"/>
             </w:pPr>
             <w:r>
               <w:rPr>
@@ -3121,7 +3073,7 @@
           </w:tcPr>
           <w:p>
             <w:pPr>
-              <w:spacing w:after="0" w:line="240" w:lineRule="auto"/>
+              <w:spacing w:after="0"/>
             </w:pPr>
             <w:r>
               <w:rPr>
@@ -3137,7 +3089,7 @@
           </w:tcPr>
           <w:p>
             <w:pPr>
-              <w:spacing w:after="0" w:line="240" w:lineRule="auto"/>
+              <w:spacing w:after="0"/>
             </w:pPr>
             <w:r>
               <w:rPr>
@@ -3153,7 +3105,7 @@
           </w:tcPr>
           <w:p>
             <w:pPr>
-              <w:spacing w:after="0" w:line="240" w:lineRule="auto"/>
+              <w:spacing w:after="0"/>
             </w:pPr>
             <w:r>
               <w:rPr>
@@ -3169,7 +3121,7 @@
           </w:tcPr>
           <w:p>
             <w:pPr>
-              <w:spacing w:after="0" w:line="240" w:lineRule="auto"/>
+              <w:spacing w:after="0"/>
             </w:pPr>
             <w:r>
               <w:rPr>
@@ -3190,7 +3142,7 @@
           </w:tcPr>
           <w:p>
             <w:pPr>
-              <w:spacing w:after="0" w:line="240" w:lineRule="auto"/>
+              <w:spacing w:after="0"/>
             </w:pPr>
             <w:r>
               <w:rPr>
@@ -3207,7 +3159,7 @@
           </w:tcPr>
           <w:p>
             <w:pPr>
-              <w:spacing w:after="0" w:line="240" w:lineRule="auto"/>
+              <w:spacing w:after="0"/>
             </w:pPr>
             <w:r>
               <w:rPr>
@@ -3223,7 +3175,7 @@
           </w:tcPr>
           <w:p>
             <w:pPr>
-              <w:spacing w:after="0" w:line="240" w:lineRule="auto"/>
+              <w:spacing w:after="0"/>
             </w:pPr>
             <w:r>
               <w:rPr>
@@ -3239,7 +3191,7 @@
           </w:tcPr>
           <w:p>
             <w:pPr>
-              <w:spacing w:after="0" w:line="240" w:lineRule="auto"/>
+              <w:spacing w:after="0"/>
             </w:pPr>
             <w:r>
               <w:rPr>
@@ -3255,7 +3207,7 @@
           </w:tcPr>
           <w:p>
             <w:pPr>
-              <w:spacing w:after="0" w:line="240" w:lineRule="auto"/>
+              <w:spacing w:after="0"/>
             </w:pPr>
             <w:r>
               <w:rPr>
@@ -3271,7 +3223,7 @@
           </w:tcPr>
           <w:p>
             <w:pPr>
-              <w:spacing w:after="0" w:line="240" w:lineRule="auto"/>
+              <w:spacing w:after="0"/>
             </w:pPr>
             <w:r>
               <w:rPr>
@@ -3287,7 +3239,7 @@
           </w:tcPr>
           <w:p>
             <w:pPr>
-              <w:spacing w:after="0" w:line="240" w:lineRule="auto"/>
+              <w:spacing w:after="0"/>
             </w:pPr>
             <w:r>
               <w:rPr>
@@ -3308,7 +3260,7 @@
           </w:tcPr>
           <w:p>
             <w:pPr>
-              <w:spacing w:after="0" w:line="240" w:lineRule="auto"/>
+              <w:spacing w:after="0"/>
             </w:pPr>
             <w:r>
               <w:rPr>
@@ -3324,7 +3276,7 @@
           </w:tcPr>
           <w:p>
             <w:pPr>
-              <w:spacing w:after="0" w:line="240" w:lineRule="auto"/>
+              <w:spacing w:after="0"/>
             </w:pPr>
             <w:r>
               <w:rPr>
@@ -3340,7 +3292,7 @@
           </w:tcPr>
           <w:p>
             <w:pPr>
-              <w:spacing w:after="0" w:line="240" w:lineRule="auto"/>
+              <w:spacing w:after="0"/>
             </w:pPr>
             <w:r>
               <w:rPr>
@@ -3356,7 +3308,7 @@
           </w:tcPr>
           <w:p>
             <w:pPr>
-              <w:spacing w:after="0" w:line="240" w:lineRule="auto"/>
+              <w:spacing w:after="0"/>
             </w:pPr>
             <w:r>
               <w:rPr>
@@ -3372,7 +3324,7 @@
           </w:tcPr>
           <w:p>
             <w:pPr>
-              <w:spacing w:after="0" w:line="240" w:lineRule="auto"/>
+              <w:spacing w:after="0"/>
             </w:pPr>
             <w:r>
               <w:rPr>
@@ -3388,7 +3340,7 @@
           </w:tcPr>
           <w:p>
             <w:pPr>
-              <w:spacing w:after="0" w:line="240" w:lineRule="auto"/>
+              <w:spacing w:after="0"/>
             </w:pPr>
             <w:r>
               <w:rPr>
@@ -3404,7 +3356,7 @@
           </w:tcPr>
           <w:p>
             <w:pPr>
-              <w:spacing w:after="0" w:line="240" w:lineRule="auto"/>
+              <w:spacing w:after="0"/>
             </w:pPr>
             <w:r>
               <w:rPr>
@@ -3425,7 +3377,7 @@
           </w:tcPr>
           <w:p>
             <w:pPr>
-              <w:spacing w:after="0" w:line="240" w:lineRule="auto"/>
+              <w:spacing w:after="0"/>
             </w:pPr>
             <w:r>
               <w:rPr>
@@ -3441,7 +3393,7 @@
           </w:tcPr>
           <w:p>
             <w:pPr>
-              <w:spacing w:after="0" w:line="240" w:lineRule="auto"/>
+              <w:spacing w:after="0"/>
             </w:pPr>
             <w:r>
               <w:rPr>
@@ -3457,7 +3409,7 @@
           </w:tcPr>
           <w:p>
             <w:pPr>
-              <w:spacing w:after="0" w:line="240" w:lineRule="auto"/>
+              <w:spacing w:after="0"/>
             </w:pPr>
             <w:r>
               <w:rPr>
@@ -3473,7 +3425,7 @@
           </w:tcPr>
           <w:p>
             <w:pPr>
-              <w:spacing w:after="0" w:line="240" w:lineRule="auto"/>
+              <w:spacing w:after="0"/>
             </w:pPr>
             <w:r>
               <w:rPr>
@@ -3489,7 +3441,7 @@
           </w:tcPr>
           <w:p>
             <w:pPr>
-              <w:spacing w:after="0" w:line="240" w:lineRule="auto"/>
+              <w:spacing w:after="0"/>
             </w:pPr>
             <w:r>
               <w:rPr>
@@ -3505,7 +3457,7 @@
           </w:tcPr>
           <w:p>
             <w:pPr>
-              <w:spacing w:after="0" w:line="240" w:lineRule="auto"/>
+              <w:spacing w:after="0"/>
             </w:pPr>
             <w:r>
               <w:rPr>
@@ -3521,7 +3473,7 @@
           </w:tcPr>
           <w:p>
             <w:pPr>
-              <w:spacing w:after="0" w:line="240" w:lineRule="auto"/>
+              <w:spacing w:after="0"/>
             </w:pPr>
             <w:r>
               <w:rPr>
@@ -3542,7 +3494,7 @@
           </w:tcPr>
           <w:p>
             <w:pPr>
-              <w:spacing w:after="0" w:line="240" w:lineRule="auto"/>
+              <w:spacing w:after="0"/>
             </w:pPr>
             <w:r>
               <w:rPr>
@@ -3558,7 +3510,7 @@
           </w:tcPr>
           <w:p>
             <w:pPr>
-              <w:spacing w:after="0" w:line="240" w:lineRule="auto"/>
+              <w:spacing w:after="0"/>
             </w:pPr>
             <w:r>
               <w:rPr>
@@ -3574,7 +3526,7 @@
           </w:tcPr>
           <w:p>
             <w:pPr>
-              <w:spacing w:after="0" w:line="240" w:lineRule="auto"/>
+              <w:spacing w:after="0"/>
             </w:pPr>
             <w:r>
               <w:rPr>
@@ -3590,7 +3542,7 @@
           </w:tcPr>
           <w:p>
             <w:pPr>
-              <w:spacing w:after="0" w:line="240" w:lineRule="auto"/>
+              <w:spacing w:after="0"/>
             </w:pPr>
             <w:r>
               <w:rPr>
@@ -3606,7 +3558,7 @@
           </w:tcPr>
           <w:p>
             <w:pPr>
-              <w:spacing w:after="0" w:line="240" w:lineRule="auto"/>
+              <w:spacing w:after="0"/>
             </w:pPr>
             <w:r>
               <w:rPr>
@@ -3622,7 +3574,7 @@
           </w:tcPr>
           <w:p>
             <w:pPr>
-              <w:spacing w:after="0" w:line="240" w:lineRule="auto"/>
+              <w:spacing w:after="0"/>
             </w:pPr>
             <w:r>
               <w:rPr>
@@ -3638,7 +3590,7 @@
           </w:tcPr>
           <w:p>
             <w:pPr>
-              <w:spacing w:after="0" w:line="240" w:lineRule="auto"/>
+              <w:spacing w:after="0"/>
             </w:pPr>
             <w:r>
               <w:rPr>
@@ -3659,7 +3611,7 @@
           </w:tcPr>
           <w:p>
             <w:pPr>
-              <w:spacing w:after="0" w:line="240" w:lineRule="auto"/>
+              <w:spacing w:after="0"/>
             </w:pPr>
             <w:r>
               <w:rPr>
@@ -3675,7 +3627,7 @@
           </w:tcPr>
           <w:p>
             <w:pPr>
-              <w:spacing w:after="0" w:line="240" w:lineRule="auto"/>
+              <w:spacing w:after="0"/>
             </w:pPr>
             <w:r>
               <w:rPr>
@@ -3691,7 +3643,7 @@
           </w:tcPr>
           <w:p>
             <w:pPr>
-              <w:spacing w:after="0" w:line="240" w:lineRule="auto"/>
+              <w:spacing w:after="0"/>
             </w:pPr>
             <w:r>
               <w:rPr>
@@ -3707,7 +3659,7 @@
           </w:tcPr>
           <w:p>
             <w:pPr>
-              <w:spacing w:after="0" w:line="240" w:lineRule="auto"/>
+              <w:spacing w:after="0"/>
             </w:pPr>
             <w:r>
               <w:rPr>
@@ -3723,7 +3675,7 @@
           </w:tcPr>
           <w:p>
             <w:pPr>
-              <w:spacing w:after="0" w:line="240" w:lineRule="auto"/>
+              <w:spacing w:after="0"/>
             </w:pPr>
             <w:r>
               <w:rPr>
@@ -3739,7 +3691,7 @@
           </w:tcPr>
           <w:p>
             <w:pPr>
-              <w:spacing w:after="0" w:line="240" w:lineRule="auto"/>
+              <w:spacing w:after="0"/>
             </w:pPr>
             <w:r>
               <w:rPr>
@@ -3755,7 +3707,7 @@
           </w:tcPr>
           <w:p>
             <w:pPr>
-              <w:spacing w:after="0" w:line="240" w:lineRule="auto"/>
+              <w:spacing w:after="0"/>
             </w:pPr>
             <w:r>
               <w:rPr>
@@ -3776,7 +3728,7 @@
           </w:tcPr>
           <w:p>
             <w:pPr>
-              <w:spacing w:after="0" w:line="240" w:lineRule="auto"/>
+              <w:spacing w:after="0"/>
             </w:pPr>
             <w:r>
               <w:rPr>
@@ -3792,7 +3744,7 @@
           </w:tcPr>
           <w:p>
             <w:pPr>
-              <w:spacing w:after="0" w:line="240" w:lineRule="auto"/>
+              <w:spacing w:after="0"/>
             </w:pPr>
             <w:r>
               <w:rPr>
@@ -3808,7 +3760,7 @@
           </w:tcPr>
           <w:p>
             <w:pPr>
-              <w:spacing w:after="0" w:line="240" w:lineRule="auto"/>
+              <w:spacing w:after="0"/>
             </w:pPr>
             <w:r>
               <w:rPr>
@@ -3824,7 +3776,7 @@
           </w:tcPr>
           <w:p>
             <w:pPr>
-              <w:spacing w:after="0" w:line="240" w:lineRule="auto"/>
+              <w:spacing w:after="0"/>
             </w:pPr>
             <w:r>
               <w:rPr>
@@ -3840,7 +3792,7 @@
           </w:tcPr>
           <w:p>
             <w:pPr>
-              <w:spacing w:after="0" w:line="240" w:lineRule="auto"/>
+              <w:spacing w:after="0"/>
             </w:pPr>
             <w:r>
               <w:rPr>
@@ -3856,7 +3808,7 @@
           </w:tcPr>
           <w:p>
             <w:pPr>
-              <w:spacing w:after="0" w:line="240" w:lineRule="auto"/>
+              <w:spacing w:after="0"/>
             </w:pPr>
             <w:r>
               <w:rPr>
@@ -3872,7 +3824,7 @@
           </w:tcPr>
           <w:p>
             <w:pPr>
-              <w:spacing w:after="0" w:line="240" w:lineRule="auto"/>
+              <w:spacing w:after="0"/>
             </w:pPr>
             <w:r>
               <w:rPr>
@@ -3893,7 +3845,7 @@
           </w:tcPr>
           <w:p>
             <w:pPr>
-              <w:spacing w:after="0" w:line="240" w:lineRule="auto"/>
+              <w:spacing w:after="0"/>
             </w:pPr>
             <w:r>
               <w:rPr>
@@ -3909,7 +3861,7 @@
           </w:tcPr>
           <w:p>
             <w:pPr>
-              <w:spacing w:after="0" w:line="240" w:lineRule="auto"/>
+              <w:spacing w:after="0"/>
             </w:pPr>
             <w:r>
               <w:rPr>
@@ -3925,7 +3877,7 @@
           </w:tcPr>
           <w:p>
             <w:pPr>
-              <w:spacing w:after="0" w:line="240" w:lineRule="auto"/>
+              <w:spacing w:after="0"/>
             </w:pPr>
             <w:r>
               <w:rPr>
@@ -3941,7 +3893,7 @@
           </w:tcPr>
           <w:p>
             <w:pPr>
-              <w:spacing w:after="0" w:line="240" w:lineRule="auto"/>
+              <w:spacing w:after="0"/>
             </w:pPr>
             <w:r>
               <w:rPr>
@@ -3957,7 +3909,7 @@
           </w:tcPr>
           <w:p>
             <w:pPr>
-              <w:spacing w:after="0" w:line="240" w:lineRule="auto"/>
+              <w:spacing w:after="0"/>
             </w:pPr>
             <w:r>
               <w:rPr>
@@ -3973,7 +3925,7 @@
           </w:tcPr>
           <w:p>
             <w:pPr>
-              <w:spacing w:after="0" w:line="240" w:lineRule="auto"/>
+              <w:spacing w:after="0"/>
             </w:pPr>
             <w:r>
               <w:rPr>
@@ -3989,7 +3941,7 @@
           </w:tcPr>
           <w:p>
             <w:pPr>
-              <w:spacing w:after="0" w:line="240" w:lineRule="auto"/>
+              <w:spacing w:after="0"/>
             </w:pPr>
             <w:r>
               <w:rPr>
@@ -4028,10 +3980,7 @@
         <w:t>which</w:t>
       </w:r>
       <w:r>
-        <w:t xml:space="preserve"> recording properties of public corpora carry the in-distribution scores, whether those properties point the same way across corpora, how much registered-domain memorisation adds, or whether removing the properties — by dropping features or by canonicalising the URL — restores transfer. Prior cross-dataset studies worked with pre-computed feature tables [9, 74], which makes it impossible to ablate raw-string artifacts, or did not isolate the mechanism [10]; the one direct treatment is an unreviewed single-m</w:t>
-      </w:r>
-      <w:r>
-        <w:t xml:space="preserve">odel preprint [75]. Calibration and threshold transfer have not been studied for phishing URLs, and robustness work has focused on adversarial manipulation rather than on label-irrelevant recording variants such as a missing scheme or a </w:t>
+        <w:t xml:space="preserve"> recording properties of public corpora carry the in-distribution scores, whether those properties point the same way across corpora, how much registered-domain memorisation adds, or whether removing the properties — by dropping features or by canonicalising the URL — restores transfer. Prior cross-dataset studies worked with pre-computed feature tables [9, 74], which makes it impossible to ablate raw-string artifacts, or did not isolate the mechanism [10]; the one direct treatment is an unreviewed single-model preprint [75]. Calibration and threshold transfer have not been studied for phishing URLs, and robustness work has focused on adversarial manipulation rather than on label-irrelevant recording variants such as a missing scheme or a </w:t>
       </w:r>
       <w:r>
         <w:rPr>
@@ -4574,7 +4523,7 @@
           </w:tcPr>
           <w:p>
             <w:pPr>
-              <w:spacing w:after="0" w:line="240" w:lineRule="auto"/>
+              <w:spacing w:after="0"/>
             </w:pPr>
             <w:r>
               <w:rPr>
@@ -4590,7 +4539,7 @@
           </w:tcPr>
           <w:p>
             <w:pPr>
-              <w:spacing w:after="0" w:line="240" w:lineRule="auto"/>
+              <w:spacing w:after="0"/>
             </w:pPr>
             <w:r>
               <w:rPr>
@@ -4606,7 +4555,7 @@
           </w:tcPr>
           <w:p>
             <w:pPr>
-              <w:spacing w:after="0" w:line="240" w:lineRule="auto"/>
+              <w:spacing w:after="0"/>
             </w:pPr>
             <w:r>
               <w:rPr>
@@ -4622,7 +4571,7 @@
           </w:tcPr>
           <w:p>
             <w:pPr>
-              <w:spacing w:after="0" w:line="240" w:lineRule="auto"/>
+              <w:spacing w:after="0"/>
             </w:pPr>
             <w:r>
               <w:rPr>
@@ -4638,7 +4587,7 @@
           </w:tcPr>
           <w:p>
             <w:pPr>
-              <w:spacing w:after="0" w:line="240" w:lineRule="auto"/>
+              <w:spacing w:after="0"/>
             </w:pPr>
             <w:r>
               <w:rPr>
@@ -4654,7 +4603,7 @@
           </w:tcPr>
           <w:p>
             <w:pPr>
-              <w:spacing w:after="0" w:line="240" w:lineRule="auto"/>
+              <w:spacing w:after="0"/>
             </w:pPr>
             <w:r>
               <w:rPr>
@@ -4670,7 +4619,7 @@
           </w:tcPr>
           <w:p>
             <w:pPr>
-              <w:spacing w:after="0" w:line="240" w:lineRule="auto"/>
+              <w:spacing w:after="0"/>
             </w:pPr>
             <w:r>
               <w:rPr>
@@ -4691,7 +4640,7 @@
           </w:tcPr>
           <w:p>
             <w:pPr>
-              <w:spacing w:after="0" w:line="240" w:lineRule="auto"/>
+              <w:spacing w:after="0"/>
             </w:pPr>
             <w:r>
               <w:rPr>
@@ -4707,7 +4656,7 @@
           </w:tcPr>
           <w:p>
             <w:pPr>
-              <w:spacing w:after="0" w:line="240" w:lineRule="auto"/>
+              <w:spacing w:after="0"/>
             </w:pPr>
             <w:r>
               <w:rPr>
@@ -4723,7 +4672,7 @@
           </w:tcPr>
           <w:p>
             <w:pPr>
-              <w:spacing w:after="0" w:line="240" w:lineRule="auto"/>
+              <w:spacing w:after="0"/>
             </w:pPr>
             <w:r>
               <w:rPr>
@@ -4739,7 +4688,7 @@
           </w:tcPr>
           <w:p>
             <w:pPr>
-              <w:spacing w:after="0" w:line="240" w:lineRule="auto"/>
+              <w:spacing w:after="0"/>
             </w:pPr>
             <w:r>
               <w:rPr>
@@ -4755,7 +4704,7 @@
           </w:tcPr>
           <w:p>
             <w:pPr>
-              <w:spacing w:after="0" w:line="240" w:lineRule="auto"/>
+              <w:spacing w:after="0"/>
             </w:pPr>
             <w:r>
               <w:rPr>
@@ -4771,7 +4720,7 @@
           </w:tcPr>
           <w:p>
             <w:pPr>
-              <w:spacing w:after="0" w:line="240" w:lineRule="auto"/>
+              <w:spacing w:after="0"/>
             </w:pPr>
             <w:r>
               <w:rPr>
@@ -4787,7 +4736,7 @@
           </w:tcPr>
           <w:p>
             <w:pPr>
-              <w:spacing w:after="0" w:line="240" w:lineRule="auto"/>
+              <w:spacing w:after="0"/>
             </w:pPr>
             <w:r>
               <w:rPr>
@@ -4808,7 +4757,7 @@
           </w:tcPr>
           <w:p>
             <w:pPr>
-              <w:spacing w:after="0" w:line="240" w:lineRule="auto"/>
+              <w:spacing w:after="0"/>
             </w:pPr>
             <w:r>
               <w:rPr>
@@ -4824,7 +4773,7 @@
           </w:tcPr>
           <w:p>
             <w:pPr>
-              <w:spacing w:after="0" w:line="240" w:lineRule="auto"/>
+              <w:spacing w:after="0"/>
             </w:pPr>
             <w:r>
               <w:rPr>
@@ -4840,7 +4789,7 @@
           </w:tcPr>
           <w:p>
             <w:pPr>
-              <w:spacing w:after="0" w:line="240" w:lineRule="auto"/>
+              <w:spacing w:after="0"/>
             </w:pPr>
             <w:r>
               <w:rPr>
@@ -4856,7 +4805,7 @@
           </w:tcPr>
           <w:p>
             <w:pPr>
-              <w:spacing w:after="0" w:line="240" w:lineRule="auto"/>
+              <w:spacing w:after="0"/>
             </w:pPr>
             <w:r>
               <w:rPr>
@@ -4872,7 +4821,7 @@
           </w:tcPr>
           <w:p>
             <w:pPr>
-              <w:spacing w:after="0" w:line="240" w:lineRule="auto"/>
+              <w:spacing w:after="0"/>
             </w:pPr>
             <w:r>
               <w:rPr>
@@ -4888,7 +4837,7 @@
           </w:tcPr>
           <w:p>
             <w:pPr>
-              <w:spacing w:after="0" w:line="240" w:lineRule="auto"/>
+              <w:spacing w:after="0"/>
             </w:pPr>
             <w:r>
               <w:rPr>
@@ -4904,7 +4853,7 @@
           </w:tcPr>
           <w:p>
             <w:pPr>
-              <w:spacing w:after="0" w:line="240" w:lineRule="auto"/>
+              <w:spacing w:after="0"/>
             </w:pPr>
             <w:r>
               <w:rPr>
@@ -4925,7 +4874,7 @@
           </w:tcPr>
           <w:p>
             <w:pPr>
-              <w:spacing w:after="0" w:line="240" w:lineRule="auto"/>
+              <w:spacing w:after="0"/>
             </w:pPr>
             <w:r>
               <w:rPr>
@@ -4941,7 +4890,7 @@
           </w:tcPr>
           <w:p>
             <w:pPr>
-              <w:spacing w:after="0" w:line="240" w:lineRule="auto"/>
+              <w:spacing w:after="0"/>
             </w:pPr>
             <w:r>
               <w:rPr>
@@ -4957,7 +4906,7 @@
           </w:tcPr>
           <w:p>
             <w:pPr>
-              <w:spacing w:after="0" w:line="240" w:lineRule="auto"/>
+              <w:spacing w:after="0"/>
             </w:pPr>
             <w:r>
               <w:rPr>
@@ -4973,7 +4922,7 @@
           </w:tcPr>
           <w:p>
             <w:pPr>
-              <w:spacing w:after="0" w:line="240" w:lineRule="auto"/>
+              <w:spacing w:after="0"/>
             </w:pPr>
             <w:r>
               <w:rPr>
@@ -4989,7 +4938,7 @@
           </w:tcPr>
           <w:p>
             <w:pPr>
-              <w:spacing w:after="0" w:line="240" w:lineRule="auto"/>
+              <w:spacing w:after="0"/>
             </w:pPr>
             <w:r>
               <w:rPr>
@@ -5005,7 +4954,7 @@
           </w:tcPr>
           <w:p>
             <w:pPr>
-              <w:spacing w:after="0" w:line="240" w:lineRule="auto"/>
+              <w:spacing w:after="0"/>
             </w:pPr>
             <w:r>
               <w:rPr>
@@ -5021,7 +4970,7 @@
           </w:tcPr>
           <w:p>
             <w:pPr>
-              <w:spacing w:after="0" w:line="240" w:lineRule="auto"/>
+              <w:spacing w:after="0"/>
             </w:pPr>
             <w:r>
               <w:rPr>
@@ -5042,7 +4991,7 @@
           </w:tcPr>
           <w:p>
             <w:pPr>
-              <w:spacing w:after="0" w:line="240" w:lineRule="auto"/>
+              <w:spacing w:after="0"/>
             </w:pPr>
             <w:r>
               <w:rPr>
@@ -5058,7 +5007,7 @@
           </w:tcPr>
           <w:p>
             <w:pPr>
-              <w:spacing w:after="0" w:line="240" w:lineRule="auto"/>
+              <w:spacing w:after="0"/>
             </w:pPr>
             <w:r>
               <w:rPr>
@@ -5074,7 +5023,7 @@
           </w:tcPr>
           <w:p>
             <w:pPr>
-              <w:spacing w:after="0" w:line="240" w:lineRule="auto"/>
+              <w:spacing w:after="0"/>
             </w:pPr>
             <w:r>
               <w:rPr>
@@ -5090,7 +5039,7 @@
           </w:tcPr>
           <w:p>
             <w:pPr>
-              <w:spacing w:after="0" w:line="240" w:lineRule="auto"/>
+              <w:spacing w:after="0"/>
             </w:pPr>
             <w:r>
               <w:rPr>
@@ -5106,7 +5055,7 @@
           </w:tcPr>
           <w:p>
             <w:pPr>
-              <w:spacing w:after="0" w:line="240" w:lineRule="auto"/>
+              <w:spacing w:after="0"/>
             </w:pPr>
             <w:r>
               <w:rPr>
@@ -5122,7 +5071,7 @@
           </w:tcPr>
           <w:p>
             <w:pPr>
-              <w:spacing w:after="0" w:line="240" w:lineRule="auto"/>
+              <w:spacing w:after="0"/>
             </w:pPr>
             <w:r>
               <w:rPr>
@@ -5138,7 +5087,7 @@
           </w:tcPr>
           <w:p>
             <w:pPr>
-              <w:spacing w:after="0" w:line="240" w:lineRule="auto"/>
+              <w:spacing w:after="0"/>
             </w:pPr>
             <w:r>
               <w:rPr>
@@ -5159,7 +5108,7 @@
           </w:tcPr>
           <w:p>
             <w:pPr>
-              <w:spacing w:after="0" w:line="240" w:lineRule="auto"/>
+              <w:spacing w:after="0"/>
             </w:pPr>
             <w:r>
               <w:rPr>
@@ -5175,7 +5124,7 @@
           </w:tcPr>
           <w:p>
             <w:pPr>
-              <w:spacing w:after="0" w:line="240" w:lineRule="auto"/>
+              <w:spacing w:after="0"/>
             </w:pPr>
             <w:r>
               <w:rPr>
@@ -5191,7 +5140,7 @@
           </w:tcPr>
           <w:p>
             <w:pPr>
-              <w:spacing w:after="0" w:line="240" w:lineRule="auto"/>
+              <w:spacing w:after="0"/>
             </w:pPr>
             <w:r>
               <w:rPr>
@@ -5207,7 +5156,7 @@
           </w:tcPr>
           <w:p>
             <w:pPr>
-              <w:spacing w:after="0" w:line="240" w:lineRule="auto"/>
+              <w:spacing w:after="0"/>
             </w:pPr>
             <w:r>
               <w:rPr>
@@ -5223,7 +5172,7 @@
           </w:tcPr>
           <w:p>
             <w:pPr>
-              <w:spacing w:after="0" w:line="240" w:lineRule="auto"/>
+              <w:spacing w:after="0"/>
             </w:pPr>
             <w:r>
               <w:rPr>
@@ -5239,7 +5188,7 @@
           </w:tcPr>
           <w:p>
             <w:pPr>
-              <w:spacing w:after="0" w:line="240" w:lineRule="auto"/>
+              <w:spacing w:after="0"/>
             </w:pPr>
             <w:r>
               <w:rPr>
@@ -5255,7 +5204,7 @@
           </w:tcPr>
           <w:p>
             <w:pPr>
-              <w:spacing w:after="0" w:line="240" w:lineRule="auto"/>
+              <w:spacing w:after="0"/>
             </w:pPr>
             <w:r>
               <w:rPr>
@@ -5276,7 +5225,7 @@
           </w:tcPr>
           <w:p>
             <w:pPr>
-              <w:spacing w:after="0" w:line="240" w:lineRule="auto"/>
+              <w:spacing w:after="0"/>
             </w:pPr>
             <w:r>
               <w:rPr>
@@ -5292,7 +5241,7 @@
           </w:tcPr>
           <w:p>
             <w:pPr>
-              <w:spacing w:after="0" w:line="240" w:lineRule="auto"/>
+              <w:spacing w:after="0"/>
             </w:pPr>
             <w:r>
               <w:rPr>
@@ -5308,7 +5257,7 @@
           </w:tcPr>
           <w:p>
             <w:pPr>
-              <w:spacing w:after="0" w:line="240" w:lineRule="auto"/>
+              <w:spacing w:after="0"/>
             </w:pPr>
             <w:r>
               <w:rPr>
@@ -5324,7 +5273,7 @@
           </w:tcPr>
           <w:p>
             <w:pPr>
-              <w:spacing w:after="0" w:line="240" w:lineRule="auto"/>
+              <w:spacing w:after="0"/>
             </w:pPr>
             <w:r>
               <w:rPr>
@@ -5340,7 +5289,7 @@
           </w:tcPr>
           <w:p>
             <w:pPr>
-              <w:spacing w:after="0" w:line="240" w:lineRule="auto"/>
+              <w:spacing w:after="0"/>
             </w:pPr>
             <w:r>
               <w:rPr>
@@ -5356,7 +5305,7 @@
           </w:tcPr>
           <w:p>
             <w:pPr>
-              <w:spacing w:after="0" w:line="240" w:lineRule="auto"/>
+              <w:spacing w:after="0"/>
             </w:pPr>
             <w:r>
               <w:rPr>
@@ -5372,7 +5321,7 @@
           </w:tcPr>
           <w:p>
             <w:pPr>
-              <w:spacing w:after="0" w:line="240" w:lineRule="auto"/>
+              <w:spacing w:after="0"/>
             </w:pPr>
             <w:r>
               <w:rPr>
@@ -5393,7 +5342,7 @@
           </w:tcPr>
           <w:p>
             <w:pPr>
-              <w:spacing w:after="0" w:line="240" w:lineRule="auto"/>
+              <w:spacing w:after="0"/>
             </w:pPr>
             <w:r>
               <w:rPr>
@@ -5409,7 +5358,7 @@
           </w:tcPr>
           <w:p>
             <w:pPr>
-              <w:spacing w:after="0" w:line="240" w:lineRule="auto"/>
+              <w:spacing w:after="0"/>
             </w:pPr>
             <w:r>
               <w:rPr>
@@ -5425,7 +5374,7 @@
           </w:tcPr>
           <w:p>
             <w:pPr>
-              <w:spacing w:after="0" w:line="240" w:lineRule="auto"/>
+              <w:spacing w:after="0"/>
             </w:pPr>
             <w:r>
               <w:rPr>
@@ -5441,7 +5390,7 @@
           </w:tcPr>
           <w:p>
             <w:pPr>
-              <w:spacing w:after="0" w:line="240" w:lineRule="auto"/>
+              <w:spacing w:after="0"/>
             </w:pPr>
             <w:r>
               <w:rPr>
@@ -5457,7 +5406,7 @@
           </w:tcPr>
           <w:p>
             <w:pPr>
-              <w:spacing w:after="0" w:line="240" w:lineRule="auto"/>
+              <w:spacing w:after="0"/>
             </w:pPr>
             <w:r>
               <w:rPr>
@@ -5473,7 +5422,7 @@
           </w:tcPr>
           <w:p>
             <w:pPr>
-              <w:spacing w:after="0" w:line="240" w:lineRule="auto"/>
+              <w:spacing w:after="0"/>
             </w:pPr>
             <w:r>
               <w:rPr>
@@ -5489,7 +5438,7 @@
           </w:tcPr>
           <w:p>
             <w:pPr>
-              <w:spacing w:after="0" w:line="240" w:lineRule="auto"/>
+              <w:spacing w:after="0"/>
             </w:pPr>
             <w:r>
               <w:rPr>
@@ -5510,7 +5459,7 @@
           </w:tcPr>
           <w:p>
             <w:pPr>
-              <w:spacing w:after="0" w:line="240" w:lineRule="auto"/>
+              <w:spacing w:after="0"/>
             </w:pPr>
             <w:r>
               <w:rPr>
@@ -5526,7 +5475,7 @@
           </w:tcPr>
           <w:p>
             <w:pPr>
-              <w:spacing w:after="0" w:line="240" w:lineRule="auto"/>
+              <w:spacing w:after="0"/>
             </w:pPr>
             <w:r>
               <w:rPr>
@@ -5542,7 +5491,7 @@
           </w:tcPr>
           <w:p>
             <w:pPr>
-              <w:spacing w:after="0" w:line="240" w:lineRule="auto"/>
+              <w:spacing w:after="0"/>
             </w:pPr>
             <w:r>
               <w:rPr>
@@ -5558,7 +5507,7 @@
           </w:tcPr>
           <w:p>
             <w:pPr>
-              <w:spacing w:after="0" w:line="240" w:lineRule="auto"/>
+              <w:spacing w:after="0"/>
             </w:pPr>
             <w:r>
               <w:rPr>
@@ -5574,7 +5523,7 @@
           </w:tcPr>
           <w:p>
             <w:pPr>
-              <w:spacing w:after="0" w:line="240" w:lineRule="auto"/>
+              <w:spacing w:after="0"/>
             </w:pPr>
             <w:r>
               <w:rPr>
@@ -5590,7 +5539,7 @@
           </w:tcPr>
           <w:p>
             <w:pPr>
-              <w:spacing w:after="0" w:line="240" w:lineRule="auto"/>
+              <w:spacing w:after="0"/>
             </w:pPr>
             <w:r>
               <w:rPr>
@@ -5606,7 +5555,7 @@
           </w:tcPr>
           <w:p>
             <w:pPr>
-              <w:spacing w:after="0" w:line="240" w:lineRule="auto"/>
+              <w:spacing w:after="0"/>
             </w:pPr>
             <w:r>
               <w:rPr>
@@ -5627,7 +5576,7 @@
           </w:tcPr>
           <w:p>
             <w:pPr>
-              <w:spacing w:after="0" w:line="240" w:lineRule="auto"/>
+              <w:spacing w:after="0"/>
             </w:pPr>
             <w:r>
               <w:rPr>
@@ -5643,7 +5592,7 @@
           </w:tcPr>
           <w:p>
             <w:pPr>
-              <w:spacing w:after="0" w:line="240" w:lineRule="auto"/>
+              <w:spacing w:after="0"/>
             </w:pPr>
             <w:r>
               <w:rPr>
@@ -5659,7 +5608,7 @@
           </w:tcPr>
           <w:p>
             <w:pPr>
-              <w:spacing w:after="0" w:line="240" w:lineRule="auto"/>
+              <w:spacing w:after="0"/>
             </w:pPr>
             <w:r>
               <w:rPr>
@@ -5675,7 +5624,7 @@
           </w:tcPr>
           <w:p>
             <w:pPr>
-              <w:spacing w:after="0" w:line="240" w:lineRule="auto"/>
+              <w:spacing w:after="0"/>
             </w:pPr>
             <w:r>
               <w:rPr>
@@ -5691,7 +5640,7 @@
           </w:tcPr>
           <w:p>
             <w:pPr>
-              <w:spacing w:after="0" w:line="240" w:lineRule="auto"/>
+              <w:spacing w:after="0"/>
             </w:pPr>
             <w:r>
               <w:rPr>
@@ -5707,7 +5656,7 @@
           </w:tcPr>
           <w:p>
             <w:pPr>
-              <w:spacing w:after="0" w:line="240" w:lineRule="auto"/>
+              <w:spacing w:after="0"/>
             </w:pPr>
             <w:r>
               <w:rPr>
@@ -5723,7 +5672,7 @@
           </w:tcPr>
           <w:p>
             <w:pPr>
-              <w:spacing w:after="0" w:line="240" w:lineRule="auto"/>
+              <w:spacing w:after="0"/>
             </w:pPr>
             <w:r>
               <w:rPr>
@@ -5744,7 +5693,7 @@
           </w:tcPr>
           <w:p>
             <w:pPr>
-              <w:spacing w:after="0" w:line="240" w:lineRule="auto"/>
+              <w:spacing w:after="0"/>
             </w:pPr>
             <w:r>
               <w:rPr>
@@ -5760,7 +5709,7 @@
           </w:tcPr>
           <w:p>
             <w:pPr>
-              <w:spacing w:after="0" w:line="240" w:lineRule="auto"/>
+              <w:spacing w:after="0"/>
             </w:pPr>
             <w:r>
               <w:rPr>
@@ -5776,7 +5725,7 @@
           </w:tcPr>
           <w:p>
             <w:pPr>
-              <w:spacing w:after="0" w:line="240" w:lineRule="auto"/>
+              <w:spacing w:after="0"/>
             </w:pPr>
             <w:r>
               <w:rPr>
@@ -5792,7 +5741,7 @@
           </w:tcPr>
           <w:p>
             <w:pPr>
-              <w:spacing w:after="0" w:line="240" w:lineRule="auto"/>
+              <w:spacing w:after="0"/>
             </w:pPr>
             <w:r>
               <w:rPr>
@@ -5808,7 +5757,7 @@
           </w:tcPr>
           <w:p>
             <w:pPr>
-              <w:spacing w:after="0" w:line="240" w:lineRule="auto"/>
+              <w:spacing w:after="0"/>
             </w:pPr>
             <w:r>
               <w:rPr>
@@ -5824,7 +5773,7 @@
           </w:tcPr>
           <w:p>
             <w:pPr>
-              <w:spacing w:after="0" w:line="240" w:lineRule="auto"/>
+              <w:spacing w:after="0"/>
             </w:pPr>
             <w:r>
               <w:rPr>
@@ -5840,7 +5789,7 @@
           </w:tcPr>
           <w:p>
             <w:pPr>
-              <w:spacing w:after="0" w:line="240" w:lineRule="auto"/>
+              <w:spacing w:after="0"/>
             </w:pPr>
             <w:r>
               <w:rPr>
@@ -5861,7 +5810,7 @@
           </w:tcPr>
           <w:p>
             <w:pPr>
-              <w:spacing w:after="0" w:line="240" w:lineRule="auto"/>
+              <w:spacing w:after="0"/>
             </w:pPr>
             <w:r>
               <w:rPr>
@@ -5877,7 +5826,7 @@
           </w:tcPr>
           <w:p>
             <w:pPr>
-              <w:spacing w:after="0" w:line="240" w:lineRule="auto"/>
+              <w:spacing w:after="0"/>
             </w:pPr>
             <w:r>
               <w:rPr>
@@ -5893,7 +5842,7 @@
           </w:tcPr>
           <w:p>
             <w:pPr>
-              <w:spacing w:after="0" w:line="240" w:lineRule="auto"/>
+              <w:spacing w:after="0"/>
             </w:pPr>
             <w:r>
               <w:rPr>
@@ -5909,7 +5858,7 @@
           </w:tcPr>
           <w:p>
             <w:pPr>
-              <w:spacing w:after="0" w:line="240" w:lineRule="auto"/>
+              <w:spacing w:after="0"/>
             </w:pPr>
             <w:r>
               <w:rPr>
@@ -5925,7 +5874,7 @@
           </w:tcPr>
           <w:p>
             <w:pPr>
-              <w:spacing w:after="0" w:line="240" w:lineRule="auto"/>
+              <w:spacing w:after="0"/>
             </w:pPr>
             <w:r>
               <w:rPr>
@@ -5941,7 +5890,7 @@
           </w:tcPr>
           <w:p>
             <w:pPr>
-              <w:spacing w:after="0" w:line="240" w:lineRule="auto"/>
+              <w:spacing w:after="0"/>
             </w:pPr>
             <w:r>
               <w:rPr>
@@ -5957,7 +5906,7 @@
           </w:tcPr>
           <w:p>
             <w:pPr>
-              <w:spacing w:after="0" w:line="240" w:lineRule="auto"/>
+              <w:spacing w:after="0"/>
             </w:pPr>
             <w:r>
               <w:rPr>
@@ -6004,10 +5953,7 @@
         <w:jc w:val="both"/>
       </w:pPr>
       <w:r>
-        <w:t xml:space="preserve">We assembled six labelled corpora with raw URL strings and three timestamped or live feeds (Table III). Corpus A is PhiUSIIL [25]. Corpus B is a 253,098-URL stratified sample of the Kaggle/HuggingFace lineage, sized and balanced exactly like the unavailable original dataset (129,420 benign, 123,678 phishing). The external labelled corpora are Hannousse and Yahiouche 2021 [15], Ebbu2017 [6], PhishStorm [23] and the benign and phishing lists of ISCX-URL-2016 [5]; the 651k-URL Kaggle corpus [77] was scored in </w:t>
-      </w:r>
-      <w:r>
-        <w:t>the first two runs only because it shares lineage with corpus B. The positive-only feeds are the PhishTank verified-online dump with submission times [78], URLhaus malware URLs [79] and an OpenPhish snapshot [80].</w:t>
+        <w:t>We assembled six labelled corpora with raw URL strings and three timestamped or live feeds (Table III). Corpus A is PhiUSIIL [25]. Corpus B is a 253,098-URL stratified sample of the Kaggle/HuggingFace lineage, sized and balanced exactly like the unavailable original dataset (129,420 benign, 123,678 phishing). The external labelled corpora are Hannousse and Yahiouche 2021 [15], Ebbu2017 [6], PhishStorm [23] and the benign and phishing lists of ISCX-URL-2016 [5]; the 651k-URL Kaggle corpus [77] was scored in the first two runs only because it shares lineage with corpus B. The positive-only feeds are the PhishTank verified-online dump with submission times [78], URLhaus malware URLs [79] and an OpenPhish snapshot [80].</w:t>
       </w:r>
     </w:p>
     <w:p>
@@ -6250,7 +6196,7 @@
           </w:tcPr>
           <w:p>
             <w:pPr>
-              <w:spacing w:after="0" w:line="240" w:lineRule="auto"/>
+              <w:spacing w:after="0"/>
             </w:pPr>
             <w:r>
               <w:rPr>
@@ -6266,7 +6212,7 @@
           </w:tcPr>
           <w:p>
             <w:pPr>
-              <w:spacing w:after="0" w:line="240" w:lineRule="auto"/>
+              <w:spacing w:after="0"/>
             </w:pPr>
             <w:r>
               <w:rPr>
@@ -6282,7 +6228,7 @@
           </w:tcPr>
           <w:p>
             <w:pPr>
-              <w:spacing w:after="0" w:line="240" w:lineRule="auto"/>
+              <w:spacing w:after="0"/>
             </w:pPr>
             <w:r>
               <w:rPr>
@@ -6298,7 +6244,7 @@
           </w:tcPr>
           <w:p>
             <w:pPr>
-              <w:spacing w:after="0" w:line="240" w:lineRule="auto"/>
+              <w:spacing w:after="0"/>
             </w:pPr>
             <w:r>
               <w:rPr>
@@ -6314,7 +6260,7 @@
           </w:tcPr>
           <w:p>
             <w:pPr>
-              <w:spacing w:after="0" w:line="240" w:lineRule="auto"/>
+              <w:spacing w:after="0"/>
             </w:pPr>
             <w:r>
               <w:rPr>
@@ -6330,7 +6276,7 @@
           </w:tcPr>
           <w:p>
             <w:pPr>
-              <w:spacing w:after="0" w:line="240" w:lineRule="auto"/>
+              <w:spacing w:after="0"/>
             </w:pPr>
             <w:r>
               <w:rPr>
@@ -6346,7 +6292,7 @@
           </w:tcPr>
           <w:p>
             <w:pPr>
-              <w:spacing w:after="0" w:line="240" w:lineRule="auto"/>
+              <w:spacing w:after="0"/>
             </w:pPr>
             <w:r>
               <w:rPr>
@@ -6362,7 +6308,7 @@
           </w:tcPr>
           <w:p>
             <w:pPr>
-              <w:spacing w:after="0" w:line="240" w:lineRule="auto"/>
+              <w:spacing w:after="0"/>
             </w:pPr>
             <w:r>
               <w:rPr>
@@ -6378,7 +6324,7 @@
           </w:tcPr>
           <w:p>
             <w:pPr>
-              <w:spacing w:after="0" w:line="240" w:lineRule="auto"/>
+              <w:spacing w:after="0"/>
             </w:pPr>
             <w:r>
               <w:rPr>
@@ -6394,7 +6340,7 @@
           </w:tcPr>
           <w:p>
             <w:pPr>
-              <w:spacing w:after="0" w:line="240" w:lineRule="auto"/>
+              <w:spacing w:after="0"/>
             </w:pPr>
             <w:r>
               <w:rPr>
@@ -6415,7 +6361,7 @@
           </w:tcPr>
           <w:p>
             <w:pPr>
-              <w:spacing w:after="0" w:line="240" w:lineRule="auto"/>
+              <w:spacing w:after="0"/>
             </w:pPr>
             <w:r>
               <w:rPr>
@@ -6431,7 +6377,7 @@
           </w:tcPr>
           <w:p>
             <w:pPr>
-              <w:spacing w:after="0" w:line="240" w:lineRule="auto"/>
+              <w:spacing w:after="0"/>
             </w:pPr>
             <w:r>
               <w:rPr>
@@ -6447,7 +6393,7 @@
           </w:tcPr>
           <w:p>
             <w:pPr>
-              <w:spacing w:after="0" w:line="240" w:lineRule="auto"/>
+              <w:spacing w:after="0"/>
             </w:pPr>
             <w:r>
               <w:rPr>
@@ -6463,7 +6409,7 @@
           </w:tcPr>
           <w:p>
             <w:pPr>
-              <w:spacing w:after="0" w:line="240" w:lineRule="auto"/>
+              <w:spacing w:after="0"/>
             </w:pPr>
             <w:r>
               <w:rPr>
@@ -6479,7 +6425,7 @@
           </w:tcPr>
           <w:p>
             <w:pPr>
-              <w:spacing w:after="0" w:line="240" w:lineRule="auto"/>
+              <w:spacing w:after="0"/>
             </w:pPr>
             <w:r>
               <w:rPr>
@@ -6495,7 +6441,7 @@
           </w:tcPr>
           <w:p>
             <w:pPr>
-              <w:spacing w:after="0" w:line="240" w:lineRule="auto"/>
+              <w:spacing w:after="0"/>
             </w:pPr>
             <w:r>
               <w:rPr>
@@ -6511,7 +6457,7 @@
           </w:tcPr>
           <w:p>
             <w:pPr>
-              <w:spacing w:after="0" w:line="240" w:lineRule="auto"/>
+              <w:spacing w:after="0"/>
             </w:pPr>
             <w:r>
               <w:rPr>
@@ -6527,7 +6473,7 @@
           </w:tcPr>
           <w:p>
             <w:pPr>
-              <w:spacing w:after="0" w:line="240" w:lineRule="auto"/>
+              <w:spacing w:after="0"/>
             </w:pPr>
             <w:r>
               <w:rPr>
@@ -6543,7 +6489,7 @@
           </w:tcPr>
           <w:p>
             <w:pPr>
-              <w:spacing w:after="0" w:line="240" w:lineRule="auto"/>
+              <w:spacing w:after="0"/>
             </w:pPr>
             <w:r>
               <w:rPr>
@@ -6559,7 +6505,7 @@
           </w:tcPr>
           <w:p>
             <w:pPr>
-              <w:spacing w:after="0" w:line="240" w:lineRule="auto"/>
+              <w:spacing w:after="0"/>
             </w:pPr>
             <w:r>
               <w:rPr>
@@ -6580,7 +6526,7 @@
           </w:tcPr>
           <w:p>
             <w:pPr>
-              <w:spacing w:after="0" w:line="240" w:lineRule="auto"/>
+              <w:spacing w:after="0"/>
             </w:pPr>
             <w:r>
               <w:rPr>
@@ -6596,7 +6542,7 @@
           </w:tcPr>
           <w:p>
             <w:pPr>
-              <w:spacing w:after="0" w:line="240" w:lineRule="auto"/>
+              <w:spacing w:after="0"/>
             </w:pPr>
             <w:r>
               <w:rPr>
@@ -6612,7 +6558,7 @@
           </w:tcPr>
           <w:p>
             <w:pPr>
-              <w:spacing w:after="0" w:line="240" w:lineRule="auto"/>
+              <w:spacing w:after="0"/>
             </w:pPr>
             <w:r>
               <w:rPr>
@@ -6628,7 +6574,7 @@
           </w:tcPr>
           <w:p>
             <w:pPr>
-              <w:spacing w:after="0" w:line="240" w:lineRule="auto"/>
+              <w:spacing w:after="0"/>
             </w:pPr>
             <w:r>
               <w:rPr>
@@ -6644,7 +6590,7 @@
           </w:tcPr>
           <w:p>
             <w:pPr>
-              <w:spacing w:after="0" w:line="240" w:lineRule="auto"/>
+              <w:spacing w:after="0"/>
             </w:pPr>
             <w:r>
               <w:rPr>
@@ -6660,7 +6606,7 @@
           </w:tcPr>
           <w:p>
             <w:pPr>
-              <w:spacing w:after="0" w:line="240" w:lineRule="auto"/>
+              <w:spacing w:after="0"/>
             </w:pPr>
             <w:r>
               <w:rPr>
@@ -6676,7 +6622,7 @@
           </w:tcPr>
           <w:p>
             <w:pPr>
-              <w:spacing w:after="0" w:line="240" w:lineRule="auto"/>
+              <w:spacing w:after="0"/>
             </w:pPr>
             <w:r>
               <w:rPr>
@@ -6692,7 +6638,7 @@
           </w:tcPr>
           <w:p>
             <w:pPr>
-              <w:spacing w:after="0" w:line="240" w:lineRule="auto"/>
+              <w:spacing w:after="0"/>
             </w:pPr>
             <w:r>
               <w:rPr>
@@ -6708,7 +6654,7 @@
           </w:tcPr>
           <w:p>
             <w:pPr>
-              <w:spacing w:after="0" w:line="240" w:lineRule="auto"/>
+              <w:spacing w:after="0"/>
             </w:pPr>
             <w:r>
               <w:rPr>
@@ -6724,7 +6670,7 @@
           </w:tcPr>
           <w:p>
             <w:pPr>
-              <w:spacing w:after="0" w:line="240" w:lineRule="auto"/>
+              <w:spacing w:after="0"/>
             </w:pPr>
             <w:r>
               <w:rPr>
@@ -6745,7 +6691,7 @@
           </w:tcPr>
           <w:p>
             <w:pPr>
-              <w:spacing w:after="0" w:line="240" w:lineRule="auto"/>
+              <w:spacing w:after="0"/>
             </w:pPr>
             <w:r>
               <w:rPr>
@@ -6761,7 +6707,7 @@
           </w:tcPr>
           <w:p>
             <w:pPr>
-              <w:spacing w:after="0" w:line="240" w:lineRule="auto"/>
+              <w:spacing w:after="0"/>
             </w:pPr>
             <w:r>
               <w:rPr>
@@ -6777,7 +6723,7 @@
           </w:tcPr>
           <w:p>
             <w:pPr>
-              <w:spacing w:after="0" w:line="240" w:lineRule="auto"/>
+              <w:spacing w:after="0"/>
             </w:pPr>
             <w:r>
               <w:rPr>
@@ -6793,7 +6739,7 @@
           </w:tcPr>
           <w:p>
             <w:pPr>
-              <w:spacing w:after="0" w:line="240" w:lineRule="auto"/>
+              <w:spacing w:after="0"/>
             </w:pPr>
             <w:r>
               <w:rPr>
@@ -6809,7 +6755,7 @@
           </w:tcPr>
           <w:p>
             <w:pPr>
-              <w:spacing w:after="0" w:line="240" w:lineRule="auto"/>
+              <w:spacing w:after="0"/>
             </w:pPr>
             <w:r>
               <w:rPr>
@@ -6825,7 +6771,7 @@
           </w:tcPr>
           <w:p>
             <w:pPr>
-              <w:spacing w:after="0" w:line="240" w:lineRule="auto"/>
+              <w:spacing w:after="0"/>
             </w:pPr>
             <w:r>
               <w:rPr>
@@ -6841,7 +6787,7 @@
           </w:tcPr>
           <w:p>
             <w:pPr>
-              <w:spacing w:after="0" w:line="240" w:lineRule="auto"/>
+              <w:spacing w:after="0"/>
             </w:pPr>
             <w:r>
               <w:rPr>
@@ -6857,7 +6803,7 @@
           </w:tcPr>
           <w:p>
             <w:pPr>
-              <w:spacing w:after="0" w:line="240" w:lineRule="auto"/>
+              <w:spacing w:after="0"/>
             </w:pPr>
             <w:r>
               <w:rPr>
@@ -6873,7 +6819,7 @@
           </w:tcPr>
           <w:p>
             <w:pPr>
-              <w:spacing w:after="0" w:line="240" w:lineRule="auto"/>
+              <w:spacing w:after="0"/>
             </w:pPr>
             <w:r>
               <w:rPr>
@@ -6889,7 +6835,7 @@
           </w:tcPr>
           <w:p>
             <w:pPr>
-              <w:spacing w:after="0" w:line="240" w:lineRule="auto"/>
+              <w:spacing w:after="0"/>
             </w:pPr>
             <w:r>
               <w:rPr>
@@ -6910,7 +6856,7 @@
           </w:tcPr>
           <w:p>
             <w:pPr>
-              <w:spacing w:after="0" w:line="240" w:lineRule="auto"/>
+              <w:spacing w:after="0"/>
             </w:pPr>
             <w:r>
               <w:rPr>
@@ -6926,7 +6872,7 @@
           </w:tcPr>
           <w:p>
             <w:pPr>
-              <w:spacing w:after="0" w:line="240" w:lineRule="auto"/>
+              <w:spacing w:after="0"/>
             </w:pPr>
             <w:r>
               <w:rPr>
@@ -6942,7 +6888,7 @@
           </w:tcPr>
           <w:p>
             <w:pPr>
-              <w:spacing w:after="0" w:line="240" w:lineRule="auto"/>
+              <w:spacing w:after="0"/>
             </w:pPr>
             <w:r>
               <w:rPr>
@@ -6958,7 +6904,7 @@
           </w:tcPr>
           <w:p>
             <w:pPr>
-              <w:spacing w:after="0" w:line="240" w:lineRule="auto"/>
+              <w:spacing w:after="0"/>
             </w:pPr>
             <w:r>
               <w:rPr>
@@ -6974,7 +6920,7 @@
           </w:tcPr>
           <w:p>
             <w:pPr>
-              <w:spacing w:after="0" w:line="240" w:lineRule="auto"/>
+              <w:spacing w:after="0"/>
             </w:pPr>
             <w:r>
               <w:rPr>
@@ -6990,7 +6936,7 @@
           </w:tcPr>
           <w:p>
             <w:pPr>
-              <w:spacing w:after="0" w:line="240" w:lineRule="auto"/>
+              <w:spacing w:after="0"/>
             </w:pPr>
             <w:r>
               <w:rPr>
@@ -7006,7 +6952,7 @@
           </w:tcPr>
           <w:p>
             <w:pPr>
-              <w:spacing w:after="0" w:line="240" w:lineRule="auto"/>
+              <w:spacing w:after="0"/>
             </w:pPr>
             <w:r>
               <w:rPr>
@@ -7022,7 +6968,7 @@
           </w:tcPr>
           <w:p>
             <w:pPr>
-              <w:spacing w:after="0" w:line="240" w:lineRule="auto"/>
+              <w:spacing w:after="0"/>
             </w:pPr>
             <w:r>
               <w:rPr>
@@ -7038,7 +6984,7 @@
           </w:tcPr>
           <w:p>
             <w:pPr>
-              <w:spacing w:after="0" w:line="240" w:lineRule="auto"/>
+              <w:spacing w:after="0"/>
             </w:pPr>
             <w:r>
               <w:rPr>
@@ -7054,7 +7000,7 @@
           </w:tcPr>
           <w:p>
             <w:pPr>
-              <w:spacing w:after="0" w:line="240" w:lineRule="auto"/>
+              <w:spacing w:after="0"/>
             </w:pPr>
             <w:r>
               <w:rPr>
@@ -7075,7 +7021,7 @@
           </w:tcPr>
           <w:p>
             <w:pPr>
-              <w:spacing w:after="0" w:line="240" w:lineRule="auto"/>
+              <w:spacing w:after="0"/>
             </w:pPr>
             <w:r>
               <w:rPr>
@@ -7091,7 +7037,7 @@
           </w:tcPr>
           <w:p>
             <w:pPr>
-              <w:spacing w:after="0" w:line="240" w:lineRule="auto"/>
+              <w:spacing w:after="0"/>
             </w:pPr>
             <w:r>
               <w:rPr>
@@ -7107,7 +7053,7 @@
           </w:tcPr>
           <w:p>
             <w:pPr>
-              <w:spacing w:after="0" w:line="240" w:lineRule="auto"/>
+              <w:spacing w:after="0"/>
             </w:pPr>
             <w:r>
               <w:rPr>
@@ -7123,7 +7069,7 @@
           </w:tcPr>
           <w:p>
             <w:pPr>
-              <w:spacing w:after="0" w:line="240" w:lineRule="auto"/>
+              <w:spacing w:after="0"/>
             </w:pPr>
             <w:r>
               <w:rPr>
@@ -7139,7 +7085,7 @@
           </w:tcPr>
           <w:p>
             <w:pPr>
-              <w:spacing w:after="0" w:line="240" w:lineRule="auto"/>
+              <w:spacing w:after="0"/>
             </w:pPr>
             <w:r>
               <w:rPr>
@@ -7155,7 +7101,7 @@
           </w:tcPr>
           <w:p>
             <w:pPr>
-              <w:spacing w:after="0" w:line="240" w:lineRule="auto"/>
+              <w:spacing w:after="0"/>
             </w:pPr>
             <w:r>
               <w:rPr>
@@ -7171,7 +7117,7 @@
           </w:tcPr>
           <w:p>
             <w:pPr>
-              <w:spacing w:after="0" w:line="240" w:lineRule="auto"/>
+              <w:spacing w:after="0"/>
             </w:pPr>
             <w:r>
               <w:rPr>
@@ -7187,7 +7133,7 @@
           </w:tcPr>
           <w:p>
             <w:pPr>
-              <w:spacing w:after="0" w:line="240" w:lineRule="auto"/>
+              <w:spacing w:after="0"/>
             </w:pPr>
             <w:r>
               <w:rPr>
@@ -7203,7 +7149,7 @@
           </w:tcPr>
           <w:p>
             <w:pPr>
-              <w:spacing w:after="0" w:line="240" w:lineRule="auto"/>
+              <w:spacing w:after="0"/>
             </w:pPr>
             <w:r>
               <w:rPr>
@@ -7219,7 +7165,7 @@
           </w:tcPr>
           <w:p>
             <w:pPr>
-              <w:spacing w:after="0" w:line="240" w:lineRule="auto"/>
+              <w:spacing w:after="0"/>
             </w:pPr>
             <w:r>
               <w:rPr>
@@ -7240,7 +7186,7 @@
           </w:tcPr>
           <w:p>
             <w:pPr>
-              <w:spacing w:after="0" w:line="240" w:lineRule="auto"/>
+              <w:spacing w:after="0"/>
             </w:pPr>
             <w:r>
               <w:rPr>
@@ -7256,7 +7202,7 @@
           </w:tcPr>
           <w:p>
             <w:pPr>
-              <w:spacing w:after="0" w:line="240" w:lineRule="auto"/>
+              <w:spacing w:after="0"/>
             </w:pPr>
             <w:r>
               <w:rPr>
@@ -7272,7 +7218,7 @@
           </w:tcPr>
           <w:p>
             <w:pPr>
-              <w:spacing w:after="0" w:line="240" w:lineRule="auto"/>
+              <w:spacing w:after="0"/>
             </w:pPr>
             <w:r>
               <w:rPr>
@@ -7288,7 +7234,7 @@
           </w:tcPr>
           <w:p>
             <w:pPr>
-              <w:spacing w:after="0" w:line="240" w:lineRule="auto"/>
+              <w:spacing w:after="0"/>
             </w:pPr>
             <w:r>
               <w:rPr>
@@ -7304,7 +7250,7 @@
           </w:tcPr>
           <w:p>
             <w:pPr>
-              <w:spacing w:after="0" w:line="240" w:lineRule="auto"/>
+              <w:spacing w:after="0"/>
             </w:pPr>
             <w:r>
               <w:rPr>
@@ -7320,7 +7266,7 @@
           </w:tcPr>
           <w:p>
             <w:pPr>
-              <w:spacing w:after="0" w:line="240" w:lineRule="auto"/>
+              <w:spacing w:after="0"/>
             </w:pPr>
             <w:r>
               <w:rPr>
@@ -7336,7 +7282,7 @@
           </w:tcPr>
           <w:p>
             <w:pPr>
-              <w:spacing w:after="0" w:line="240" w:lineRule="auto"/>
+              <w:spacing w:after="0"/>
             </w:pPr>
             <w:r>
               <w:rPr>
@@ -7352,7 +7298,7 @@
           </w:tcPr>
           <w:p>
             <w:pPr>
-              <w:spacing w:after="0" w:line="240" w:lineRule="auto"/>
+              <w:spacing w:after="0"/>
             </w:pPr>
             <w:r>
               <w:rPr>
@@ -7368,7 +7314,7 @@
           </w:tcPr>
           <w:p>
             <w:pPr>
-              <w:spacing w:after="0" w:line="240" w:lineRule="auto"/>
+              <w:spacing w:after="0"/>
             </w:pPr>
             <w:r>
               <w:rPr>
@@ -7384,7 +7330,7 @@
           </w:tcPr>
           <w:p>
             <w:pPr>
-              <w:spacing w:after="0" w:line="240" w:lineRule="auto"/>
+              <w:spacing w:after="0"/>
             </w:pPr>
             <w:r>
               <w:rPr>
@@ -7405,7 +7351,7 @@
           </w:tcPr>
           <w:p>
             <w:pPr>
-              <w:spacing w:after="0" w:line="240" w:lineRule="auto"/>
+              <w:spacing w:after="0"/>
             </w:pPr>
             <w:r>
               <w:rPr>
@@ -7421,7 +7367,7 @@
           </w:tcPr>
           <w:p>
             <w:pPr>
-              <w:spacing w:after="0" w:line="240" w:lineRule="auto"/>
+              <w:spacing w:after="0"/>
             </w:pPr>
             <w:r>
               <w:rPr>
@@ -7437,7 +7383,7 @@
           </w:tcPr>
           <w:p>
             <w:pPr>
-              <w:spacing w:after="0" w:line="240" w:lineRule="auto"/>
+              <w:spacing w:after="0"/>
             </w:pPr>
             <w:r>
               <w:rPr>
@@ -7453,7 +7399,7 @@
           </w:tcPr>
           <w:p>
             <w:pPr>
-              <w:spacing w:after="0" w:line="240" w:lineRule="auto"/>
+              <w:spacing w:after="0"/>
             </w:pPr>
             <w:r>
               <w:rPr>
@@ -7469,7 +7415,7 @@
           </w:tcPr>
           <w:p>
             <w:pPr>
-              <w:spacing w:after="0" w:line="240" w:lineRule="auto"/>
+              <w:spacing w:after="0"/>
             </w:pPr>
             <w:r>
               <w:rPr>
@@ -7485,7 +7431,7 @@
           </w:tcPr>
           <w:p>
             <w:pPr>
-              <w:spacing w:after="0" w:line="240" w:lineRule="auto"/>
+              <w:spacing w:after="0"/>
             </w:pPr>
             <w:r>
               <w:rPr>
@@ -7501,7 +7447,7 @@
           </w:tcPr>
           <w:p>
             <w:pPr>
-              <w:spacing w:after="0" w:line="240" w:lineRule="auto"/>
+              <w:spacing w:after="0"/>
             </w:pPr>
             <w:r>
               <w:rPr>
@@ -7517,7 +7463,7 @@
           </w:tcPr>
           <w:p>
             <w:pPr>
-              <w:spacing w:after="0" w:line="240" w:lineRule="auto"/>
+              <w:spacing w:after="0"/>
             </w:pPr>
             <w:r>
               <w:rPr>
@@ -7533,7 +7479,7 @@
           </w:tcPr>
           <w:p>
             <w:pPr>
-              <w:spacing w:after="0" w:line="240" w:lineRule="auto"/>
+              <w:spacing w:after="0"/>
             </w:pPr>
             <w:r>
               <w:rPr>
@@ -7549,7 +7495,7 @@
           </w:tcPr>
           <w:p>
             <w:pPr>
-              <w:spacing w:after="0" w:line="240" w:lineRule="auto"/>
+              <w:spacing w:after="0"/>
             </w:pPr>
             <w:r>
               <w:rPr>
@@ -7570,7 +7516,7 @@
           </w:tcPr>
           <w:p>
             <w:pPr>
-              <w:spacing w:after="0" w:line="240" w:lineRule="auto"/>
+              <w:spacing w:after="0"/>
             </w:pPr>
             <w:r>
               <w:rPr>
@@ -7586,7 +7532,7 @@
           </w:tcPr>
           <w:p>
             <w:pPr>
-              <w:spacing w:after="0" w:line="240" w:lineRule="auto"/>
+              <w:spacing w:after="0"/>
             </w:pPr>
             <w:r>
               <w:rPr>
@@ -7602,7 +7548,7 @@
           </w:tcPr>
           <w:p>
             <w:pPr>
-              <w:spacing w:after="0" w:line="240" w:lineRule="auto"/>
+              <w:spacing w:after="0"/>
             </w:pPr>
             <w:r>
               <w:rPr>
@@ -7618,7 +7564,7 @@
           </w:tcPr>
           <w:p>
             <w:pPr>
-              <w:spacing w:after="0" w:line="240" w:lineRule="auto"/>
+              <w:spacing w:after="0"/>
             </w:pPr>
             <w:r>
               <w:rPr>
@@ -7634,7 +7580,7 @@
           </w:tcPr>
           <w:p>
             <w:pPr>
-              <w:spacing w:after="0" w:line="240" w:lineRule="auto"/>
+              <w:spacing w:after="0"/>
             </w:pPr>
             <w:r>
               <w:rPr>
@@ -7650,7 +7596,7 @@
           </w:tcPr>
           <w:p>
             <w:pPr>
-              <w:spacing w:after="0" w:line="240" w:lineRule="auto"/>
+              <w:spacing w:after="0"/>
             </w:pPr>
             <w:r>
               <w:rPr>
@@ -7666,7 +7612,7 @@
           </w:tcPr>
           <w:p>
             <w:pPr>
-              <w:spacing w:after="0" w:line="240" w:lineRule="auto"/>
+              <w:spacing w:after="0"/>
             </w:pPr>
             <w:r>
               <w:rPr>
@@ -7682,7 +7628,7 @@
           </w:tcPr>
           <w:p>
             <w:pPr>
-              <w:spacing w:after="0" w:line="240" w:lineRule="auto"/>
+              <w:spacing w:after="0"/>
             </w:pPr>
             <w:r>
               <w:rPr>
@@ -7698,7 +7644,7 @@
           </w:tcPr>
           <w:p>
             <w:pPr>
-              <w:spacing w:after="0" w:line="240" w:lineRule="auto"/>
+              <w:spacing w:after="0"/>
             </w:pPr>
             <w:r>
               <w:rPr>
@@ -7714,7 +7660,7 @@
           </w:tcPr>
           <w:p>
             <w:pPr>
-              <w:spacing w:after="0" w:line="240" w:lineRule="auto"/>
+              <w:spacing w:after="0"/>
             </w:pPr>
             <w:r>
               <w:rPr>
@@ -7735,7 +7681,7 @@
           </w:tcPr>
           <w:p>
             <w:pPr>
-              <w:spacing w:after="0" w:line="240" w:lineRule="auto"/>
+              <w:spacing w:after="0"/>
             </w:pPr>
             <w:r>
               <w:rPr>
@@ -7751,7 +7697,7 @@
           </w:tcPr>
           <w:p>
             <w:pPr>
-              <w:spacing w:after="0" w:line="240" w:lineRule="auto"/>
+              <w:spacing w:after="0"/>
             </w:pPr>
             <w:r>
               <w:rPr>
@@ -7767,7 +7713,7 @@
           </w:tcPr>
           <w:p>
             <w:pPr>
-              <w:spacing w:after="0" w:line="240" w:lineRule="auto"/>
+              <w:spacing w:after="0"/>
             </w:pPr>
             <w:r>
               <w:rPr>
@@ -7783,7 +7729,7 @@
           </w:tcPr>
           <w:p>
             <w:pPr>
-              <w:spacing w:after="0" w:line="240" w:lineRule="auto"/>
+              <w:spacing w:after="0"/>
             </w:pPr>
             <w:r>
               <w:rPr>
@@ -7799,7 +7745,7 @@
           </w:tcPr>
           <w:p>
             <w:pPr>
-              <w:spacing w:after="0" w:line="240" w:lineRule="auto"/>
+              <w:spacing w:after="0"/>
             </w:pPr>
             <w:r>
               <w:rPr>
@@ -7815,7 +7761,7 @@
           </w:tcPr>
           <w:p>
             <w:pPr>
-              <w:spacing w:after="0" w:line="240" w:lineRule="auto"/>
+              <w:spacing w:after="0"/>
             </w:pPr>
             <w:r>
               <w:rPr>
@@ -7831,7 +7777,7 @@
           </w:tcPr>
           <w:p>
             <w:pPr>
-              <w:spacing w:after="0" w:line="240" w:lineRule="auto"/>
+              <w:spacing w:after="0"/>
             </w:pPr>
             <w:r>
               <w:rPr>
@@ -7847,7 +7793,7 @@
           </w:tcPr>
           <w:p>
             <w:pPr>
-              <w:spacing w:after="0" w:line="240" w:lineRule="auto"/>
+              <w:spacing w:after="0"/>
             </w:pPr>
             <w:r>
               <w:rPr>
@@ -7863,7 +7809,7 @@
           </w:tcPr>
           <w:p>
             <w:pPr>
-              <w:spacing w:after="0" w:line="240" w:lineRule="auto"/>
+              <w:spacing w:after="0"/>
             </w:pPr>
             <w:r>
               <w:rPr>
@@ -7879,7 +7825,7 @@
           </w:tcPr>
           <w:p>
             <w:pPr>
-              <w:spacing w:after="0" w:line="240" w:lineRule="auto"/>
+              <w:spacing w:after="0"/>
             </w:pPr>
             <w:r>
               <w:rPr>
@@ -8334,10 +8280,7 @@
         <w:jc w:val="both"/>
       </w:pPr>
       <w:r>
-        <w:t>We evaluate the baseline's four models with its own hyper-parameters, so that every comparison is faithful to the original system: logistic regression (standardised inputs, C = 1, balanced class weights), a random forest of 200 trees with balanced class weights, XGBoost with 200 rounds of depth 6, learning rate 0.1 and row and column subsampling of 0.8, and the soft vote that averages their probabilities with weights 1:2:2. No hyper-parameter is tuned on test or external data. Linear and tree models were ch</w:t>
-      </w:r>
-      <w:r>
-        <w:t>osen because they dominate published lexical detectors (Section II-A, II-B) and expose the decision mechanism through coefficients and exact tree SHAP values.</w:t>
+        <w:t>We evaluate the baseline's four models with its own hyper-parameters, so that every comparison is faithful to the original system: logistic regression (standardised inputs, C = 1, balanced class weights), a random forest of 200 trees with balanced class weights, XGBoost with 200 rounds of depth 6, learning rate 0.1 and row and column subsampling of 0.8, and the soft vote that averages their probabilities with weights 1:2:2. No hyper-parameter is tuned on test or external data. Linear and tree models were chosen because they dominate published lexical detectors (Section II-A, II-B) and expose the decision mechanism through coefficients and exact tree SHAP values.</w:t>
       </w:r>
     </w:p>
     <w:p>
@@ -8538,10 +8481,7 @@
         <w:jc w:val="both"/>
       </w:pPr>
       <w:r>
-        <w:t xml:space="preserve">Malicious URLs are the positive class. We report accuracy, precision, recall, specificity, F1, false-positive and false-negative rates, ROC-AUC, PR-AUC, the true-positive rate at 1 % and 0.1 % FPR, log-loss, Brier score and expected calibration error (ECE, 15 bins). On positive-only feeds only recall is defined. Results are averaged over seeds and reported as mean ± standard deviation; single-seed estimates carry 95 % percentile-bootstrap intervals; comparisons on identical test URLs use a paired bootstrap </w:t>
-      </w:r>
-      <w:r>
-        <w:t>of metric differences and McNemar's exact test. A difference is called significant only if its paired 95 % interval excludes zero and its sign agrees across seeds.</w:t>
+        <w:t>Malicious URLs are the positive class. We report accuracy, precision, recall, specificity, F1, false-positive and false-negative rates, ROC-AUC, PR-AUC, the true-positive rate at 1 % and 0.1 % FPR, log-loss, Brier score and expected calibration error (ECE, 15 bins). On positive-only feeds only recall is defined. Results are averaged over seeds and reported as mean ± standard deviation; single-seed estimates carry 95 % percentile-bootstrap intervals; comparisons on identical test URLs use a paired bootstrap of metric differences and McNemar's exact test. A difference is called significant only if its paired 95 % interval excludes zero and its sign agrees across seeds.</w:t>
       </w:r>
     </w:p>
     <w:p>
@@ -8557,10 +8497,7 @@
         <w:jc w:val="both"/>
       </w:pPr>
       <w:r>
-        <w:t>All experiments ran on an Intel Core i7-1355U laptop processor (10 cores) with 16 GB of RAM and no GPU, under Windows 11 with Python 3.10.11, scikit-learn 1.7.2, XGBoost 3.2.0, SHAP 0.49.1 and tldextract 5.3.1. SHAP values for XGBoost are computed with XGBoost's built-in exact TreeSHAP. Runs on corpus A use seeds 42–46 and LOCO runs seeds 42–44. Each run stores its configuration, software environment, split indices with a domain-overlap report, per-URL predictions, metrics and resource measurements, so that</w:t>
-      </w:r>
-      <w:r>
-        <w:t xml:space="preserve"> every number in this paper can be regenerated. Table IV lists the runs reported and the number of seeds behind each.</w:t>
+        <w:t>All experiments ran on an Intel Core i7-1355U laptop processor (10 cores) with 16 GB of RAM and no GPU, under Windows 11 with Python 3.10.11, scikit-learn 1.7.2, XGBoost 3.2.0, SHAP 0.49.1 and tldextract 5.3.1. SHAP values for XGBoost are computed with XGBoost's built-in exact TreeSHAP. Runs on corpus A use seeds 42–46 and LOCO runs seeds 42–44. Each run stores its configuration, software environment, split indices with a domain-overlap report, per-URL predictions, metrics and resource measurements, so that every number in this paper can be regenerated. Table IV lists the runs reported and the number of seeds behind each.</w:t>
       </w:r>
     </w:p>
     <w:p>
@@ -8700,7 +8637,7 @@
           </w:tcPr>
           <w:p>
             <w:pPr>
-              <w:spacing w:after="0" w:line="240" w:lineRule="auto"/>
+              <w:spacing w:after="0"/>
             </w:pPr>
             <w:r>
               <w:rPr>
@@ -8716,7 +8653,7 @@
           </w:tcPr>
           <w:p>
             <w:pPr>
-              <w:spacing w:after="0" w:line="240" w:lineRule="auto"/>
+              <w:spacing w:after="0"/>
             </w:pPr>
             <w:r>
               <w:rPr>
@@ -8732,7 +8669,7 @@
           </w:tcPr>
           <w:p>
             <w:pPr>
-              <w:spacing w:after="0" w:line="240" w:lineRule="auto"/>
+              <w:spacing w:after="0"/>
             </w:pPr>
             <w:r>
               <w:rPr>
@@ -8748,7 +8685,7 @@
           </w:tcPr>
           <w:p>
             <w:pPr>
-              <w:spacing w:after="0" w:line="240" w:lineRule="auto"/>
+              <w:spacing w:after="0"/>
             </w:pPr>
             <w:r>
               <w:rPr>
@@ -8764,7 +8701,7 @@
           </w:tcPr>
           <w:p>
             <w:pPr>
-              <w:spacing w:after="0" w:line="240" w:lineRule="auto"/>
+              <w:spacing w:after="0"/>
             </w:pPr>
             <w:r>
               <w:rPr>
@@ -8785,7 +8722,7 @@
           </w:tcPr>
           <w:p>
             <w:pPr>
-              <w:spacing w:after="0" w:line="240" w:lineRule="auto"/>
+              <w:spacing w:after="0"/>
             </w:pPr>
             <w:r>
               <w:rPr>
@@ -8801,7 +8738,7 @@
           </w:tcPr>
           <w:p>
             <w:pPr>
-              <w:spacing w:after="0" w:line="240" w:lineRule="auto"/>
+              <w:spacing w:after="0"/>
             </w:pPr>
             <w:r>
               <w:rPr>
@@ -8817,7 +8754,7 @@
           </w:tcPr>
           <w:p>
             <w:pPr>
-              <w:spacing w:after="0" w:line="240" w:lineRule="auto"/>
+              <w:spacing w:after="0"/>
             </w:pPr>
             <w:r>
               <w:rPr>
@@ -8833,7 +8770,7 @@
           </w:tcPr>
           <w:p>
             <w:pPr>
-              <w:spacing w:after="0" w:line="240" w:lineRule="auto"/>
+              <w:spacing w:after="0"/>
             </w:pPr>
             <w:r>
               <w:rPr>
@@ -8849,7 +8786,7 @@
           </w:tcPr>
           <w:p>
             <w:pPr>
-              <w:spacing w:after="0" w:line="240" w:lineRule="auto"/>
+              <w:spacing w:after="0"/>
             </w:pPr>
             <w:r>
               <w:rPr>
@@ -8870,7 +8807,7 @@
           </w:tcPr>
           <w:p>
             <w:pPr>
-              <w:spacing w:after="0" w:line="240" w:lineRule="auto"/>
+              <w:spacing w:after="0"/>
             </w:pPr>
             <w:r>
               <w:rPr>
@@ -8886,7 +8823,7 @@
           </w:tcPr>
           <w:p>
             <w:pPr>
-              <w:spacing w:after="0" w:line="240" w:lineRule="auto"/>
+              <w:spacing w:after="0"/>
             </w:pPr>
             <w:r>
               <w:rPr>
@@ -8902,7 +8839,7 @@
           </w:tcPr>
           <w:p>
             <w:pPr>
-              <w:spacing w:after="0" w:line="240" w:lineRule="auto"/>
+              <w:spacing w:after="0"/>
             </w:pPr>
             <w:r>
               <w:rPr>
@@ -8918,7 +8855,7 @@
           </w:tcPr>
           <w:p>
             <w:pPr>
-              <w:spacing w:after="0" w:line="240" w:lineRule="auto"/>
+              <w:spacing w:after="0"/>
             </w:pPr>
             <w:r>
               <w:rPr>
@@ -8934,7 +8871,7 @@
           </w:tcPr>
           <w:p>
             <w:pPr>
-              <w:spacing w:after="0" w:line="240" w:lineRule="auto"/>
+              <w:spacing w:after="0"/>
             </w:pPr>
             <w:r>
               <w:rPr>
@@ -8955,7 +8892,7 @@
           </w:tcPr>
           <w:p>
             <w:pPr>
-              <w:spacing w:after="0" w:line="240" w:lineRule="auto"/>
+              <w:spacing w:after="0"/>
             </w:pPr>
             <w:r>
               <w:rPr>
@@ -8971,7 +8908,7 @@
           </w:tcPr>
           <w:p>
             <w:pPr>
-              <w:spacing w:after="0" w:line="240" w:lineRule="auto"/>
+              <w:spacing w:after="0"/>
             </w:pPr>
             <w:r>
               <w:rPr>
@@ -8987,7 +8924,7 @@
           </w:tcPr>
           <w:p>
             <w:pPr>
-              <w:spacing w:after="0" w:line="240" w:lineRule="auto"/>
+              <w:spacing w:after="0"/>
             </w:pPr>
             <w:r>
               <w:rPr>
@@ -9003,7 +8940,7 @@
           </w:tcPr>
           <w:p>
             <w:pPr>
-              <w:spacing w:after="0" w:line="240" w:lineRule="auto"/>
+              <w:spacing w:after="0"/>
             </w:pPr>
             <w:r>
               <w:rPr>
@@ -9019,7 +8956,7 @@
           </w:tcPr>
           <w:p>
             <w:pPr>
-              <w:spacing w:after="0" w:line="240" w:lineRule="auto"/>
+              <w:spacing w:after="0"/>
             </w:pPr>
             <w:r>
               <w:rPr>
@@ -9040,7 +8977,7 @@
           </w:tcPr>
           <w:p>
             <w:pPr>
-              <w:spacing w:after="0" w:line="240" w:lineRule="auto"/>
+              <w:spacing w:after="0"/>
             </w:pPr>
             <w:r>
               <w:rPr>
@@ -9056,7 +8993,7 @@
           </w:tcPr>
           <w:p>
             <w:pPr>
-              <w:spacing w:after="0" w:line="240" w:lineRule="auto"/>
+              <w:spacing w:after="0"/>
             </w:pPr>
             <w:r>
               <w:rPr>
@@ -9072,7 +9009,7 @@
           </w:tcPr>
           <w:p>
             <w:pPr>
-              <w:spacing w:after="0" w:line="240" w:lineRule="auto"/>
+              <w:spacing w:after="0"/>
             </w:pPr>
             <w:r>
               <w:rPr>
@@ -9088,7 +9025,7 @@
           </w:tcPr>
           <w:p>
             <w:pPr>
-              <w:spacing w:after="0" w:line="240" w:lineRule="auto"/>
+              <w:spacing w:after="0"/>
             </w:pPr>
             <w:r>
               <w:rPr>
@@ -9104,7 +9041,7 @@
           </w:tcPr>
           <w:p>
             <w:pPr>
-              <w:spacing w:after="0" w:line="240" w:lineRule="auto"/>
+              <w:spacing w:after="0"/>
             </w:pPr>
             <w:r>
               <w:rPr>
@@ -9125,7 +9062,7 @@
           </w:tcPr>
           <w:p>
             <w:pPr>
-              <w:spacing w:after="0" w:line="240" w:lineRule="auto"/>
+              <w:spacing w:after="0"/>
             </w:pPr>
             <w:r>
               <w:rPr>
@@ -9141,7 +9078,7 @@
           </w:tcPr>
           <w:p>
             <w:pPr>
-              <w:spacing w:after="0" w:line="240" w:lineRule="auto"/>
+              <w:spacing w:after="0"/>
             </w:pPr>
             <w:r>
               <w:rPr>
@@ -9157,7 +9094,7 @@
           </w:tcPr>
           <w:p>
             <w:pPr>
-              <w:spacing w:after="0" w:line="240" w:lineRule="auto"/>
+              <w:spacing w:after="0"/>
             </w:pPr>
             <w:r>
               <w:rPr>
@@ -9173,7 +9110,7 @@
           </w:tcPr>
           <w:p>
             <w:pPr>
-              <w:spacing w:after="0" w:line="240" w:lineRule="auto"/>
+              <w:spacing w:after="0"/>
             </w:pPr>
             <w:r>
               <w:rPr>
@@ -9189,7 +9126,7 @@
           </w:tcPr>
           <w:p>
             <w:pPr>
-              <w:spacing w:after="0" w:line="240" w:lineRule="auto"/>
+              <w:spacing w:after="0"/>
             </w:pPr>
             <w:r>
               <w:rPr>
@@ -9210,7 +9147,7 @@
           </w:tcPr>
           <w:p>
             <w:pPr>
-              <w:spacing w:after="0" w:line="240" w:lineRule="auto"/>
+              <w:spacing w:after="0"/>
             </w:pPr>
             <w:r>
               <w:rPr>
@@ -9226,7 +9163,7 @@
           </w:tcPr>
           <w:p>
             <w:pPr>
-              <w:spacing w:after="0" w:line="240" w:lineRule="auto"/>
+              <w:spacing w:after="0"/>
             </w:pPr>
             <w:r>
               <w:rPr>
@@ -9242,7 +9179,7 @@
           </w:tcPr>
           <w:p>
             <w:pPr>
-              <w:spacing w:after="0" w:line="240" w:lineRule="auto"/>
+              <w:spacing w:after="0"/>
             </w:pPr>
             <w:r>
               <w:rPr>
@@ -9258,7 +9195,7 @@
           </w:tcPr>
           <w:p>
             <w:pPr>
-              <w:spacing w:after="0" w:line="240" w:lineRule="auto"/>
+              <w:spacing w:after="0"/>
             </w:pPr>
             <w:r>
               <w:rPr>
@@ -9274,7 +9211,7 @@
           </w:tcPr>
           <w:p>
             <w:pPr>
-              <w:spacing w:after="0" w:line="240" w:lineRule="auto"/>
+              <w:spacing w:after="0"/>
             </w:pPr>
             <w:r>
               <w:rPr>
@@ -9295,7 +9232,7 @@
           </w:tcPr>
           <w:p>
             <w:pPr>
-              <w:spacing w:after="0" w:line="240" w:lineRule="auto"/>
+              <w:spacing w:after="0"/>
             </w:pPr>
             <w:r>
               <w:rPr>
@@ -9311,7 +9248,7 @@
           </w:tcPr>
           <w:p>
             <w:pPr>
-              <w:spacing w:after="0" w:line="240" w:lineRule="auto"/>
+              <w:spacing w:after="0"/>
             </w:pPr>
             <w:r>
               <w:rPr>
@@ -9327,7 +9264,7 @@
           </w:tcPr>
           <w:p>
             <w:pPr>
-              <w:spacing w:after="0" w:line="240" w:lineRule="auto"/>
+              <w:spacing w:after="0"/>
             </w:pPr>
             <w:r>
               <w:rPr>
@@ -9343,7 +9280,7 @@
           </w:tcPr>
           <w:p>
             <w:pPr>
-              <w:spacing w:after="0" w:line="240" w:lineRule="auto"/>
+              <w:spacing w:after="0"/>
             </w:pPr>
             <w:r>
               <w:rPr>
@@ -9359,7 +9296,7 @@
           </w:tcPr>
           <w:p>
             <w:pPr>
-              <w:spacing w:after="0" w:line="240" w:lineRule="auto"/>
+              <w:spacing w:after="0"/>
             </w:pPr>
             <w:r>
               <w:rPr>
@@ -9380,7 +9317,7 @@
           </w:tcPr>
           <w:p>
             <w:pPr>
-              <w:spacing w:after="0" w:line="240" w:lineRule="auto"/>
+              <w:spacing w:after="0"/>
             </w:pPr>
             <w:r>
               <w:rPr>
@@ -9396,7 +9333,7 @@
           </w:tcPr>
           <w:p>
             <w:pPr>
-              <w:spacing w:after="0" w:line="240" w:lineRule="auto"/>
+              <w:spacing w:after="0"/>
             </w:pPr>
             <w:r>
               <w:rPr>
@@ -9412,7 +9349,7 @@
           </w:tcPr>
           <w:p>
             <w:pPr>
-              <w:spacing w:after="0" w:line="240" w:lineRule="auto"/>
+              <w:spacing w:after="0"/>
             </w:pPr>
             <w:r>
               <w:rPr>
@@ -9428,7 +9365,7 @@
           </w:tcPr>
           <w:p>
             <w:pPr>
-              <w:spacing w:after="0" w:line="240" w:lineRule="auto"/>
+              <w:spacing w:after="0"/>
             </w:pPr>
             <w:r>
               <w:rPr>
@@ -9444,7 +9381,7 @@
           </w:tcPr>
           <w:p>
             <w:pPr>
-              <w:spacing w:after="0" w:line="240" w:lineRule="auto"/>
+              <w:spacing w:after="0"/>
             </w:pPr>
             <w:r>
               <w:rPr>
@@ -9495,10 +9432,7 @@
       </w:r>
       <w:r>
         <w:lastRenderedPageBreak/>
-        <w:t>lowers the accuracies to 0.617 and 0.428 and makes the scheme-less corpus B almost indistinguishable among benign URLs (0</w:t>
-      </w:r>
-      <w:r>
-        <w:t>.184). PhiUSIIL's benign URLs remain identifiable at 0.981 even after canonicalisation, because being a bare homepage is a sampling property that no string transformation can remove. The baseline's own 28 features identify the source corpus with accuracy 0.803 (benign) and 0.577 (malicious).</w:t>
+        <w:t>lowers the accuracies to 0.617 and 0.428 and makes the scheme-less corpus B almost indistinguishable among benign URLs (0.184). PhiUSIIL's benign URLs remain identifiable at 0.981 even after canonicalisation, because being a bare homepage is a sampling property that no string transformation can remove. The baseline's own 28 features identify the source corpus with accuracy 0.803 (benign) and 0.577 (malicious).</w:t>
       </w:r>
     </w:p>
     <w:p>
@@ -9714,7 +9648,7 @@
           </w:tcPr>
           <w:p>
             <w:pPr>
-              <w:spacing w:after="0" w:line="240" w:lineRule="auto"/>
+              <w:spacing w:after="0"/>
             </w:pPr>
             <w:r>
               <w:rPr>
@@ -9730,7 +9664,7 @@
           </w:tcPr>
           <w:p>
             <w:pPr>
-              <w:spacing w:after="0" w:line="240" w:lineRule="auto"/>
+              <w:spacing w:after="0"/>
             </w:pPr>
             <w:r>
               <w:rPr>
@@ -9746,7 +9680,7 @@
           </w:tcPr>
           <w:p>
             <w:pPr>
-              <w:spacing w:after="0" w:line="240" w:lineRule="auto"/>
+              <w:spacing w:after="0"/>
             </w:pPr>
             <w:r>
               <w:rPr>
@@ -9762,7 +9696,7 @@
           </w:tcPr>
           <w:p>
             <w:pPr>
-              <w:spacing w:after="0" w:line="240" w:lineRule="auto"/>
+              <w:spacing w:after="0"/>
             </w:pPr>
             <w:r>
               <w:rPr>
@@ -9778,7 +9712,7 @@
           </w:tcPr>
           <w:p>
             <w:pPr>
-              <w:spacing w:after="0" w:line="240" w:lineRule="auto"/>
+              <w:spacing w:after="0"/>
             </w:pPr>
             <w:r>
               <w:rPr>
@@ -9794,7 +9728,7 @@
           </w:tcPr>
           <w:p>
             <w:pPr>
-              <w:spacing w:after="0" w:line="240" w:lineRule="auto"/>
+              <w:spacing w:after="0"/>
             </w:pPr>
             <w:r>
               <w:rPr>
@@ -9810,7 +9744,7 @@
           </w:tcPr>
           <w:p>
             <w:pPr>
-              <w:spacing w:after="0" w:line="240" w:lineRule="auto"/>
+              <w:spacing w:after="0"/>
             </w:pPr>
             <w:r>
               <w:rPr>
@@ -9826,7 +9760,7 @@
           </w:tcPr>
           <w:p>
             <w:pPr>
-              <w:spacing w:after="0" w:line="240" w:lineRule="auto"/>
+              <w:spacing w:after="0"/>
             </w:pPr>
             <w:r>
               <w:rPr>
@@ -9842,7 +9776,7 @@
           </w:tcPr>
           <w:p>
             <w:pPr>
-              <w:spacing w:after="0" w:line="240" w:lineRule="auto"/>
+              <w:spacing w:after="0"/>
             </w:pPr>
             <w:r>
               <w:rPr>
@@ -9863,7 +9797,7 @@
           </w:tcPr>
           <w:p>
             <w:pPr>
-              <w:spacing w:after="0" w:line="240" w:lineRule="auto"/>
+              <w:spacing w:after="0"/>
             </w:pPr>
             <w:r>
               <w:rPr>
@@ -9879,7 +9813,7 @@
           </w:tcPr>
           <w:p>
             <w:pPr>
-              <w:spacing w:after="0" w:line="240" w:lineRule="auto"/>
+              <w:spacing w:after="0"/>
             </w:pPr>
             <w:r>
               <w:rPr>
@@ -9895,7 +9829,7 @@
           </w:tcPr>
           <w:p>
             <w:pPr>
-              <w:spacing w:after="0" w:line="240" w:lineRule="auto"/>
+              <w:spacing w:after="0"/>
             </w:pPr>
             <w:r>
               <w:rPr>
@@ -9911,7 +9845,7 @@
           </w:tcPr>
           <w:p>
             <w:pPr>
-              <w:spacing w:after="0" w:line="240" w:lineRule="auto"/>
+              <w:spacing w:after="0"/>
             </w:pPr>
             <w:r>
               <w:rPr>
@@ -9927,7 +9861,7 @@
           </w:tcPr>
           <w:p>
             <w:pPr>
-              <w:spacing w:after="0" w:line="240" w:lineRule="auto"/>
+              <w:spacing w:after="0"/>
             </w:pPr>
             <w:r>
               <w:rPr>
@@ -9943,7 +9877,7 @@
           </w:tcPr>
           <w:p>
             <w:pPr>
-              <w:spacing w:after="0" w:line="240" w:lineRule="auto"/>
+              <w:spacing w:after="0"/>
             </w:pPr>
             <w:r>
               <w:rPr>
@@ -9959,7 +9893,7 @@
           </w:tcPr>
           <w:p>
             <w:pPr>
-              <w:spacing w:after="0" w:line="240" w:lineRule="auto"/>
+              <w:spacing w:after="0"/>
             </w:pPr>
             <w:r>
               <w:rPr>
@@ -9975,7 +9909,7 @@
           </w:tcPr>
           <w:p>
             <w:pPr>
-              <w:spacing w:after="0" w:line="240" w:lineRule="auto"/>
+              <w:spacing w:after="0"/>
             </w:pPr>
             <w:r>
               <w:rPr>
@@ -9991,7 +9925,7 @@
           </w:tcPr>
           <w:p>
             <w:pPr>
-              <w:spacing w:after="0" w:line="240" w:lineRule="auto"/>
+              <w:spacing w:after="0"/>
             </w:pPr>
             <w:r>
               <w:rPr>
@@ -10012,7 +9946,7 @@
           </w:tcPr>
           <w:p>
             <w:pPr>
-              <w:spacing w:after="0" w:line="240" w:lineRule="auto"/>
+              <w:spacing w:after="0"/>
             </w:pPr>
             <w:r>
               <w:rPr>
@@ -10028,7 +9962,7 @@
           </w:tcPr>
           <w:p>
             <w:pPr>
-              <w:spacing w:after="0" w:line="240" w:lineRule="auto"/>
+              <w:spacing w:after="0"/>
             </w:pPr>
             <w:r>
               <w:rPr>
@@ -10044,7 +9978,7 @@
           </w:tcPr>
           <w:p>
             <w:pPr>
-              <w:spacing w:after="0" w:line="240" w:lineRule="auto"/>
+              <w:spacing w:after="0"/>
             </w:pPr>
             <w:r>
               <w:rPr>
@@ -10060,7 +9994,7 @@
           </w:tcPr>
           <w:p>
             <w:pPr>
-              <w:spacing w:after="0" w:line="240" w:lineRule="auto"/>
+              <w:spacing w:after="0"/>
             </w:pPr>
             <w:r>
               <w:rPr>
@@ -10076,7 +10010,7 @@
           </w:tcPr>
           <w:p>
             <w:pPr>
-              <w:spacing w:after="0" w:line="240" w:lineRule="auto"/>
+              <w:spacing w:after="0"/>
             </w:pPr>
             <w:r>
               <w:rPr>
@@ -10092,7 +10026,7 @@
           </w:tcPr>
           <w:p>
             <w:pPr>
-              <w:spacing w:after="0" w:line="240" w:lineRule="auto"/>
+              <w:spacing w:after="0"/>
             </w:pPr>
             <w:r>
               <w:rPr>
@@ -10108,7 +10042,7 @@
           </w:tcPr>
           <w:p>
             <w:pPr>
-              <w:spacing w:after="0" w:line="240" w:lineRule="auto"/>
+              <w:spacing w:after="0"/>
             </w:pPr>
             <w:r>
               <w:rPr>
@@ -10124,7 +10058,7 @@
           </w:tcPr>
           <w:p>
             <w:pPr>
-              <w:spacing w:after="0" w:line="240" w:lineRule="auto"/>
+              <w:spacing w:after="0"/>
             </w:pPr>
             <w:r>
               <w:rPr>
@@ -10140,7 +10074,7 @@
           </w:tcPr>
           <w:p>
             <w:pPr>
-              <w:spacing w:after="0" w:line="240" w:lineRule="auto"/>
+              <w:spacing w:after="0"/>
             </w:pPr>
             <w:r>
               <w:rPr>
@@ -10161,7 +10095,7 @@
           </w:tcPr>
           <w:p>
             <w:pPr>
-              <w:spacing w:after="0" w:line="240" w:lineRule="auto"/>
+              <w:spacing w:after="0"/>
             </w:pPr>
             <w:r>
               <w:rPr>
@@ -10177,7 +10111,7 @@
           </w:tcPr>
           <w:p>
             <w:pPr>
-              <w:spacing w:after="0" w:line="240" w:lineRule="auto"/>
+              <w:spacing w:after="0"/>
             </w:pPr>
             <w:r>
               <w:rPr>
@@ -10193,7 +10127,7 @@
           </w:tcPr>
           <w:p>
             <w:pPr>
-              <w:spacing w:after="0" w:line="240" w:lineRule="auto"/>
+              <w:spacing w:after="0"/>
             </w:pPr>
             <w:r>
               <w:rPr>
@@ -10209,7 +10143,7 @@
           </w:tcPr>
           <w:p>
             <w:pPr>
-              <w:spacing w:after="0" w:line="240" w:lineRule="auto"/>
+              <w:spacing w:after="0"/>
             </w:pPr>
             <w:r>
               <w:rPr>
@@ -10225,7 +10159,7 @@
           </w:tcPr>
           <w:p>
             <w:pPr>
-              <w:spacing w:after="0" w:line="240" w:lineRule="auto"/>
+              <w:spacing w:after="0"/>
             </w:pPr>
             <w:r>
               <w:rPr>
@@ -10241,7 +10175,7 @@
           </w:tcPr>
           <w:p>
             <w:pPr>
-              <w:spacing w:after="0" w:line="240" w:lineRule="auto"/>
+              <w:spacing w:after="0"/>
             </w:pPr>
             <w:r>
               <w:rPr>
@@ -10257,7 +10191,7 @@
           </w:tcPr>
           <w:p>
             <w:pPr>
-              <w:spacing w:after="0" w:line="240" w:lineRule="auto"/>
+              <w:spacing w:after="0"/>
             </w:pPr>
             <w:r>
               <w:rPr>
@@ -10273,7 +10207,7 @@
           </w:tcPr>
           <w:p>
             <w:pPr>
-              <w:spacing w:after="0" w:line="240" w:lineRule="auto"/>
+              <w:spacing w:after="0"/>
             </w:pPr>
             <w:r>
               <w:rPr>
@@ -10289,7 +10223,7 @@
           </w:tcPr>
           <w:p>
             <w:pPr>
-              <w:spacing w:after="0" w:line="240" w:lineRule="auto"/>
+              <w:spacing w:after="0"/>
             </w:pPr>
             <w:r>
               <w:rPr>
@@ -10310,7 +10244,7 @@
           </w:tcPr>
           <w:p>
             <w:pPr>
-              <w:spacing w:after="0" w:line="240" w:lineRule="auto"/>
+              <w:spacing w:after="0"/>
             </w:pPr>
             <w:r>
               <w:rPr>
@@ -10326,7 +10260,7 @@
           </w:tcPr>
           <w:p>
             <w:pPr>
-              <w:spacing w:after="0" w:line="240" w:lineRule="auto"/>
+              <w:spacing w:after="0"/>
             </w:pPr>
             <w:r>
               <w:rPr>
@@ -10342,7 +10276,7 @@
           </w:tcPr>
           <w:p>
             <w:pPr>
-              <w:spacing w:after="0" w:line="240" w:lineRule="auto"/>
+              <w:spacing w:after="0"/>
             </w:pPr>
             <w:r>
               <w:rPr>
@@ -10358,7 +10292,7 @@
           </w:tcPr>
           <w:p>
             <w:pPr>
-              <w:spacing w:after="0" w:line="240" w:lineRule="auto"/>
+              <w:spacing w:after="0"/>
             </w:pPr>
             <w:r>
               <w:rPr>
@@ -10374,7 +10308,7 @@
           </w:tcPr>
           <w:p>
             <w:pPr>
-              <w:spacing w:after="0" w:line="240" w:lineRule="auto"/>
+              <w:spacing w:after="0"/>
             </w:pPr>
             <w:r>
               <w:rPr>
@@ -10390,7 +10324,7 @@
           </w:tcPr>
           <w:p>
             <w:pPr>
-              <w:spacing w:after="0" w:line="240" w:lineRule="auto"/>
+              <w:spacing w:after="0"/>
             </w:pPr>
             <w:r>
               <w:rPr>
@@ -10406,7 +10340,7 @@
           </w:tcPr>
           <w:p>
             <w:pPr>
-              <w:spacing w:after="0" w:line="240" w:lineRule="auto"/>
+              <w:spacing w:after="0"/>
             </w:pPr>
             <w:r>
               <w:rPr>
@@ -10422,7 +10356,7 @@
           </w:tcPr>
           <w:p>
             <w:pPr>
-              <w:spacing w:after="0" w:line="240" w:lineRule="auto"/>
+              <w:spacing w:after="0"/>
             </w:pPr>
             <w:r>
               <w:rPr>
@@ -10438,7 +10372,7 @@
           </w:tcPr>
           <w:p>
             <w:pPr>
-              <w:spacing w:after="0" w:line="240" w:lineRule="auto"/>
+              <w:spacing w:after="0"/>
             </w:pPr>
             <w:r>
               <w:rPr>
@@ -10459,7 +10393,7 @@
           </w:tcPr>
           <w:p>
             <w:pPr>
-              <w:spacing w:after="0" w:line="240" w:lineRule="auto"/>
+              <w:spacing w:after="0"/>
             </w:pPr>
             <w:r>
               <w:rPr>
@@ -10475,7 +10409,7 @@
           </w:tcPr>
           <w:p>
             <w:pPr>
-              <w:spacing w:after="0" w:line="240" w:lineRule="auto"/>
+              <w:spacing w:after="0"/>
             </w:pPr>
             <w:r>
               <w:rPr>
@@ -10491,7 +10425,7 @@
           </w:tcPr>
           <w:p>
             <w:pPr>
-              <w:spacing w:after="0" w:line="240" w:lineRule="auto"/>
+              <w:spacing w:after="0"/>
             </w:pPr>
             <w:r>
               <w:rPr>
@@ -10507,7 +10441,7 @@
           </w:tcPr>
           <w:p>
             <w:pPr>
-              <w:spacing w:after="0" w:line="240" w:lineRule="auto"/>
+              <w:spacing w:after="0"/>
             </w:pPr>
             <w:r>
               <w:rPr>
@@ -10523,7 +10457,7 @@
           </w:tcPr>
           <w:p>
             <w:pPr>
-              <w:spacing w:after="0" w:line="240" w:lineRule="auto"/>
+              <w:spacing w:after="0"/>
             </w:pPr>
             <w:r>
               <w:rPr>
@@ -10539,7 +10473,7 @@
           </w:tcPr>
           <w:p>
             <w:pPr>
-              <w:spacing w:after="0" w:line="240" w:lineRule="auto"/>
+              <w:spacing w:after="0"/>
             </w:pPr>
             <w:r>
               <w:rPr>
@@ -10555,7 +10489,7 @@
           </w:tcPr>
           <w:p>
             <w:pPr>
-              <w:spacing w:after="0" w:line="240" w:lineRule="auto"/>
+              <w:spacing w:after="0"/>
             </w:pPr>
             <w:r>
               <w:rPr>
@@ -10571,7 +10505,7 @@
           </w:tcPr>
           <w:p>
             <w:pPr>
-              <w:spacing w:after="0" w:line="240" w:lineRule="auto"/>
+              <w:spacing w:after="0"/>
             </w:pPr>
             <w:r>
               <w:rPr>
@@ -10587,7 +10521,7 @@
           </w:tcPr>
           <w:p>
             <w:pPr>
-              <w:spacing w:after="0" w:line="240" w:lineRule="auto"/>
+              <w:spacing w:after="0"/>
             </w:pPr>
             <w:r>
               <w:rPr>
@@ -10608,7 +10542,7 @@
           </w:tcPr>
           <w:p>
             <w:pPr>
-              <w:spacing w:after="0" w:line="240" w:lineRule="auto"/>
+              <w:spacing w:after="0"/>
             </w:pPr>
             <w:r>
               <w:rPr>
@@ -10624,7 +10558,7 @@
           </w:tcPr>
           <w:p>
             <w:pPr>
-              <w:spacing w:after="0" w:line="240" w:lineRule="auto"/>
+              <w:spacing w:after="0"/>
             </w:pPr>
             <w:r>
               <w:rPr>
@@ -10640,7 +10574,7 @@
           </w:tcPr>
           <w:p>
             <w:pPr>
-              <w:spacing w:after="0" w:line="240" w:lineRule="auto"/>
+              <w:spacing w:after="0"/>
             </w:pPr>
             <w:r>
               <w:rPr>
@@ -10656,7 +10590,7 @@
           </w:tcPr>
           <w:p>
             <w:pPr>
-              <w:spacing w:after="0" w:line="240" w:lineRule="auto"/>
+              <w:spacing w:after="0"/>
             </w:pPr>
             <w:r>
               <w:rPr>
@@ -10672,7 +10606,7 @@
           </w:tcPr>
           <w:p>
             <w:pPr>
-              <w:spacing w:after="0" w:line="240" w:lineRule="auto"/>
+              <w:spacing w:after="0"/>
             </w:pPr>
             <w:r>
               <w:rPr>
@@ -10688,7 +10622,7 @@
           </w:tcPr>
           <w:p>
             <w:pPr>
-              <w:spacing w:after="0" w:line="240" w:lineRule="auto"/>
+              <w:spacing w:after="0"/>
             </w:pPr>
             <w:r>
               <w:rPr>
@@ -10704,7 +10638,7 @@
           </w:tcPr>
           <w:p>
             <w:pPr>
-              <w:spacing w:after="0" w:line="240" w:lineRule="auto"/>
+              <w:spacing w:after="0"/>
             </w:pPr>
             <w:r>
               <w:rPr>
@@ -10720,7 +10654,7 @@
           </w:tcPr>
           <w:p>
             <w:pPr>
-              <w:spacing w:after="0" w:line="240" w:lineRule="auto"/>
+              <w:spacing w:after="0"/>
             </w:pPr>
             <w:r>
               <w:rPr>
@@ -10736,7 +10670,7 @@
           </w:tcPr>
           <w:p>
             <w:pPr>
-              <w:spacing w:after="0" w:line="240" w:lineRule="auto"/>
+              <w:spacing w:after="0"/>
             </w:pPr>
             <w:r>
               <w:rPr>
@@ -10757,7 +10691,7 @@
           </w:tcPr>
           <w:p>
             <w:pPr>
-              <w:spacing w:after="0" w:line="240" w:lineRule="auto"/>
+              <w:spacing w:after="0"/>
             </w:pPr>
             <w:r>
               <w:rPr>
@@ -10773,7 +10707,7 @@
           </w:tcPr>
           <w:p>
             <w:pPr>
-              <w:spacing w:after="0" w:line="240" w:lineRule="auto"/>
+              <w:spacing w:after="0"/>
             </w:pPr>
             <w:r>
               <w:rPr>
@@ -10789,7 +10723,7 @@
           </w:tcPr>
           <w:p>
             <w:pPr>
-              <w:spacing w:after="0" w:line="240" w:lineRule="auto"/>
+              <w:spacing w:after="0"/>
             </w:pPr>
             <w:r>
               <w:rPr>
@@ -10805,7 +10739,7 @@
           </w:tcPr>
           <w:p>
             <w:pPr>
-              <w:spacing w:after="0" w:line="240" w:lineRule="auto"/>
+              <w:spacing w:after="0"/>
             </w:pPr>
             <w:r>
               <w:rPr>
@@ -10821,7 +10755,7 @@
           </w:tcPr>
           <w:p>
             <w:pPr>
-              <w:spacing w:after="0" w:line="240" w:lineRule="auto"/>
+              <w:spacing w:after="0"/>
             </w:pPr>
             <w:r>
               <w:rPr>
@@ -10837,7 +10771,7 @@
           </w:tcPr>
           <w:p>
             <w:pPr>
-              <w:spacing w:after="0" w:line="240" w:lineRule="auto"/>
+              <w:spacing w:after="0"/>
             </w:pPr>
             <w:r>
               <w:rPr>
@@ -10853,7 +10787,7 @@
           </w:tcPr>
           <w:p>
             <w:pPr>
-              <w:spacing w:after="0" w:line="240" w:lineRule="auto"/>
+              <w:spacing w:after="0"/>
             </w:pPr>
             <w:r>
               <w:rPr>
@@ -10869,7 +10803,7 @@
           </w:tcPr>
           <w:p>
             <w:pPr>
-              <w:spacing w:after="0" w:line="240" w:lineRule="auto"/>
+              <w:spacing w:after="0"/>
             </w:pPr>
             <w:r>
               <w:rPr>
@@ -10885,7 +10819,7 @@
           </w:tcPr>
           <w:p>
             <w:pPr>
-              <w:spacing w:after="0" w:line="240" w:lineRule="auto"/>
+              <w:spacing w:after="0"/>
             </w:pPr>
             <w:r>
               <w:rPr>
@@ -10915,10 +10849,7 @@
         <w:jc w:val="both"/>
       </w:pPr>
       <w:r>
-        <w:t>Random splitting leaks registered domains asymmetrically. With seed 42, 59.4 % of the phishing test URLs of corpus A share a registered domain with some training URL, against only 2.4 % of the benign test URLs (26.7 % overall); grouped splitting removes this overlap by construction. Despite the leakage, grouping hardly changes in-distribution performance (Table VI): every model reaches a ROC-AUC of 0.998–0.999 under both protocols, and F1 drops by at most 0.002. The models do not need memorised domains, bec</w:t>
-      </w:r>
-      <w:r>
-        <w:t>ause the collection artifacts already separate the classes.</w:t>
+        <w:t>Random splitting leaks registered domains asymmetrically. With seed 42, 59.4 % of the phishing test URLs of corpus A share a registered domain with some training URL, against only 2.4 % of the benign test URLs (26.7 % overall); grouped splitting removes this overlap by construction. Despite the leakage, grouping hardly changes in-distribution performance (Table VI): every model reaches a ROC-AUC of 0.998–0.999 under both protocols, and F1 drops by at most 0.002. The models do not need memorised domains, because the collection artifacts already separate the classes.</w:t>
       </w:r>
     </w:p>
     <w:p>
@@ -11058,7 +10989,7 @@
           </w:tcPr>
           <w:p>
             <w:pPr>
-              <w:spacing w:after="0" w:line="240" w:lineRule="auto"/>
+              <w:spacing w:after="0"/>
             </w:pPr>
             <w:r>
               <w:rPr>
@@ -11074,7 +11005,7 @@
           </w:tcPr>
           <w:p>
             <w:pPr>
-              <w:spacing w:after="0" w:line="240" w:lineRule="auto"/>
+              <w:spacing w:after="0"/>
             </w:pPr>
             <w:r>
               <w:rPr>
@@ -11090,7 +11021,7 @@
           </w:tcPr>
           <w:p>
             <w:pPr>
-              <w:spacing w:after="0" w:line="240" w:lineRule="auto"/>
+              <w:spacing w:after="0"/>
             </w:pPr>
             <w:r>
               <w:rPr>
@@ -11106,7 +11037,7 @@
           </w:tcPr>
           <w:p>
             <w:pPr>
-              <w:spacing w:after="0" w:line="240" w:lineRule="auto"/>
+              <w:spacing w:after="0"/>
             </w:pPr>
             <w:r>
               <w:rPr>
@@ -11122,7 +11053,7 @@
           </w:tcPr>
           <w:p>
             <w:pPr>
-              <w:spacing w:after="0" w:line="240" w:lineRule="auto"/>
+              <w:spacing w:after="0"/>
             </w:pPr>
             <w:r>
               <w:rPr>
@@ -11143,7 +11074,7 @@
           </w:tcPr>
           <w:p>
             <w:pPr>
-              <w:spacing w:after="0" w:line="240" w:lineRule="auto"/>
+              <w:spacing w:after="0"/>
             </w:pPr>
             <w:r>
               <w:rPr>
@@ -11159,7 +11090,7 @@
           </w:tcPr>
           <w:p>
             <w:pPr>
-              <w:spacing w:after="0" w:line="240" w:lineRule="auto"/>
+              <w:spacing w:after="0"/>
             </w:pPr>
             <w:r>
               <w:rPr>
@@ -11175,7 +11106,7 @@
           </w:tcPr>
           <w:p>
             <w:pPr>
-              <w:spacing w:after="0" w:line="240" w:lineRule="auto"/>
+              <w:spacing w:after="0"/>
             </w:pPr>
             <w:r>
               <w:rPr>
@@ -11191,7 +11122,7 @@
           </w:tcPr>
           <w:p>
             <w:pPr>
-              <w:spacing w:after="0" w:line="240" w:lineRule="auto"/>
+              <w:spacing w:after="0"/>
             </w:pPr>
             <w:r>
               <w:rPr>
@@ -11207,7 +11138,7 @@
           </w:tcPr>
           <w:p>
             <w:pPr>
-              <w:spacing w:after="0" w:line="240" w:lineRule="auto"/>
+              <w:spacing w:after="0"/>
             </w:pPr>
             <w:r>
               <w:rPr>
@@ -11228,7 +11159,7 @@
           </w:tcPr>
           <w:p>
             <w:pPr>
-              <w:spacing w:after="0" w:line="240" w:lineRule="auto"/>
+              <w:spacing w:after="0"/>
             </w:pPr>
             <w:r>
               <w:rPr>
@@ -11244,7 +11175,7 @@
           </w:tcPr>
           <w:p>
             <w:pPr>
-              <w:spacing w:after="0" w:line="240" w:lineRule="auto"/>
+              <w:spacing w:after="0"/>
             </w:pPr>
             <w:r>
               <w:rPr>
@@ -11260,7 +11191,7 @@
           </w:tcPr>
           <w:p>
             <w:pPr>
-              <w:spacing w:after="0" w:line="240" w:lineRule="auto"/>
+              <w:spacing w:after="0"/>
             </w:pPr>
             <w:r>
               <w:rPr>
@@ -11276,7 +11207,7 @@
           </w:tcPr>
           <w:p>
             <w:pPr>
-              <w:spacing w:after="0" w:line="240" w:lineRule="auto"/>
+              <w:spacing w:after="0"/>
             </w:pPr>
             <w:r>
               <w:rPr>
@@ -11292,7 +11223,7 @@
           </w:tcPr>
           <w:p>
             <w:pPr>
-              <w:spacing w:after="0" w:line="240" w:lineRule="auto"/>
+              <w:spacing w:after="0"/>
             </w:pPr>
             <w:r>
               <w:rPr>
@@ -11313,7 +11244,7 @@
           </w:tcPr>
           <w:p>
             <w:pPr>
-              <w:spacing w:after="0" w:line="240" w:lineRule="auto"/>
+              <w:spacing w:after="0"/>
             </w:pPr>
             <w:r>
               <w:rPr>
@@ -11329,7 +11260,7 @@
           </w:tcPr>
           <w:p>
             <w:pPr>
-              <w:spacing w:after="0" w:line="240" w:lineRule="auto"/>
+              <w:spacing w:after="0"/>
             </w:pPr>
             <w:r>
               <w:rPr>
@@ -11345,7 +11276,7 @@
           </w:tcPr>
           <w:p>
             <w:pPr>
-              <w:spacing w:after="0" w:line="240" w:lineRule="auto"/>
+              <w:spacing w:after="0"/>
             </w:pPr>
             <w:r>
               <w:rPr>
@@ -11361,7 +11292,7 @@
           </w:tcPr>
           <w:p>
             <w:pPr>
-              <w:spacing w:after="0" w:line="240" w:lineRule="auto"/>
+              <w:spacing w:after="0"/>
             </w:pPr>
             <w:r>
               <w:rPr>
@@ -11377,7 +11308,7 @@
           </w:tcPr>
           <w:p>
             <w:pPr>
-              <w:spacing w:after="0" w:line="240" w:lineRule="auto"/>
+              <w:spacing w:after="0"/>
             </w:pPr>
             <w:r>
               <w:rPr>
@@ -11548,7 +11479,7 @@
           </w:tcPr>
           <w:p>
             <w:pPr>
-              <w:spacing w:after="0" w:line="240" w:lineRule="auto"/>
+              <w:spacing w:after="0"/>
             </w:pPr>
             <w:r>
               <w:rPr>
@@ -11564,7 +11495,7 @@
           </w:tcPr>
           <w:p>
             <w:pPr>
-              <w:spacing w:after="0" w:line="240" w:lineRule="auto"/>
+              <w:spacing w:after="0"/>
             </w:pPr>
             <w:r>
               <w:rPr>
@@ -11580,7 +11511,7 @@
           </w:tcPr>
           <w:p>
             <w:pPr>
-              <w:spacing w:after="0" w:line="240" w:lineRule="auto"/>
+              <w:spacing w:after="0"/>
             </w:pPr>
             <w:r>
               <w:rPr>
@@ -11596,7 +11527,7 @@
           </w:tcPr>
           <w:p>
             <w:pPr>
-              <w:spacing w:after="0" w:line="240" w:lineRule="auto"/>
+              <w:spacing w:after="0"/>
             </w:pPr>
             <w:r>
               <w:rPr>
@@ -11612,7 +11543,7 @@
           </w:tcPr>
           <w:p>
             <w:pPr>
-              <w:spacing w:after="0" w:line="240" w:lineRule="auto"/>
+              <w:spacing w:after="0"/>
             </w:pPr>
             <w:r>
               <w:rPr>
@@ -11633,7 +11564,7 @@
           </w:tcPr>
           <w:p>
             <w:pPr>
-              <w:spacing w:after="0" w:line="240" w:lineRule="auto"/>
+              <w:spacing w:after="0"/>
             </w:pPr>
             <w:r>
               <w:rPr>
@@ -11649,7 +11580,7 @@
           </w:tcPr>
           <w:p>
             <w:pPr>
-              <w:spacing w:after="0" w:line="240" w:lineRule="auto"/>
+              <w:spacing w:after="0"/>
             </w:pPr>
             <w:r>
               <w:rPr>
@@ -11665,7 +11596,7 @@
           </w:tcPr>
           <w:p>
             <w:pPr>
-              <w:spacing w:after="0" w:line="240" w:lineRule="auto"/>
+              <w:spacing w:after="0"/>
             </w:pPr>
             <w:r>
               <w:rPr>
@@ -11681,7 +11612,7 @@
           </w:tcPr>
           <w:p>
             <w:pPr>
-              <w:spacing w:after="0" w:line="240" w:lineRule="auto"/>
+              <w:spacing w:after="0"/>
             </w:pPr>
             <w:r>
               <w:rPr>
@@ -11697,7 +11628,7 @@
           </w:tcPr>
           <w:p>
             <w:pPr>
-              <w:spacing w:after="0" w:line="240" w:lineRule="auto"/>
+              <w:spacing w:after="0"/>
             </w:pPr>
             <w:r>
               <w:rPr>
@@ -11718,7 +11649,7 @@
           </w:tcPr>
           <w:p>
             <w:pPr>
-              <w:spacing w:after="0" w:line="240" w:lineRule="auto"/>
+              <w:spacing w:after="0"/>
             </w:pPr>
             <w:r>
               <w:rPr>
@@ -11734,7 +11665,7 @@
           </w:tcPr>
           <w:p>
             <w:pPr>
-              <w:spacing w:after="0" w:line="240" w:lineRule="auto"/>
+              <w:spacing w:after="0"/>
             </w:pPr>
             <w:r>
               <w:rPr>
@@ -11750,7 +11681,7 @@
           </w:tcPr>
           <w:p>
             <w:pPr>
-              <w:spacing w:after="0" w:line="240" w:lineRule="auto"/>
+              <w:spacing w:after="0"/>
             </w:pPr>
             <w:r>
               <w:rPr>
@@ -11766,7 +11697,7 @@
           </w:tcPr>
           <w:p>
             <w:pPr>
-              <w:spacing w:after="0" w:line="240" w:lineRule="auto"/>
+              <w:spacing w:after="0"/>
             </w:pPr>
             <w:r>
               <w:rPr>
@@ -11782,7 +11713,7 @@
           </w:tcPr>
           <w:p>
             <w:pPr>
-              <w:spacing w:after="0" w:line="240" w:lineRule="auto"/>
+              <w:spacing w:after="0"/>
             </w:pPr>
             <w:r>
               <w:rPr>
@@ -12227,7 +12158,7 @@
           </w:tcPr>
           <w:p>
             <w:pPr>
-              <w:spacing w:after="0" w:line="240" w:lineRule="auto"/>
+              <w:spacing w:after="0"/>
             </w:pPr>
             <w:r>
               <w:rPr>
@@ -12243,7 +12174,7 @@
           </w:tcPr>
           <w:p>
             <w:pPr>
-              <w:spacing w:after="0" w:line="240" w:lineRule="auto"/>
+              <w:spacing w:after="0"/>
             </w:pPr>
             <w:r>
               <w:rPr>
@@ -12259,7 +12190,7 @@
           </w:tcPr>
           <w:p>
             <w:pPr>
-              <w:spacing w:after="0" w:line="240" w:lineRule="auto"/>
+              <w:spacing w:after="0"/>
             </w:pPr>
             <w:r>
               <w:rPr>
@@ -12275,7 +12206,7 @@
           </w:tcPr>
           <w:p>
             <w:pPr>
-              <w:spacing w:after="0" w:line="240" w:lineRule="auto"/>
+              <w:spacing w:after="0"/>
             </w:pPr>
             <w:r>
               <w:rPr>
@@ -12291,7 +12222,7 @@
           </w:tcPr>
           <w:p>
             <w:pPr>
-              <w:spacing w:after="0" w:line="240" w:lineRule="auto"/>
+              <w:spacing w:after="0"/>
             </w:pPr>
             <w:r>
               <w:rPr>
@@ -12307,7 +12238,7 @@
           </w:tcPr>
           <w:p>
             <w:pPr>
-              <w:spacing w:after="0" w:line="240" w:lineRule="auto"/>
+              <w:spacing w:after="0"/>
             </w:pPr>
             <w:r>
               <w:rPr>
@@ -12323,7 +12254,7 @@
           </w:tcPr>
           <w:p>
             <w:pPr>
-              <w:spacing w:after="0" w:line="240" w:lineRule="auto"/>
+              <w:spacing w:after="0"/>
             </w:pPr>
             <w:r>
               <w:rPr>
@@ -12339,7 +12270,7 @@
           </w:tcPr>
           <w:p>
             <w:pPr>
-              <w:spacing w:after="0" w:line="240" w:lineRule="auto"/>
+              <w:spacing w:after="0"/>
             </w:pPr>
             <w:r>
               <w:rPr>
@@ -12360,7 +12291,7 @@
           </w:tcPr>
           <w:p>
             <w:pPr>
-              <w:spacing w:after="0" w:line="240" w:lineRule="auto"/>
+              <w:spacing w:after="0"/>
             </w:pPr>
             <w:r>
               <w:rPr>
@@ -12376,7 +12307,7 @@
           </w:tcPr>
           <w:p>
             <w:pPr>
-              <w:spacing w:after="0" w:line="240" w:lineRule="auto"/>
+              <w:spacing w:after="0"/>
             </w:pPr>
             <w:r>
               <w:rPr>
@@ -12392,7 +12323,7 @@
           </w:tcPr>
           <w:p>
             <w:pPr>
-              <w:spacing w:after="0" w:line="240" w:lineRule="auto"/>
+              <w:spacing w:after="0"/>
             </w:pPr>
             <w:r>
               <w:rPr>
@@ -12408,7 +12339,7 @@
           </w:tcPr>
           <w:p>
             <w:pPr>
-              <w:spacing w:after="0" w:line="240" w:lineRule="auto"/>
+              <w:spacing w:after="0"/>
             </w:pPr>
             <w:r>
               <w:rPr>
@@ -12424,7 +12355,7 @@
           </w:tcPr>
           <w:p>
             <w:pPr>
-              <w:spacing w:after="0" w:line="240" w:lineRule="auto"/>
+              <w:spacing w:after="0"/>
             </w:pPr>
             <w:r>
               <w:rPr>
@@ -12440,7 +12371,7 @@
           </w:tcPr>
           <w:p>
             <w:pPr>
-              <w:spacing w:after="0" w:line="240" w:lineRule="auto"/>
+              <w:spacing w:after="0"/>
             </w:pPr>
             <w:r>
               <w:rPr>
@@ -12456,7 +12387,7 @@
           </w:tcPr>
           <w:p>
             <w:pPr>
-              <w:spacing w:after="0" w:line="240" w:lineRule="auto"/>
+              <w:spacing w:after="0"/>
             </w:pPr>
             <w:r>
               <w:rPr>
@@ -12472,7 +12403,7 @@
           </w:tcPr>
           <w:p>
             <w:pPr>
-              <w:spacing w:after="0" w:line="240" w:lineRule="auto"/>
+              <w:spacing w:after="0"/>
             </w:pPr>
             <w:r>
               <w:rPr>
@@ -12493,7 +12424,7 @@
           </w:tcPr>
           <w:p>
             <w:pPr>
-              <w:spacing w:after="0" w:line="240" w:lineRule="auto"/>
+              <w:spacing w:after="0"/>
             </w:pPr>
             <w:r>
               <w:rPr>
@@ -12509,7 +12440,7 @@
           </w:tcPr>
           <w:p>
             <w:pPr>
-              <w:spacing w:after="0" w:line="240" w:lineRule="auto"/>
+              <w:spacing w:after="0"/>
             </w:pPr>
             <w:r>
               <w:rPr>
@@ -12525,7 +12456,7 @@
           </w:tcPr>
           <w:p>
             <w:pPr>
-              <w:spacing w:after="0" w:line="240" w:lineRule="auto"/>
+              <w:spacing w:after="0"/>
             </w:pPr>
             <w:r>
               <w:rPr>
@@ -12541,7 +12472,7 @@
           </w:tcPr>
           <w:p>
             <w:pPr>
-              <w:spacing w:after="0" w:line="240" w:lineRule="auto"/>
+              <w:spacing w:after="0"/>
             </w:pPr>
             <w:r>
               <w:rPr>
@@ -12557,7 +12488,7 @@
           </w:tcPr>
           <w:p>
             <w:pPr>
-              <w:spacing w:after="0" w:line="240" w:lineRule="auto"/>
+              <w:spacing w:after="0"/>
             </w:pPr>
             <w:r>
               <w:rPr>
@@ -12573,7 +12504,7 @@
           </w:tcPr>
           <w:p>
             <w:pPr>
-              <w:spacing w:after="0" w:line="240" w:lineRule="auto"/>
+              <w:spacing w:after="0"/>
             </w:pPr>
             <w:r>
               <w:rPr>
@@ -12589,7 +12520,7 @@
           </w:tcPr>
           <w:p>
             <w:pPr>
-              <w:spacing w:after="0" w:line="240" w:lineRule="auto"/>
+              <w:spacing w:after="0"/>
             </w:pPr>
             <w:r>
               <w:rPr>
@@ -12605,7 +12536,7 @@
           </w:tcPr>
           <w:p>
             <w:pPr>
-              <w:spacing w:after="0" w:line="240" w:lineRule="auto"/>
+              <w:spacing w:after="0"/>
             </w:pPr>
             <w:r>
               <w:rPr>
@@ -12626,7 +12557,7 @@
           </w:tcPr>
           <w:p>
             <w:pPr>
-              <w:spacing w:after="0" w:line="240" w:lineRule="auto"/>
+              <w:spacing w:after="0"/>
             </w:pPr>
             <w:r>
               <w:rPr>
@@ -12642,7 +12573,7 @@
           </w:tcPr>
           <w:p>
             <w:pPr>
-              <w:spacing w:after="0" w:line="240" w:lineRule="auto"/>
+              <w:spacing w:after="0"/>
             </w:pPr>
             <w:r>
               <w:rPr>
@@ -12658,7 +12589,7 @@
           </w:tcPr>
           <w:p>
             <w:pPr>
-              <w:spacing w:after="0" w:line="240" w:lineRule="auto"/>
+              <w:spacing w:after="0"/>
             </w:pPr>
             <w:r>
               <w:rPr>
@@ -12674,7 +12605,7 @@
           </w:tcPr>
           <w:p>
             <w:pPr>
-              <w:spacing w:after="0" w:line="240" w:lineRule="auto"/>
+              <w:spacing w:after="0"/>
             </w:pPr>
             <w:r>
               <w:rPr>
@@ -12690,7 +12621,7 @@
           </w:tcPr>
           <w:p>
             <w:pPr>
-              <w:spacing w:after="0" w:line="240" w:lineRule="auto"/>
+              <w:spacing w:after="0"/>
             </w:pPr>
             <w:r>
               <w:rPr>
@@ -12706,7 +12637,7 @@
           </w:tcPr>
           <w:p>
             <w:pPr>
-              <w:spacing w:after="0" w:line="240" w:lineRule="auto"/>
+              <w:spacing w:after="0"/>
             </w:pPr>
             <w:r>
               <w:rPr>
@@ -12722,7 +12653,7 @@
           </w:tcPr>
           <w:p>
             <w:pPr>
-              <w:spacing w:after="0" w:line="240" w:lineRule="auto"/>
+              <w:spacing w:after="0"/>
             </w:pPr>
             <w:r>
               <w:rPr>
@@ -12738,7 +12669,7 @@
           </w:tcPr>
           <w:p>
             <w:pPr>
-              <w:spacing w:after="0" w:line="240" w:lineRule="auto"/>
+              <w:spacing w:after="0"/>
             </w:pPr>
             <w:r>
               <w:rPr>
@@ -12806,10 +12737,7 @@
         <w:t>num_subdomains</w:t>
       </w:r>
       <w:r>
-        <w:t>) leaves in-distribution ROC-AUC almost unchanged (0.998 for XGBoost and the soft vote, 0.997 for random forest, 0.981 for logistic regression) and does not repair external behaviour (Table IX). 95–100 % of the benign URLs of the four independent corpora are still flagged, and the ROC-AUC of XGBoost on ISCX-2016 falls further, to 0.11. The shortcut survives because the remaining length and slash features still encode the homepage-only benign class, as the probe predicted. The only notable improvement is for</w:t>
-      </w:r>
-      <w:r>
-        <w:t xml:space="preserve"> logistic regression on the scheme-less corpus B, whose FPR falls from 0.74 to 0.24, because the linear model can no longer shift all scheme-less URLs at once.</w:t>
+        <w:t>) leaves in-distribution ROC-AUC almost unchanged (0.998 for XGBoost and the soft vote, 0.997 for random forest, 0.981 for logistic regression) and does not repair external behaviour (Table IX). 95–100 % of the benign URLs of the four independent corpora are still flagged, and the ROC-AUC of XGBoost on ISCX-2016 falls further, to 0.11. The shortcut survives because the remaining length and slash features still encode the homepage-only benign class, as the probe predicted. The only notable improvement is for logistic regression on the scheme-less corpus B, whose FPR falls from 0.74 to 0.24, because the linear model can no longer shift all scheme-less URLs at once.</w:t>
       </w:r>
     </w:p>
     <w:p>
@@ -12987,7 +12915,7 @@
           </w:tcPr>
           <w:p>
             <w:pPr>
-              <w:spacing w:after="0" w:line="240" w:lineRule="auto"/>
+              <w:spacing w:after="0"/>
             </w:pPr>
             <w:r>
               <w:rPr>
@@ -13003,7 +12931,7 @@
           </w:tcPr>
           <w:p>
             <w:pPr>
-              <w:spacing w:after="0" w:line="240" w:lineRule="auto"/>
+              <w:spacing w:after="0"/>
             </w:pPr>
             <w:r>
               <w:rPr>
@@ -13019,7 +12947,7 @@
           </w:tcPr>
           <w:p>
             <w:pPr>
-              <w:spacing w:after="0" w:line="240" w:lineRule="auto"/>
+              <w:spacing w:after="0"/>
             </w:pPr>
             <w:r>
               <w:rPr>
@@ -13030,7 +12958,7 @@
           </w:p>
           <w:p>
             <w:pPr>
-              <w:spacing w:after="0" w:line="240" w:lineRule="auto"/>
+              <w:spacing w:after="0"/>
             </w:pPr>
             <w:r>
               <w:rPr>
@@ -13046,7 +12974,7 @@
           </w:tcPr>
           <w:p>
             <w:pPr>
-              <w:spacing w:after="0" w:line="240" w:lineRule="auto"/>
+              <w:spacing w:after="0"/>
             </w:pPr>
             <w:r>
               <w:rPr>
@@ -13057,7 +12985,7 @@
           </w:p>
           <w:p>
             <w:pPr>
-              <w:spacing w:after="0" w:line="240" w:lineRule="auto"/>
+              <w:spacing w:after="0"/>
             </w:pPr>
             <w:r>
               <w:rPr>
@@ -13073,7 +13001,7 @@
           </w:tcPr>
           <w:p>
             <w:pPr>
-              <w:spacing w:after="0" w:line="240" w:lineRule="auto"/>
+              <w:spacing w:after="0"/>
             </w:pPr>
             <w:r>
               <w:rPr>
@@ -13084,7 +13012,7 @@
           </w:p>
           <w:p>
             <w:pPr>
-              <w:spacing w:after="0" w:line="240" w:lineRule="auto"/>
+              <w:spacing w:after="0"/>
             </w:pPr>
             <w:r>
               <w:rPr>
@@ -13100,7 +13028,7 @@
           </w:tcPr>
           <w:p>
             <w:pPr>
-              <w:spacing w:after="0" w:line="240" w:lineRule="auto"/>
+              <w:spacing w:after="0"/>
             </w:pPr>
             <w:r>
               <w:rPr>
@@ -13111,7 +13039,7 @@
           </w:p>
           <w:p>
             <w:pPr>
-              <w:spacing w:after="0" w:line="240" w:lineRule="auto"/>
+              <w:spacing w:after="0"/>
             </w:pPr>
             <w:r>
               <w:rPr>
@@ -13127,7 +13055,7 @@
           </w:tcPr>
           <w:p>
             <w:pPr>
-              <w:spacing w:after="0" w:line="240" w:lineRule="auto"/>
+              <w:spacing w:after="0"/>
             </w:pPr>
             <w:r>
               <w:rPr>
@@ -13138,7 +13066,7 @@
           </w:p>
           <w:p>
             <w:pPr>
-              <w:spacing w:after="0" w:line="240" w:lineRule="auto"/>
+              <w:spacing w:after="0"/>
             </w:pPr>
             <w:r>
               <w:rPr>
@@ -13159,7 +13087,7 @@
           </w:tcPr>
           <w:p>
             <w:pPr>
-              <w:spacing w:after="0" w:line="240" w:lineRule="auto"/>
+              <w:spacing w:after="0"/>
             </w:pPr>
             <w:r>
               <w:rPr>
@@ -13175,7 +13103,7 @@
           </w:tcPr>
           <w:p>
             <w:pPr>
-              <w:spacing w:after="0" w:line="240" w:lineRule="auto"/>
+              <w:spacing w:after="0"/>
             </w:pPr>
             <w:r>
               <w:rPr>
@@ -13191,7 +13119,7 @@
           </w:tcPr>
           <w:p>
             <w:pPr>
-              <w:spacing w:after="0" w:line="240" w:lineRule="auto"/>
+              <w:spacing w:after="0"/>
             </w:pPr>
             <w:r>
               <w:rPr>
@@ -13202,7 +13130,7 @@
           </w:p>
           <w:p>
             <w:pPr>
-              <w:spacing w:after="0" w:line="240" w:lineRule="auto"/>
+              <w:spacing w:after="0"/>
             </w:pPr>
             <w:r>
               <w:rPr>
@@ -13218,7 +13146,7 @@
           </w:tcPr>
           <w:p>
             <w:pPr>
-              <w:spacing w:after="0" w:line="240" w:lineRule="auto"/>
+              <w:spacing w:after="0"/>
             </w:pPr>
             <w:r>
               <w:rPr>
@@ -13229,7 +13157,7 @@
           </w:p>
           <w:p>
             <w:pPr>
-              <w:spacing w:after="0" w:line="240" w:lineRule="auto"/>
+              <w:spacing w:after="0"/>
             </w:pPr>
             <w:r>
               <w:rPr>
@@ -13245,7 +13173,7 @@
           </w:tcPr>
           <w:p>
             <w:pPr>
-              <w:spacing w:after="0" w:line="240" w:lineRule="auto"/>
+              <w:spacing w:after="0"/>
             </w:pPr>
             <w:r>
               <w:rPr>
@@ -13256,7 +13184,7 @@
           </w:p>
           <w:p>
             <w:pPr>
-              <w:spacing w:after="0" w:line="240" w:lineRule="auto"/>
+              <w:spacing w:after="0"/>
             </w:pPr>
             <w:r>
               <w:rPr>
@@ -13272,7 +13200,7 @@
           </w:tcPr>
           <w:p>
             <w:pPr>
-              <w:spacing w:after="0" w:line="240" w:lineRule="auto"/>
+              <w:spacing w:after="0"/>
             </w:pPr>
             <w:r>
               <w:rPr>
@@ -13283,7 +13211,7 @@
           </w:p>
           <w:p>
             <w:pPr>
-              <w:spacing w:after="0" w:line="240" w:lineRule="auto"/>
+              <w:spacing w:after="0"/>
             </w:pPr>
             <w:r>
               <w:rPr>
@@ -13299,7 +13227,7 @@
           </w:tcPr>
           <w:p>
             <w:pPr>
-              <w:spacing w:after="0" w:line="240" w:lineRule="auto"/>
+              <w:spacing w:after="0"/>
             </w:pPr>
             <w:r>
               <w:rPr>
@@ -13310,7 +13238,7 @@
           </w:p>
           <w:p>
             <w:pPr>
-              <w:spacing w:after="0" w:line="240" w:lineRule="auto"/>
+              <w:spacing w:after="0"/>
             </w:pPr>
             <w:r>
               <w:rPr>
@@ -13331,7 +13259,7 @@
           </w:tcPr>
           <w:p>
             <w:pPr>
-              <w:spacing w:after="0" w:line="240" w:lineRule="auto"/>
+              <w:spacing w:after="0"/>
             </w:pPr>
             <w:r>
               <w:rPr>
@@ -13347,7 +13275,7 @@
           </w:tcPr>
           <w:p>
             <w:pPr>
-              <w:spacing w:after="0" w:line="240" w:lineRule="auto"/>
+              <w:spacing w:after="0"/>
             </w:pPr>
             <w:r>
               <w:rPr>
@@ -13363,7 +13291,7 @@
           </w:tcPr>
           <w:p>
             <w:pPr>
-              <w:spacing w:after="0" w:line="240" w:lineRule="auto"/>
+              <w:spacing w:after="0"/>
             </w:pPr>
             <w:r>
               <w:rPr>
@@ -13374,7 +13302,7 @@
           </w:p>
           <w:p>
             <w:pPr>
-              <w:spacing w:after="0" w:line="240" w:lineRule="auto"/>
+              <w:spacing w:after="0"/>
             </w:pPr>
             <w:r>
               <w:rPr>
@@ -13391,7 +13319,7 @@
           </w:tcPr>
           <w:p>
             <w:pPr>
-              <w:spacing w:after="0" w:line="240" w:lineRule="auto"/>
+              <w:spacing w:after="0"/>
             </w:pPr>
             <w:r>
               <w:rPr>
@@ -13403,7 +13331,7 @@
           </w:p>
           <w:p>
             <w:pPr>
-              <w:spacing w:after="0" w:line="240" w:lineRule="auto"/>
+              <w:spacing w:after="0"/>
             </w:pPr>
             <w:r>
               <w:rPr>
@@ -13420,7 +13348,7 @@
           </w:tcPr>
           <w:p>
             <w:pPr>
-              <w:spacing w:after="0" w:line="240" w:lineRule="auto"/>
+              <w:spacing w:after="0"/>
             </w:pPr>
             <w:r>
               <w:rPr>
@@ -13432,7 +13360,7 @@
           </w:p>
           <w:p>
             <w:pPr>
-              <w:spacing w:after="0" w:line="240" w:lineRule="auto"/>
+              <w:spacing w:after="0"/>
             </w:pPr>
             <w:r>
               <w:rPr>
@@ -13449,7 +13377,7 @@
           </w:tcPr>
           <w:p>
             <w:pPr>
-              <w:spacing w:after="0" w:line="240" w:lineRule="auto"/>
+              <w:spacing w:after="0"/>
             </w:pPr>
             <w:r>
               <w:rPr>
@@ -13461,7 +13389,7 @@
           </w:p>
           <w:p>
             <w:pPr>
-              <w:spacing w:after="0" w:line="240" w:lineRule="auto"/>
+              <w:spacing w:after="0"/>
             </w:pPr>
             <w:r>
               <w:rPr>
@@ -13478,7 +13406,7 @@
           </w:tcPr>
           <w:p>
             <w:pPr>
-              <w:spacing w:after="0" w:line="240" w:lineRule="auto"/>
+              <w:spacing w:after="0"/>
             </w:pPr>
             <w:r>
               <w:rPr>
@@ -13490,7 +13418,7 @@
           </w:p>
           <w:p>
             <w:pPr>
-              <w:spacing w:after="0" w:line="240" w:lineRule="auto"/>
+              <w:spacing w:after="0"/>
             </w:pPr>
             <w:r>
               <w:rPr>
@@ -13512,7 +13440,7 @@
           </w:tcPr>
           <w:p>
             <w:pPr>
-              <w:spacing w:after="0" w:line="240" w:lineRule="auto"/>
+              <w:spacing w:after="0"/>
             </w:pPr>
             <w:r>
               <w:rPr>
@@ -13529,7 +13457,7 @@
           </w:tcPr>
           <w:p>
             <w:pPr>
-              <w:spacing w:after="0" w:line="240" w:lineRule="auto"/>
+              <w:spacing w:after="0"/>
             </w:pPr>
             <w:r>
               <w:rPr>
@@ -13545,7 +13473,7 @@
           </w:tcPr>
           <w:p>
             <w:pPr>
-              <w:spacing w:after="0" w:line="240" w:lineRule="auto"/>
+              <w:spacing w:after="0"/>
             </w:pPr>
             <w:r>
               <w:rPr>
@@ -13556,7 +13484,7 @@
           </w:p>
           <w:p>
             <w:pPr>
-              <w:spacing w:after="0" w:line="240" w:lineRule="auto"/>
+              <w:spacing w:after="0"/>
             </w:pPr>
             <w:r>
               <w:rPr>
@@ -13572,7 +13500,7 @@
           </w:tcPr>
           <w:p>
             <w:pPr>
-              <w:spacing w:after="0" w:line="240" w:lineRule="auto"/>
+              <w:spacing w:after="0"/>
             </w:pPr>
             <w:r>
               <w:rPr>
@@ -13583,7 +13511,7 @@
           </w:p>
           <w:p>
             <w:pPr>
-              <w:spacing w:after="0" w:line="240" w:lineRule="auto"/>
+              <w:spacing w:after="0"/>
             </w:pPr>
             <w:r>
               <w:rPr>
@@ -13599,7 +13527,7 @@
           </w:tcPr>
           <w:p>
             <w:pPr>
-              <w:spacing w:after="0" w:line="240" w:lineRule="auto"/>
+              <w:spacing w:after="0"/>
             </w:pPr>
             <w:r>
               <w:rPr>
@@ -13610,7 +13538,7 @@
           </w:p>
           <w:p>
             <w:pPr>
-              <w:spacing w:after="0" w:line="240" w:lineRule="auto"/>
+              <w:spacing w:after="0"/>
             </w:pPr>
             <w:r>
               <w:rPr>
@@ -13626,7 +13554,7 @@
           </w:tcPr>
           <w:p>
             <w:pPr>
-              <w:spacing w:after="0" w:line="240" w:lineRule="auto"/>
+              <w:spacing w:after="0"/>
             </w:pPr>
             <w:r>
               <w:rPr>
@@ -13637,7 +13565,7 @@
           </w:p>
           <w:p>
             <w:pPr>
-              <w:spacing w:after="0" w:line="240" w:lineRule="auto"/>
+              <w:spacing w:after="0"/>
             </w:pPr>
             <w:r>
               <w:rPr>
@@ -13653,7 +13581,7 @@
           </w:tcPr>
           <w:p>
             <w:pPr>
-              <w:spacing w:after="0" w:line="240" w:lineRule="auto"/>
+              <w:spacing w:after="0"/>
             </w:pPr>
             <w:r>
               <w:rPr>
@@ -13664,7 +13592,7 @@
           </w:p>
           <w:p>
             <w:pPr>
-              <w:spacing w:after="0" w:line="240" w:lineRule="auto"/>
+              <w:spacing w:after="0"/>
             </w:pPr>
             <w:r>
               <w:rPr>
@@ -13980,7 +13908,7 @@
           </w:tcPr>
           <w:p>
             <w:pPr>
-              <w:spacing w:after="0" w:line="240" w:lineRule="auto"/>
+              <w:spacing w:after="0"/>
             </w:pPr>
             <w:r>
               <w:rPr>
@@ -13996,7 +13924,7 @@
           </w:tcPr>
           <w:p>
             <w:pPr>
-              <w:spacing w:after="0" w:line="240" w:lineRule="auto"/>
+              <w:spacing w:after="0"/>
             </w:pPr>
             <w:r>
               <w:rPr>
@@ -14012,7 +13940,7 @@
           </w:tcPr>
           <w:p>
             <w:pPr>
-              <w:spacing w:after="0" w:line="240" w:lineRule="auto"/>
+              <w:spacing w:after="0"/>
             </w:pPr>
             <w:r>
               <w:rPr>
@@ -14028,7 +13956,7 @@
           </w:tcPr>
           <w:p>
             <w:pPr>
-              <w:spacing w:after="0" w:line="240" w:lineRule="auto"/>
+              <w:spacing w:after="0"/>
             </w:pPr>
             <w:r>
               <w:rPr>
@@ -14044,7 +13972,7 @@
           </w:tcPr>
           <w:p>
             <w:pPr>
-              <w:spacing w:after="0" w:line="240" w:lineRule="auto"/>
+              <w:spacing w:after="0"/>
             </w:pPr>
             <w:r>
               <w:rPr>
@@ -14060,7 +13988,7 @@
           </w:tcPr>
           <w:p>
             <w:pPr>
-              <w:spacing w:after="0" w:line="240" w:lineRule="auto"/>
+              <w:spacing w:after="0"/>
             </w:pPr>
             <w:r>
               <w:rPr>
@@ -14076,7 +14004,7 @@
           </w:tcPr>
           <w:p>
             <w:pPr>
-              <w:spacing w:after="0" w:line="240" w:lineRule="auto"/>
+              <w:spacing w:after="0"/>
             </w:pPr>
             <w:r>
               <w:rPr>
@@ -14092,7 +14020,7 @@
           </w:tcPr>
           <w:p>
             <w:pPr>
-              <w:spacing w:after="0" w:line="240" w:lineRule="auto"/>
+              <w:spacing w:after="0"/>
             </w:pPr>
             <w:r>
               <w:rPr>
@@ -14108,7 +14036,7 @@
           </w:tcPr>
           <w:p>
             <w:pPr>
-              <w:spacing w:after="0" w:line="240" w:lineRule="auto"/>
+              <w:spacing w:after="0"/>
             </w:pPr>
             <w:r>
               <w:rPr>
@@ -14129,7 +14057,7 @@
           </w:tcPr>
           <w:p>
             <w:pPr>
-              <w:spacing w:after="0" w:line="240" w:lineRule="auto"/>
+              <w:spacing w:after="0"/>
             </w:pPr>
             <w:r>
               <w:rPr>
@@ -14145,7 +14073,7 @@
           </w:tcPr>
           <w:p>
             <w:pPr>
-              <w:spacing w:after="0" w:line="240" w:lineRule="auto"/>
+              <w:spacing w:after="0"/>
             </w:pPr>
             <w:r>
               <w:rPr>
@@ -14161,7 +14089,7 @@
           </w:tcPr>
           <w:p>
             <w:pPr>
-              <w:spacing w:after="0" w:line="240" w:lineRule="auto"/>
+              <w:spacing w:after="0"/>
             </w:pPr>
             <w:r>
               <w:rPr>
@@ -14177,7 +14105,7 @@
           </w:tcPr>
           <w:p>
             <w:pPr>
-              <w:spacing w:after="0" w:line="240" w:lineRule="auto"/>
+              <w:spacing w:after="0"/>
             </w:pPr>
             <w:r>
               <w:rPr>
@@ -14193,7 +14121,7 @@
           </w:tcPr>
           <w:p>
             <w:pPr>
-              <w:spacing w:after="0" w:line="240" w:lineRule="auto"/>
+              <w:spacing w:after="0"/>
             </w:pPr>
             <w:r>
               <w:rPr>
@@ -14209,7 +14137,7 @@
           </w:tcPr>
           <w:p>
             <w:pPr>
-              <w:spacing w:after="0" w:line="240" w:lineRule="auto"/>
+              <w:spacing w:after="0"/>
             </w:pPr>
             <w:r>
               <w:rPr>
@@ -14225,7 +14153,7 @@
           </w:tcPr>
           <w:p>
             <w:pPr>
-              <w:spacing w:after="0" w:line="240" w:lineRule="auto"/>
+              <w:spacing w:after="0"/>
             </w:pPr>
             <w:r>
               <w:rPr>
@@ -14241,7 +14169,7 @@
           </w:tcPr>
           <w:p>
             <w:pPr>
-              <w:spacing w:after="0" w:line="240" w:lineRule="auto"/>
+              <w:spacing w:after="0"/>
             </w:pPr>
             <w:r>
               <w:rPr>
@@ -14257,7 +14185,7 @@
           </w:tcPr>
           <w:p>
             <w:pPr>
-              <w:spacing w:after="0" w:line="240" w:lineRule="auto"/>
+              <w:spacing w:after="0"/>
             </w:pPr>
             <w:r>
               <w:rPr>
@@ -14278,7 +14206,7 @@
           </w:tcPr>
           <w:p>
             <w:pPr>
-              <w:spacing w:after="0" w:line="240" w:lineRule="auto"/>
+              <w:spacing w:after="0"/>
             </w:pPr>
             <w:r>
               <w:rPr>
@@ -14294,7 +14222,7 @@
           </w:tcPr>
           <w:p>
             <w:pPr>
-              <w:spacing w:after="0" w:line="240" w:lineRule="auto"/>
+              <w:spacing w:after="0"/>
             </w:pPr>
             <w:r>
               <w:rPr>
@@ -14310,7 +14238,7 @@
           </w:tcPr>
           <w:p>
             <w:pPr>
-              <w:spacing w:after="0" w:line="240" w:lineRule="auto"/>
+              <w:spacing w:after="0"/>
             </w:pPr>
             <w:r>
               <w:rPr>
@@ -14326,7 +14254,7 @@
           </w:tcPr>
           <w:p>
             <w:pPr>
-              <w:spacing w:after="0" w:line="240" w:lineRule="auto"/>
+              <w:spacing w:after="0"/>
             </w:pPr>
             <w:r>
               <w:rPr>
@@ -14342,7 +14270,7 @@
           </w:tcPr>
           <w:p>
             <w:pPr>
-              <w:spacing w:after="0" w:line="240" w:lineRule="auto"/>
+              <w:spacing w:after="0"/>
             </w:pPr>
             <w:r>
               <w:rPr>
@@ -14358,7 +14286,7 @@
           </w:tcPr>
           <w:p>
             <w:pPr>
-              <w:spacing w:after="0" w:line="240" w:lineRule="auto"/>
+              <w:spacing w:after="0"/>
             </w:pPr>
             <w:r>
               <w:rPr>
@@ -14374,7 +14302,7 @@
           </w:tcPr>
           <w:p>
             <w:pPr>
-              <w:spacing w:after="0" w:line="240" w:lineRule="auto"/>
+              <w:spacing w:after="0"/>
             </w:pPr>
             <w:r>
               <w:rPr>
@@ -14390,7 +14318,7 @@
           </w:tcPr>
           <w:p>
             <w:pPr>
-              <w:spacing w:after="0" w:line="240" w:lineRule="auto"/>
+              <w:spacing w:after="0"/>
             </w:pPr>
             <w:r>
               <w:rPr>
@@ -14406,7 +14334,7 @@
           </w:tcPr>
           <w:p>
             <w:pPr>
-              <w:spacing w:after="0" w:line="240" w:lineRule="auto"/>
+              <w:spacing w:after="0"/>
             </w:pPr>
             <w:r>
               <w:rPr>
@@ -14427,7 +14355,7 @@
           </w:tcPr>
           <w:p>
             <w:pPr>
-              <w:spacing w:after="0" w:line="240" w:lineRule="auto"/>
+              <w:spacing w:after="0"/>
             </w:pPr>
             <w:r>
               <w:rPr>
@@ -14443,7 +14371,7 @@
           </w:tcPr>
           <w:p>
             <w:pPr>
-              <w:spacing w:after="0" w:line="240" w:lineRule="auto"/>
+              <w:spacing w:after="0"/>
             </w:pPr>
             <w:r>
               <w:rPr>
@@ -14459,7 +14387,7 @@
           </w:tcPr>
           <w:p>
             <w:pPr>
-              <w:spacing w:after="0" w:line="240" w:lineRule="auto"/>
+              <w:spacing w:after="0"/>
             </w:pPr>
             <w:r>
               <w:rPr>
@@ -14475,7 +14403,7 @@
           </w:tcPr>
           <w:p>
             <w:pPr>
-              <w:spacing w:after="0" w:line="240" w:lineRule="auto"/>
+              <w:spacing w:after="0"/>
             </w:pPr>
             <w:r>
               <w:rPr>
@@ -14491,7 +14419,7 @@
           </w:tcPr>
           <w:p>
             <w:pPr>
-              <w:spacing w:after="0" w:line="240" w:lineRule="auto"/>
+              <w:spacing w:after="0"/>
             </w:pPr>
             <w:r>
               <w:rPr>
@@ -14507,7 +14435,7 @@
           </w:tcPr>
           <w:p>
             <w:pPr>
-              <w:spacing w:after="0" w:line="240" w:lineRule="auto"/>
+              <w:spacing w:after="0"/>
             </w:pPr>
             <w:r>
               <w:rPr>
@@ -14523,7 +14451,7 @@
           </w:tcPr>
           <w:p>
             <w:pPr>
-              <w:spacing w:after="0" w:line="240" w:lineRule="auto"/>
+              <w:spacing w:after="0"/>
             </w:pPr>
             <w:r>
               <w:rPr>
@@ -14539,7 +14467,7 @@
           </w:tcPr>
           <w:p>
             <w:pPr>
-              <w:spacing w:after="0" w:line="240" w:lineRule="auto"/>
+              <w:spacing w:after="0"/>
             </w:pPr>
             <w:r>
               <w:rPr>
@@ -14555,7 +14483,7 @@
           </w:tcPr>
           <w:p>
             <w:pPr>
-              <w:spacing w:after="0" w:line="240" w:lineRule="auto"/>
+              <w:spacing w:after="0"/>
             </w:pPr>
             <w:r>
               <w:rPr>
@@ -14576,7 +14504,7 @@
           </w:tcPr>
           <w:p>
             <w:pPr>
-              <w:spacing w:after="0" w:line="240" w:lineRule="auto"/>
+              <w:spacing w:after="0"/>
             </w:pPr>
             <w:r>
               <w:rPr>
@@ -14592,7 +14520,7 @@
           </w:tcPr>
           <w:p>
             <w:pPr>
-              <w:spacing w:after="0" w:line="240" w:lineRule="auto"/>
+              <w:spacing w:after="0"/>
             </w:pPr>
             <w:r>
               <w:rPr>
@@ -14608,7 +14536,7 @@
           </w:tcPr>
           <w:p>
             <w:pPr>
-              <w:spacing w:after="0" w:line="240" w:lineRule="auto"/>
+              <w:spacing w:after="0"/>
             </w:pPr>
             <w:r>
               <w:rPr>
@@ -14624,7 +14552,7 @@
           </w:tcPr>
           <w:p>
             <w:pPr>
-              <w:spacing w:after="0" w:line="240" w:lineRule="auto"/>
+              <w:spacing w:after="0"/>
             </w:pPr>
             <w:r>
               <w:rPr>
@@ -14640,7 +14568,7 @@
           </w:tcPr>
           <w:p>
             <w:pPr>
-              <w:spacing w:after="0" w:line="240" w:lineRule="auto"/>
+              <w:spacing w:after="0"/>
             </w:pPr>
             <w:r>
               <w:rPr>
@@ -14656,7 +14584,7 @@
           </w:tcPr>
           <w:p>
             <w:pPr>
-              <w:spacing w:after="0" w:line="240" w:lineRule="auto"/>
+              <w:spacing w:after="0"/>
             </w:pPr>
             <w:r>
               <w:rPr>
@@ -14672,7 +14600,7 @@
           </w:tcPr>
           <w:p>
             <w:pPr>
-              <w:spacing w:after="0" w:line="240" w:lineRule="auto"/>
+              <w:spacing w:after="0"/>
             </w:pPr>
             <w:r>
               <w:rPr>
@@ -14688,7 +14616,7 @@
           </w:tcPr>
           <w:p>
             <w:pPr>
-              <w:spacing w:after="0" w:line="240" w:lineRule="auto"/>
+              <w:spacing w:after="0"/>
             </w:pPr>
             <w:r>
               <w:rPr>
@@ -14704,7 +14632,7 @@
           </w:tcPr>
           <w:p>
             <w:pPr>
-              <w:spacing w:after="0" w:line="240" w:lineRule="auto"/>
+              <w:spacing w:after="0"/>
             </w:pPr>
             <w:r>
               <w:rPr>
@@ -14725,7 +14653,7 @@
           </w:tcPr>
           <w:p>
             <w:pPr>
-              <w:spacing w:after="0" w:line="240" w:lineRule="auto"/>
+              <w:spacing w:after="0"/>
             </w:pPr>
             <w:r>
               <w:rPr>
@@ -14741,7 +14669,7 @@
           </w:tcPr>
           <w:p>
             <w:pPr>
-              <w:spacing w:after="0" w:line="240" w:lineRule="auto"/>
+              <w:spacing w:after="0"/>
             </w:pPr>
             <w:r>
               <w:rPr>
@@ -14757,7 +14685,7 @@
           </w:tcPr>
           <w:p>
             <w:pPr>
-              <w:spacing w:after="0" w:line="240" w:lineRule="auto"/>
+              <w:spacing w:after="0"/>
             </w:pPr>
             <w:r>
               <w:rPr>
@@ -14773,7 +14701,7 @@
           </w:tcPr>
           <w:p>
             <w:pPr>
-              <w:spacing w:after="0" w:line="240" w:lineRule="auto"/>
+              <w:spacing w:after="0"/>
             </w:pPr>
             <w:r>
               <w:rPr>
@@ -14789,7 +14717,7 @@
           </w:tcPr>
           <w:p>
             <w:pPr>
-              <w:spacing w:after="0" w:line="240" w:lineRule="auto"/>
+              <w:spacing w:after="0"/>
             </w:pPr>
             <w:r>
               <w:rPr>
@@ -14805,7 +14733,7 @@
           </w:tcPr>
           <w:p>
             <w:pPr>
-              <w:spacing w:after="0" w:line="240" w:lineRule="auto"/>
+              <w:spacing w:after="0"/>
             </w:pPr>
             <w:r>
               <w:rPr>
@@ -14821,7 +14749,7 @@
           </w:tcPr>
           <w:p>
             <w:pPr>
-              <w:spacing w:after="0" w:line="240" w:lineRule="auto"/>
+              <w:spacing w:after="0"/>
             </w:pPr>
             <w:r>
               <w:rPr>
@@ -14837,7 +14765,7 @@
           </w:tcPr>
           <w:p>
             <w:pPr>
-              <w:spacing w:after="0" w:line="240" w:lineRule="auto"/>
+              <w:spacing w:after="0"/>
             </w:pPr>
             <w:r>
               <w:rPr>
@@ -14853,7 +14781,7 @@
           </w:tcPr>
           <w:p>
             <w:pPr>
-              <w:spacing w:after="0" w:line="240" w:lineRule="auto"/>
+              <w:spacing w:after="0"/>
             </w:pPr>
             <w:r>
               <w:rPr>
@@ -14874,7 +14802,7 @@
           </w:tcPr>
           <w:p>
             <w:pPr>
-              <w:spacing w:after="0" w:line="240" w:lineRule="auto"/>
+              <w:spacing w:after="0"/>
             </w:pPr>
             <w:r>
               <w:rPr>
@@ -14890,7 +14818,7 @@
           </w:tcPr>
           <w:p>
             <w:pPr>
-              <w:spacing w:after="0" w:line="240" w:lineRule="auto"/>
+              <w:spacing w:after="0"/>
             </w:pPr>
             <w:r>
               <w:rPr>
@@ -14906,7 +14834,7 @@
           </w:tcPr>
           <w:p>
             <w:pPr>
-              <w:spacing w:after="0" w:line="240" w:lineRule="auto"/>
+              <w:spacing w:after="0"/>
             </w:pPr>
             <w:r>
               <w:rPr>
@@ -14922,7 +14850,7 @@
           </w:tcPr>
           <w:p>
             <w:pPr>
-              <w:spacing w:after="0" w:line="240" w:lineRule="auto"/>
+              <w:spacing w:after="0"/>
             </w:pPr>
             <w:r>
               <w:rPr>
@@ -14938,7 +14866,7 @@
           </w:tcPr>
           <w:p>
             <w:pPr>
-              <w:spacing w:after="0" w:line="240" w:lineRule="auto"/>
+              <w:spacing w:after="0"/>
             </w:pPr>
             <w:r>
               <w:rPr>
@@ -14954,7 +14882,7 @@
           </w:tcPr>
           <w:p>
             <w:pPr>
-              <w:spacing w:after="0" w:line="240" w:lineRule="auto"/>
+              <w:spacing w:after="0"/>
             </w:pPr>
             <w:r>
               <w:rPr>
@@ -14970,7 +14898,7 @@
           </w:tcPr>
           <w:p>
             <w:pPr>
-              <w:spacing w:after="0" w:line="240" w:lineRule="auto"/>
+              <w:spacing w:after="0"/>
             </w:pPr>
             <w:r>
               <w:rPr>
@@ -14986,7 +14914,7 @@
           </w:tcPr>
           <w:p>
             <w:pPr>
-              <w:spacing w:after="0" w:line="240" w:lineRule="auto"/>
+              <w:spacing w:after="0"/>
             </w:pPr>
             <w:r>
               <w:rPr>
@@ -15002,7 +14930,7 @@
           </w:tcPr>
           <w:p>
             <w:pPr>
-              <w:spacing w:after="0" w:line="240" w:lineRule="auto"/>
+              <w:spacing w:after="0"/>
             </w:pPr>
             <w:r>
               <w:rPr>
@@ -15023,7 +14951,7 @@
           </w:tcPr>
           <w:p>
             <w:pPr>
-              <w:spacing w:after="0" w:line="240" w:lineRule="auto"/>
+              <w:spacing w:after="0"/>
             </w:pPr>
             <w:r>
               <w:rPr>
@@ -15039,7 +14967,7 @@
           </w:tcPr>
           <w:p>
             <w:pPr>
-              <w:spacing w:after="0" w:line="240" w:lineRule="auto"/>
+              <w:spacing w:after="0"/>
             </w:pPr>
             <w:r>
               <w:rPr>
@@ -15055,7 +14983,7 @@
           </w:tcPr>
           <w:p>
             <w:pPr>
-              <w:spacing w:after="0" w:line="240" w:lineRule="auto"/>
+              <w:spacing w:after="0"/>
             </w:pPr>
             <w:r>
               <w:rPr>
@@ -15071,7 +14999,7 @@
           </w:tcPr>
           <w:p>
             <w:pPr>
-              <w:spacing w:after="0" w:line="240" w:lineRule="auto"/>
+              <w:spacing w:after="0"/>
             </w:pPr>
             <w:r>
               <w:rPr>
@@ -15087,7 +15015,7 @@
           </w:tcPr>
           <w:p>
             <w:pPr>
-              <w:spacing w:after="0" w:line="240" w:lineRule="auto"/>
+              <w:spacing w:after="0"/>
             </w:pPr>
             <w:r>
               <w:rPr>
@@ -15103,7 +15031,7 @@
           </w:tcPr>
           <w:p>
             <w:pPr>
-              <w:spacing w:after="0" w:line="240" w:lineRule="auto"/>
+              <w:spacing w:after="0"/>
             </w:pPr>
             <w:r>
               <w:rPr>
@@ -15119,7 +15047,7 @@
           </w:tcPr>
           <w:p>
             <w:pPr>
-              <w:spacing w:after="0" w:line="240" w:lineRule="auto"/>
+              <w:spacing w:after="0"/>
             </w:pPr>
             <w:r>
               <w:rPr>
@@ -15135,7 +15063,7 @@
           </w:tcPr>
           <w:p>
             <w:pPr>
-              <w:spacing w:after="0" w:line="240" w:lineRule="auto"/>
+              <w:spacing w:after="0"/>
             </w:pPr>
             <w:r>
               <w:rPr>
@@ -15151,7 +15079,7 @@
           </w:tcPr>
           <w:p>
             <w:pPr>
-              <w:spacing w:after="0" w:line="240" w:lineRule="auto"/>
+              <w:spacing w:after="0"/>
             </w:pPr>
             <w:r>
               <w:rPr>
@@ -15172,7 +15100,7 @@
           </w:tcPr>
           <w:p>
             <w:pPr>
-              <w:spacing w:after="0" w:line="240" w:lineRule="auto"/>
+              <w:spacing w:after="0"/>
             </w:pPr>
             <w:r>
               <w:rPr>
@@ -15188,7 +15116,7 @@
           </w:tcPr>
           <w:p>
             <w:pPr>
-              <w:spacing w:after="0" w:line="240" w:lineRule="auto"/>
+              <w:spacing w:after="0"/>
             </w:pPr>
             <w:r>
               <w:rPr>
@@ -15204,7 +15132,7 @@
           </w:tcPr>
           <w:p>
             <w:pPr>
-              <w:spacing w:after="0" w:line="240" w:lineRule="auto"/>
+              <w:spacing w:after="0"/>
             </w:pPr>
             <w:r>
               <w:rPr>
@@ -15220,7 +15148,7 @@
           </w:tcPr>
           <w:p>
             <w:pPr>
-              <w:spacing w:after="0" w:line="240" w:lineRule="auto"/>
+              <w:spacing w:after="0"/>
             </w:pPr>
             <w:r>
               <w:rPr>
@@ -15236,7 +15164,7 @@
           </w:tcPr>
           <w:p>
             <w:pPr>
-              <w:spacing w:after="0" w:line="240" w:lineRule="auto"/>
+              <w:spacing w:after="0"/>
             </w:pPr>
             <w:r>
               <w:rPr>
@@ -15252,7 +15180,7 @@
           </w:tcPr>
           <w:p>
             <w:pPr>
-              <w:spacing w:after="0" w:line="240" w:lineRule="auto"/>
+              <w:spacing w:after="0"/>
             </w:pPr>
             <w:r>
               <w:rPr>
@@ -15268,7 +15196,7 @@
           </w:tcPr>
           <w:p>
             <w:pPr>
-              <w:spacing w:after="0" w:line="240" w:lineRule="auto"/>
+              <w:spacing w:after="0"/>
             </w:pPr>
             <w:r>
               <w:rPr>
@@ -15284,7 +15212,7 @@
           </w:tcPr>
           <w:p>
             <w:pPr>
-              <w:spacing w:after="0" w:line="240" w:lineRule="auto"/>
+              <w:spacing w:after="0"/>
             </w:pPr>
             <w:r>
               <w:rPr>
@@ -15300,7 +15228,7 @@
           </w:tcPr>
           <w:p>
             <w:pPr>
-              <w:spacing w:after="0" w:line="240" w:lineRule="auto"/>
+              <w:spacing w:after="0"/>
             </w:pPr>
             <w:r>
               <w:rPr>
@@ -15321,7 +15249,7 @@
           </w:tcPr>
           <w:p>
             <w:pPr>
-              <w:spacing w:after="0" w:line="240" w:lineRule="auto"/>
+              <w:spacing w:after="0"/>
             </w:pPr>
             <w:r>
               <w:rPr>
@@ -15337,7 +15265,7 @@
           </w:tcPr>
           <w:p>
             <w:pPr>
-              <w:spacing w:after="0" w:line="240" w:lineRule="auto"/>
+              <w:spacing w:after="0"/>
             </w:pPr>
             <w:r>
               <w:rPr>
@@ -15353,7 +15281,7 @@
           </w:tcPr>
           <w:p>
             <w:pPr>
-              <w:spacing w:after="0" w:line="240" w:lineRule="auto"/>
+              <w:spacing w:after="0"/>
             </w:pPr>
             <w:r>
               <w:rPr>
@@ -15369,7 +15297,7 @@
           </w:tcPr>
           <w:p>
             <w:pPr>
-              <w:spacing w:after="0" w:line="240" w:lineRule="auto"/>
+              <w:spacing w:after="0"/>
             </w:pPr>
             <w:r>
               <w:rPr>
@@ -15385,7 +15313,7 @@
           </w:tcPr>
           <w:p>
             <w:pPr>
-              <w:spacing w:after="0" w:line="240" w:lineRule="auto"/>
+              <w:spacing w:after="0"/>
             </w:pPr>
             <w:r>
               <w:rPr>
@@ -15401,7 +15329,7 @@
           </w:tcPr>
           <w:p>
             <w:pPr>
-              <w:spacing w:after="0" w:line="240" w:lineRule="auto"/>
+              <w:spacing w:after="0"/>
             </w:pPr>
             <w:r>
               <w:rPr>
@@ -15417,7 +15345,7 @@
           </w:tcPr>
           <w:p>
             <w:pPr>
-              <w:spacing w:after="0" w:line="240" w:lineRule="auto"/>
+              <w:spacing w:after="0"/>
             </w:pPr>
             <w:r>
               <w:rPr>
@@ -15433,7 +15361,7 @@
           </w:tcPr>
           <w:p>
             <w:pPr>
-              <w:spacing w:after="0" w:line="240" w:lineRule="auto"/>
+              <w:spacing w:after="0"/>
             </w:pPr>
             <w:r>
               <w:rPr>
@@ -15449,7 +15377,7 @@
           </w:tcPr>
           <w:p>
             <w:pPr>
-              <w:spacing w:after="0" w:line="240" w:lineRule="auto"/>
+              <w:spacing w:after="0"/>
             </w:pPr>
             <w:r>
               <w:rPr>
@@ -15470,7 +15398,7 @@
           </w:tcPr>
           <w:p>
             <w:pPr>
-              <w:spacing w:after="0" w:line="240" w:lineRule="auto"/>
+              <w:spacing w:after="0"/>
             </w:pPr>
             <w:r>
               <w:rPr>
@@ -15486,7 +15414,7 @@
           </w:tcPr>
           <w:p>
             <w:pPr>
-              <w:spacing w:after="0" w:line="240" w:lineRule="auto"/>
+              <w:spacing w:after="0"/>
             </w:pPr>
             <w:r>
               <w:rPr>
@@ -15502,7 +15430,7 @@
           </w:tcPr>
           <w:p>
             <w:pPr>
-              <w:spacing w:after="0" w:line="240" w:lineRule="auto"/>
+              <w:spacing w:after="0"/>
             </w:pPr>
             <w:r>
               <w:rPr>
@@ -15518,7 +15446,7 @@
           </w:tcPr>
           <w:p>
             <w:pPr>
-              <w:spacing w:after="0" w:line="240" w:lineRule="auto"/>
+              <w:spacing w:after="0"/>
             </w:pPr>
             <w:r>
               <w:rPr>
@@ -15534,7 +15462,7 @@
           </w:tcPr>
           <w:p>
             <w:pPr>
-              <w:spacing w:after="0" w:line="240" w:lineRule="auto"/>
+              <w:spacing w:after="0"/>
             </w:pPr>
             <w:r>
               <w:rPr>
@@ -15550,7 +15478,7 @@
           </w:tcPr>
           <w:p>
             <w:pPr>
-              <w:spacing w:after="0" w:line="240" w:lineRule="auto"/>
+              <w:spacing w:after="0"/>
             </w:pPr>
             <w:r>
               <w:rPr>
@@ -15566,7 +15494,7 @@
           </w:tcPr>
           <w:p>
             <w:pPr>
-              <w:spacing w:after="0" w:line="240" w:lineRule="auto"/>
+              <w:spacing w:after="0"/>
             </w:pPr>
             <w:r>
               <w:rPr>
@@ -15582,7 +15510,7 @@
           </w:tcPr>
           <w:p>
             <w:pPr>
-              <w:spacing w:after="0" w:line="240" w:lineRule="auto"/>
+              <w:spacing w:after="0"/>
             </w:pPr>
             <w:r>
               <w:rPr>
@@ -15598,7 +15526,7 @@
           </w:tcPr>
           <w:p>
             <w:pPr>
-              <w:spacing w:after="0" w:line="240" w:lineRule="auto"/>
+              <w:spacing w:after="0"/>
             </w:pPr>
             <w:r>
               <w:rPr>
@@ -15619,7 +15547,7 @@
           </w:tcPr>
           <w:p>
             <w:pPr>
-              <w:spacing w:after="0" w:line="240" w:lineRule="auto"/>
+              <w:spacing w:after="0"/>
             </w:pPr>
             <w:r>
               <w:rPr>
@@ -15635,7 +15563,7 @@
           </w:tcPr>
           <w:p>
             <w:pPr>
-              <w:spacing w:after="0" w:line="240" w:lineRule="auto"/>
+              <w:spacing w:after="0"/>
             </w:pPr>
             <w:r>
               <w:rPr>
@@ -15651,7 +15579,7 @@
           </w:tcPr>
           <w:p>
             <w:pPr>
-              <w:spacing w:after="0" w:line="240" w:lineRule="auto"/>
+              <w:spacing w:after="0"/>
             </w:pPr>
             <w:r>
               <w:rPr>
@@ -15667,7 +15595,7 @@
           </w:tcPr>
           <w:p>
             <w:pPr>
-              <w:spacing w:after="0" w:line="240" w:lineRule="auto"/>
+              <w:spacing w:after="0"/>
             </w:pPr>
             <w:r>
               <w:rPr>
@@ -15683,7 +15611,7 @@
           </w:tcPr>
           <w:p>
             <w:pPr>
-              <w:spacing w:after="0" w:line="240" w:lineRule="auto"/>
+              <w:spacing w:after="0"/>
             </w:pPr>
             <w:r>
               <w:rPr>
@@ -15699,7 +15627,7 @@
           </w:tcPr>
           <w:p>
             <w:pPr>
-              <w:spacing w:after="0" w:line="240" w:lineRule="auto"/>
+              <w:spacing w:after="0"/>
             </w:pPr>
             <w:r>
               <w:rPr>
@@ -15715,7 +15643,7 @@
           </w:tcPr>
           <w:p>
             <w:pPr>
-              <w:spacing w:after="0" w:line="240" w:lineRule="auto"/>
+              <w:spacing w:after="0"/>
             </w:pPr>
             <w:r>
               <w:rPr>
@@ -15731,7 +15659,7 @@
           </w:tcPr>
           <w:p>
             <w:pPr>
-              <w:spacing w:after="0" w:line="240" w:lineRule="auto"/>
+              <w:spacing w:after="0"/>
             </w:pPr>
             <w:r>
               <w:rPr>
@@ -15747,7 +15675,7 @@
           </w:tcPr>
           <w:p>
             <w:pPr>
-              <w:spacing w:after="0" w:line="240" w:lineRule="auto"/>
+              <w:spacing w:after="0"/>
             </w:pPr>
             <w:r>
               <w:rPr>
@@ -15768,7 +15696,7 @@
           </w:tcPr>
           <w:p>
             <w:pPr>
-              <w:spacing w:after="0" w:line="240" w:lineRule="auto"/>
+              <w:spacing w:after="0"/>
             </w:pPr>
             <w:r>
               <w:rPr>
@@ -15784,7 +15712,7 @@
           </w:tcPr>
           <w:p>
             <w:pPr>
-              <w:spacing w:after="0" w:line="240" w:lineRule="auto"/>
+              <w:spacing w:after="0"/>
             </w:pPr>
             <w:r>
               <w:rPr>
@@ -15800,7 +15728,7 @@
           </w:tcPr>
           <w:p>
             <w:pPr>
-              <w:spacing w:after="0" w:line="240" w:lineRule="auto"/>
+              <w:spacing w:after="0"/>
             </w:pPr>
             <w:r>
               <w:rPr>
@@ -15816,7 +15744,7 @@
           </w:tcPr>
           <w:p>
             <w:pPr>
-              <w:spacing w:after="0" w:line="240" w:lineRule="auto"/>
+              <w:spacing w:after="0"/>
             </w:pPr>
             <w:r>
               <w:rPr>
@@ -15832,7 +15760,7 @@
           </w:tcPr>
           <w:p>
             <w:pPr>
-              <w:spacing w:after="0" w:line="240" w:lineRule="auto"/>
+              <w:spacing w:after="0"/>
             </w:pPr>
             <w:r>
               <w:rPr>
@@ -15848,7 +15776,7 @@
           </w:tcPr>
           <w:p>
             <w:pPr>
-              <w:spacing w:after="0" w:line="240" w:lineRule="auto"/>
+              <w:spacing w:after="0"/>
             </w:pPr>
             <w:r>
               <w:rPr>
@@ -15864,7 +15792,7 @@
           </w:tcPr>
           <w:p>
             <w:pPr>
-              <w:spacing w:after="0" w:line="240" w:lineRule="auto"/>
+              <w:spacing w:after="0"/>
             </w:pPr>
             <w:r>
               <w:rPr>
@@ -15880,7 +15808,7 @@
           </w:tcPr>
           <w:p>
             <w:pPr>
-              <w:spacing w:after="0" w:line="240" w:lineRule="auto"/>
+              <w:spacing w:after="0"/>
             </w:pPr>
             <w:r>
               <w:rPr>
@@ -15896,7 +15824,7 @@
           </w:tcPr>
           <w:p>
             <w:pPr>
-              <w:spacing w:after="0" w:line="240" w:lineRule="auto"/>
+              <w:spacing w:after="0"/>
             </w:pPr>
             <w:r>
               <w:rPr>
@@ -15917,7 +15845,7 @@
           </w:tcPr>
           <w:p>
             <w:pPr>
-              <w:spacing w:after="0" w:line="240" w:lineRule="auto"/>
+              <w:spacing w:after="0"/>
             </w:pPr>
             <w:r>
               <w:rPr>
@@ -15933,7 +15861,7 @@
           </w:tcPr>
           <w:p>
             <w:pPr>
-              <w:spacing w:after="0" w:line="240" w:lineRule="auto"/>
+              <w:spacing w:after="0"/>
             </w:pPr>
             <w:r>
               <w:rPr>
@@ -15949,7 +15877,7 @@
           </w:tcPr>
           <w:p>
             <w:pPr>
-              <w:spacing w:after="0" w:line="240" w:lineRule="auto"/>
+              <w:spacing w:after="0"/>
             </w:pPr>
             <w:r>
               <w:rPr>
@@ -15965,7 +15893,7 @@
           </w:tcPr>
           <w:p>
             <w:pPr>
-              <w:spacing w:after="0" w:line="240" w:lineRule="auto"/>
+              <w:spacing w:after="0"/>
             </w:pPr>
             <w:r>
               <w:rPr>
@@ -15981,7 +15909,7 @@
           </w:tcPr>
           <w:p>
             <w:pPr>
-              <w:spacing w:after="0" w:line="240" w:lineRule="auto"/>
+              <w:spacing w:after="0"/>
             </w:pPr>
             <w:r>
               <w:rPr>
@@ -15997,7 +15925,7 @@
           </w:tcPr>
           <w:p>
             <w:pPr>
-              <w:spacing w:after="0" w:line="240" w:lineRule="auto"/>
+              <w:spacing w:after="0"/>
             </w:pPr>
             <w:r>
               <w:rPr>
@@ -16013,7 +15941,7 @@
           </w:tcPr>
           <w:p>
             <w:pPr>
-              <w:spacing w:after="0" w:line="240" w:lineRule="auto"/>
+              <w:spacing w:after="0"/>
             </w:pPr>
             <w:r>
               <w:rPr>
@@ -16029,7 +15957,7 @@
           </w:tcPr>
           <w:p>
             <w:pPr>
-              <w:spacing w:after="0" w:line="240" w:lineRule="auto"/>
+              <w:spacing w:after="0"/>
             </w:pPr>
             <w:r>
               <w:rPr>
@@ -16045,7 +15973,7 @@
           </w:tcPr>
           <w:p>
             <w:pPr>
-              <w:spacing w:after="0" w:line="240" w:lineRule="auto"/>
+              <w:spacing w:after="0"/>
             </w:pPr>
             <w:r>
               <w:rPr>
@@ -16066,7 +15994,7 @@
           </w:tcPr>
           <w:p>
             <w:pPr>
-              <w:spacing w:after="0" w:line="240" w:lineRule="auto"/>
+              <w:spacing w:after="0"/>
             </w:pPr>
             <w:r>
               <w:rPr>
@@ -16082,7 +16010,7 @@
           </w:tcPr>
           <w:p>
             <w:pPr>
-              <w:spacing w:after="0" w:line="240" w:lineRule="auto"/>
+              <w:spacing w:after="0"/>
             </w:pPr>
             <w:r>
               <w:rPr>
@@ -16098,7 +16026,7 @@
           </w:tcPr>
           <w:p>
             <w:pPr>
-              <w:spacing w:after="0" w:line="240" w:lineRule="auto"/>
+              <w:spacing w:after="0"/>
             </w:pPr>
             <w:r>
               <w:rPr>
@@ -16114,7 +16042,7 @@
           </w:tcPr>
           <w:p>
             <w:pPr>
-              <w:spacing w:after="0" w:line="240" w:lineRule="auto"/>
+              <w:spacing w:after="0"/>
             </w:pPr>
             <w:r>
               <w:rPr>
@@ -16130,7 +16058,7 @@
           </w:tcPr>
           <w:p>
             <w:pPr>
-              <w:spacing w:after="0" w:line="240" w:lineRule="auto"/>
+              <w:spacing w:after="0"/>
             </w:pPr>
             <w:r>
               <w:rPr>
@@ -16146,7 +16074,7 @@
           </w:tcPr>
           <w:p>
             <w:pPr>
-              <w:spacing w:after="0" w:line="240" w:lineRule="auto"/>
+              <w:spacing w:after="0"/>
             </w:pPr>
             <w:r>
               <w:rPr>
@@ -16162,7 +16090,7 @@
           </w:tcPr>
           <w:p>
             <w:pPr>
-              <w:spacing w:after="0" w:line="240" w:lineRule="auto"/>
+              <w:spacing w:after="0"/>
             </w:pPr>
             <w:r>
               <w:rPr>
@@ -16178,7 +16106,7 @@
           </w:tcPr>
           <w:p>
             <w:pPr>
-              <w:spacing w:after="0" w:line="240" w:lineRule="auto"/>
+              <w:spacing w:after="0"/>
             </w:pPr>
             <w:r>
               <w:rPr>
@@ -16194,7 +16122,7 @@
           </w:tcPr>
           <w:p>
             <w:pPr>
-              <w:spacing w:after="0" w:line="240" w:lineRule="auto"/>
+              <w:spacing w:after="0"/>
             </w:pPr>
             <w:r>
               <w:rPr>
@@ -16215,7 +16143,7 @@
           </w:tcPr>
           <w:p>
             <w:pPr>
-              <w:spacing w:after="0" w:line="240" w:lineRule="auto"/>
+              <w:spacing w:after="0"/>
             </w:pPr>
             <w:r>
               <w:rPr>
@@ -16231,7 +16159,7 @@
           </w:tcPr>
           <w:p>
             <w:pPr>
-              <w:spacing w:after="0" w:line="240" w:lineRule="auto"/>
+              <w:spacing w:after="0"/>
             </w:pPr>
             <w:r>
               <w:rPr>
@@ -16247,7 +16175,7 @@
           </w:tcPr>
           <w:p>
             <w:pPr>
-              <w:spacing w:after="0" w:line="240" w:lineRule="auto"/>
+              <w:spacing w:after="0"/>
             </w:pPr>
             <w:r>
               <w:rPr>
@@ -16263,7 +16191,7 @@
           </w:tcPr>
           <w:p>
             <w:pPr>
-              <w:spacing w:after="0" w:line="240" w:lineRule="auto"/>
+              <w:spacing w:after="0"/>
             </w:pPr>
             <w:r>
               <w:rPr>
@@ -16279,7 +16207,7 @@
           </w:tcPr>
           <w:p>
             <w:pPr>
-              <w:spacing w:after="0" w:line="240" w:lineRule="auto"/>
+              <w:spacing w:after="0"/>
             </w:pPr>
             <w:r>
               <w:rPr>
@@ -16295,7 +16223,7 @@
           </w:tcPr>
           <w:p>
             <w:pPr>
-              <w:spacing w:after="0" w:line="240" w:lineRule="auto"/>
+              <w:spacing w:after="0"/>
             </w:pPr>
             <w:r>
               <w:rPr>
@@ -16311,7 +16239,7 @@
           </w:tcPr>
           <w:p>
             <w:pPr>
-              <w:spacing w:after="0" w:line="240" w:lineRule="auto"/>
+              <w:spacing w:after="0"/>
             </w:pPr>
             <w:r>
               <w:rPr>
@@ -16327,7 +16255,7 @@
           </w:tcPr>
           <w:p>
             <w:pPr>
-              <w:spacing w:after="0" w:line="240" w:lineRule="auto"/>
+              <w:spacing w:after="0"/>
             </w:pPr>
             <w:r>
               <w:rPr>
@@ -16343,7 +16271,7 @@
           </w:tcPr>
           <w:p>
             <w:pPr>
-              <w:spacing w:after="0" w:line="240" w:lineRule="auto"/>
+              <w:spacing w:after="0"/>
             </w:pPr>
             <w:r>
               <w:rPr>
@@ -16364,7 +16292,7 @@
           </w:tcPr>
           <w:p>
             <w:pPr>
-              <w:spacing w:after="0" w:line="240" w:lineRule="auto"/>
+              <w:spacing w:after="0"/>
             </w:pPr>
             <w:r>
               <w:rPr>
@@ -16380,7 +16308,7 @@
           </w:tcPr>
           <w:p>
             <w:pPr>
-              <w:spacing w:after="0" w:line="240" w:lineRule="auto"/>
+              <w:spacing w:after="0"/>
             </w:pPr>
             <w:r>
               <w:rPr>
@@ -16396,7 +16324,7 @@
           </w:tcPr>
           <w:p>
             <w:pPr>
-              <w:spacing w:after="0" w:line="240" w:lineRule="auto"/>
+              <w:spacing w:after="0"/>
             </w:pPr>
             <w:r>
               <w:rPr>
@@ -16412,7 +16340,7 @@
           </w:tcPr>
           <w:p>
             <w:pPr>
-              <w:spacing w:after="0" w:line="240" w:lineRule="auto"/>
+              <w:spacing w:after="0"/>
             </w:pPr>
             <w:r>
               <w:rPr>
@@ -16428,7 +16356,7 @@
           </w:tcPr>
           <w:p>
             <w:pPr>
-              <w:spacing w:after="0" w:line="240" w:lineRule="auto"/>
+              <w:spacing w:after="0"/>
             </w:pPr>
             <w:r>
               <w:rPr>
@@ -16444,7 +16372,7 @@
           </w:tcPr>
           <w:p>
             <w:pPr>
-              <w:spacing w:after="0" w:line="240" w:lineRule="auto"/>
+              <w:spacing w:after="0"/>
             </w:pPr>
             <w:r>
               <w:rPr>
@@ -16460,7 +16388,7 @@
           </w:tcPr>
           <w:p>
             <w:pPr>
-              <w:spacing w:after="0" w:line="240" w:lineRule="auto"/>
+              <w:spacing w:after="0"/>
             </w:pPr>
             <w:r>
               <w:rPr>
@@ -16476,7 +16404,7 @@
           </w:tcPr>
           <w:p>
             <w:pPr>
-              <w:spacing w:after="0" w:line="240" w:lineRule="auto"/>
+              <w:spacing w:after="0"/>
             </w:pPr>
             <w:r>
               <w:rPr>
@@ -16492,7 +16420,7 @@
           </w:tcPr>
           <w:p>
             <w:pPr>
-              <w:spacing w:after="0" w:line="240" w:lineRule="auto"/>
+              <w:spacing w:after="0"/>
             </w:pPr>
             <w:r>
               <w:rPr>
@@ -16513,7 +16441,7 @@
           </w:tcPr>
           <w:p>
             <w:pPr>
-              <w:spacing w:after="0" w:line="240" w:lineRule="auto"/>
+              <w:spacing w:after="0"/>
             </w:pPr>
             <w:r>
               <w:rPr>
@@ -16529,7 +16457,7 @@
           </w:tcPr>
           <w:p>
             <w:pPr>
-              <w:spacing w:after="0" w:line="240" w:lineRule="auto"/>
+              <w:spacing w:after="0"/>
             </w:pPr>
             <w:r>
               <w:rPr>
@@ -16545,7 +16473,7 @@
           </w:tcPr>
           <w:p>
             <w:pPr>
-              <w:spacing w:after="0" w:line="240" w:lineRule="auto"/>
+              <w:spacing w:after="0"/>
             </w:pPr>
             <w:r>
               <w:rPr>
@@ -16561,7 +16489,7 @@
           </w:tcPr>
           <w:p>
             <w:pPr>
-              <w:spacing w:after="0" w:line="240" w:lineRule="auto"/>
+              <w:spacing w:after="0"/>
             </w:pPr>
             <w:r>
               <w:rPr>
@@ -16577,7 +16505,7 @@
           </w:tcPr>
           <w:p>
             <w:pPr>
-              <w:spacing w:after="0" w:line="240" w:lineRule="auto"/>
+              <w:spacing w:after="0"/>
             </w:pPr>
             <w:r>
               <w:rPr>
@@ -16593,7 +16521,7 @@
           </w:tcPr>
           <w:p>
             <w:pPr>
-              <w:spacing w:after="0" w:line="240" w:lineRule="auto"/>
+              <w:spacing w:after="0"/>
             </w:pPr>
             <w:r>
               <w:rPr>
@@ -16609,7 +16537,7 @@
           </w:tcPr>
           <w:p>
             <w:pPr>
-              <w:spacing w:after="0" w:line="240" w:lineRule="auto"/>
+              <w:spacing w:after="0"/>
             </w:pPr>
             <w:r>
               <w:rPr>
@@ -16625,7 +16553,7 @@
           </w:tcPr>
           <w:p>
             <w:pPr>
-              <w:spacing w:after="0" w:line="240" w:lineRule="auto"/>
+              <w:spacing w:after="0"/>
             </w:pPr>
             <w:r>
               <w:rPr>
@@ -16641,7 +16569,7 @@
           </w:tcPr>
           <w:p>
             <w:pPr>
-              <w:spacing w:after="0" w:line="240" w:lineRule="auto"/>
+              <w:spacing w:after="0"/>
             </w:pPr>
             <w:r>
               <w:rPr>
@@ -16937,7 +16865,7 @@
           </w:tcPr>
           <w:p>
             <w:pPr>
-              <w:spacing w:after="0" w:line="240" w:lineRule="auto"/>
+              <w:spacing w:after="0"/>
             </w:pPr>
             <w:r>
               <w:rPr>
@@ -16953,7 +16881,7 @@
           </w:tcPr>
           <w:p>
             <w:pPr>
-              <w:spacing w:after="0" w:line="240" w:lineRule="auto"/>
+              <w:spacing w:after="0"/>
             </w:pPr>
             <w:r>
               <w:rPr>
@@ -16969,7 +16897,7 @@
           </w:tcPr>
           <w:p>
             <w:pPr>
-              <w:spacing w:after="0" w:line="240" w:lineRule="auto"/>
+              <w:spacing w:after="0"/>
             </w:pPr>
             <w:r>
               <w:rPr>
@@ -16985,7 +16913,7 @@
           </w:tcPr>
           <w:p>
             <w:pPr>
-              <w:spacing w:after="0" w:line="240" w:lineRule="auto"/>
+              <w:spacing w:after="0"/>
             </w:pPr>
             <w:r>
               <w:rPr>
@@ -17001,7 +16929,7 @@
           </w:tcPr>
           <w:p>
             <w:pPr>
-              <w:spacing w:after="0" w:line="240" w:lineRule="auto"/>
+              <w:spacing w:after="0"/>
             </w:pPr>
             <w:r>
               <w:rPr>
@@ -17017,7 +16945,7 @@
           </w:tcPr>
           <w:p>
             <w:pPr>
-              <w:spacing w:after="0" w:line="240" w:lineRule="auto"/>
+              <w:spacing w:after="0"/>
             </w:pPr>
             <w:r>
               <w:rPr>
@@ -17033,7 +16961,7 @@
           </w:tcPr>
           <w:p>
             <w:pPr>
-              <w:spacing w:after="0" w:line="240" w:lineRule="auto"/>
+              <w:spacing w:after="0"/>
             </w:pPr>
             <w:r>
               <w:rPr>
@@ -17054,7 +16982,7 @@
           </w:tcPr>
           <w:p>
             <w:pPr>
-              <w:spacing w:after="0" w:line="240" w:lineRule="auto"/>
+              <w:spacing w:after="0"/>
             </w:pPr>
             <w:r>
               <w:rPr>
@@ -17070,7 +16998,7 @@
           </w:tcPr>
           <w:p>
             <w:pPr>
-              <w:spacing w:after="0" w:line="240" w:lineRule="auto"/>
+              <w:spacing w:after="0"/>
             </w:pPr>
             <w:r>
               <w:rPr>
@@ -17086,7 +17014,7 @@
           </w:tcPr>
           <w:p>
             <w:pPr>
-              <w:spacing w:after="0" w:line="240" w:lineRule="auto"/>
+              <w:spacing w:after="0"/>
             </w:pPr>
             <w:r>
               <w:rPr>
@@ -17102,7 +17030,7 @@
           </w:tcPr>
           <w:p>
             <w:pPr>
-              <w:spacing w:after="0" w:line="240" w:lineRule="auto"/>
+              <w:spacing w:after="0"/>
             </w:pPr>
             <w:r>
               <w:rPr>
@@ -17118,7 +17046,7 @@
           </w:tcPr>
           <w:p>
             <w:pPr>
-              <w:spacing w:after="0" w:line="240" w:lineRule="auto"/>
+              <w:spacing w:after="0"/>
             </w:pPr>
             <w:r>
               <w:rPr>
@@ -17134,7 +17062,7 @@
           </w:tcPr>
           <w:p>
             <w:pPr>
-              <w:spacing w:after="0" w:line="240" w:lineRule="auto"/>
+              <w:spacing w:after="0"/>
             </w:pPr>
             <w:r>
               <w:rPr>
@@ -17150,7 +17078,7 @@
           </w:tcPr>
           <w:p>
             <w:pPr>
-              <w:spacing w:after="0" w:line="240" w:lineRule="auto"/>
+              <w:spacing w:after="0"/>
             </w:pPr>
             <w:r>
               <w:rPr>
@@ -17171,7 +17099,7 @@
           </w:tcPr>
           <w:p>
             <w:pPr>
-              <w:spacing w:after="0" w:line="240" w:lineRule="auto"/>
+              <w:spacing w:after="0"/>
             </w:pPr>
             <w:r>
               <w:rPr>
@@ -17187,7 +17115,7 @@
           </w:tcPr>
           <w:p>
             <w:pPr>
-              <w:spacing w:after="0" w:line="240" w:lineRule="auto"/>
+              <w:spacing w:after="0"/>
             </w:pPr>
             <w:r>
               <w:rPr>
@@ -17203,7 +17131,7 @@
           </w:tcPr>
           <w:p>
             <w:pPr>
-              <w:spacing w:after="0" w:line="240" w:lineRule="auto"/>
+              <w:spacing w:after="0"/>
             </w:pPr>
             <w:r>
               <w:rPr>
@@ -17219,7 +17147,7 @@
           </w:tcPr>
           <w:p>
             <w:pPr>
-              <w:spacing w:after="0" w:line="240" w:lineRule="auto"/>
+              <w:spacing w:after="0"/>
             </w:pPr>
             <w:r>
               <w:rPr>
@@ -17235,7 +17163,7 @@
           </w:tcPr>
           <w:p>
             <w:pPr>
-              <w:spacing w:after="0" w:line="240" w:lineRule="auto"/>
+              <w:spacing w:after="0"/>
             </w:pPr>
             <w:r>
               <w:rPr>
@@ -17251,7 +17179,7 @@
           </w:tcPr>
           <w:p>
             <w:pPr>
-              <w:spacing w:after="0" w:line="240" w:lineRule="auto"/>
+              <w:spacing w:after="0"/>
             </w:pPr>
             <w:r>
               <w:rPr>
@@ -17267,7 +17195,7 @@
           </w:tcPr>
           <w:p>
             <w:pPr>
-              <w:spacing w:after="0" w:line="240" w:lineRule="auto"/>
+              <w:spacing w:after="0"/>
             </w:pPr>
             <w:r>
               <w:rPr>
@@ -17288,7 +17216,7 @@
           </w:tcPr>
           <w:p>
             <w:pPr>
-              <w:spacing w:after="0" w:line="240" w:lineRule="auto"/>
+              <w:spacing w:after="0"/>
             </w:pPr>
             <w:r>
               <w:rPr>
@@ -17304,7 +17232,7 @@
           </w:tcPr>
           <w:p>
             <w:pPr>
-              <w:spacing w:after="0" w:line="240" w:lineRule="auto"/>
+              <w:spacing w:after="0"/>
             </w:pPr>
             <w:r>
               <w:rPr>
@@ -17320,7 +17248,7 @@
           </w:tcPr>
           <w:p>
             <w:pPr>
-              <w:spacing w:after="0" w:line="240" w:lineRule="auto"/>
+              <w:spacing w:after="0"/>
             </w:pPr>
             <w:r>
               <w:rPr>
@@ -17336,7 +17264,7 @@
           </w:tcPr>
           <w:p>
             <w:pPr>
-              <w:spacing w:after="0" w:line="240" w:lineRule="auto"/>
+              <w:spacing w:after="0"/>
             </w:pPr>
             <w:r>
               <w:rPr>
@@ -17352,7 +17280,7 @@
           </w:tcPr>
           <w:p>
             <w:pPr>
-              <w:spacing w:after="0" w:line="240" w:lineRule="auto"/>
+              <w:spacing w:after="0"/>
             </w:pPr>
             <w:r>
               <w:rPr>
@@ -17368,7 +17296,7 @@
           </w:tcPr>
           <w:p>
             <w:pPr>
-              <w:spacing w:after="0" w:line="240" w:lineRule="auto"/>
+              <w:spacing w:after="0"/>
             </w:pPr>
             <w:r>
               <w:rPr>
@@ -17384,7 +17312,7 @@
           </w:tcPr>
           <w:p>
             <w:pPr>
-              <w:spacing w:after="0" w:line="240" w:lineRule="auto"/>
+              <w:spacing w:after="0"/>
             </w:pPr>
             <w:r>
               <w:rPr>
@@ -17405,7 +17333,7 @@
           </w:tcPr>
           <w:p>
             <w:pPr>
-              <w:spacing w:after="0" w:line="240" w:lineRule="auto"/>
+              <w:spacing w:after="0"/>
             </w:pPr>
             <w:r>
               <w:rPr>
@@ -17421,7 +17349,7 @@
           </w:tcPr>
           <w:p>
             <w:pPr>
-              <w:spacing w:after="0" w:line="240" w:lineRule="auto"/>
+              <w:spacing w:after="0"/>
             </w:pPr>
             <w:r>
               <w:rPr>
@@ -17437,7 +17365,7 @@
           </w:tcPr>
           <w:p>
             <w:pPr>
-              <w:spacing w:after="0" w:line="240" w:lineRule="auto"/>
+              <w:spacing w:after="0"/>
             </w:pPr>
             <w:r>
               <w:rPr>
@@ -17453,7 +17381,7 @@
           </w:tcPr>
           <w:p>
             <w:pPr>
-              <w:spacing w:after="0" w:line="240" w:lineRule="auto"/>
+              <w:spacing w:after="0"/>
             </w:pPr>
             <w:r>
               <w:rPr>
@@ -17469,7 +17397,7 @@
           </w:tcPr>
           <w:p>
             <w:pPr>
-              <w:spacing w:after="0" w:line="240" w:lineRule="auto"/>
+              <w:spacing w:after="0"/>
             </w:pPr>
             <w:r>
               <w:rPr>
@@ -17485,7 +17413,7 @@
           </w:tcPr>
           <w:p>
             <w:pPr>
-              <w:spacing w:after="0" w:line="240" w:lineRule="auto"/>
+              <w:spacing w:after="0"/>
             </w:pPr>
             <w:r>
               <w:rPr>
@@ -17501,7 +17429,7 @@
           </w:tcPr>
           <w:p>
             <w:pPr>
-              <w:spacing w:after="0" w:line="240" w:lineRule="auto"/>
+              <w:spacing w:after="0"/>
             </w:pPr>
             <w:r>
               <w:rPr>
@@ -17522,7 +17450,7 @@
           </w:tcPr>
           <w:p>
             <w:pPr>
-              <w:spacing w:after="0" w:line="240" w:lineRule="auto"/>
+              <w:spacing w:after="0"/>
             </w:pPr>
             <w:r>
               <w:rPr>
@@ -17538,7 +17466,7 @@
           </w:tcPr>
           <w:p>
             <w:pPr>
-              <w:spacing w:after="0" w:line="240" w:lineRule="auto"/>
+              <w:spacing w:after="0"/>
             </w:pPr>
             <w:r>
               <w:rPr>
@@ -17554,7 +17482,7 @@
           </w:tcPr>
           <w:p>
             <w:pPr>
-              <w:spacing w:after="0" w:line="240" w:lineRule="auto"/>
+              <w:spacing w:after="0"/>
             </w:pPr>
             <w:r>
               <w:rPr>
@@ -17570,7 +17498,7 @@
           </w:tcPr>
           <w:p>
             <w:pPr>
-              <w:spacing w:after="0" w:line="240" w:lineRule="auto"/>
+              <w:spacing w:after="0"/>
             </w:pPr>
             <w:r>
               <w:rPr>
@@ -17586,7 +17514,7 @@
           </w:tcPr>
           <w:p>
             <w:pPr>
-              <w:spacing w:after="0" w:line="240" w:lineRule="auto"/>
+              <w:spacing w:after="0"/>
             </w:pPr>
             <w:r>
               <w:rPr>
@@ -17602,7 +17530,7 @@
           </w:tcPr>
           <w:p>
             <w:pPr>
-              <w:spacing w:after="0" w:line="240" w:lineRule="auto"/>
+              <w:spacing w:after="0"/>
             </w:pPr>
             <w:r>
               <w:rPr>
@@ -17618,7 +17546,7 @@
           </w:tcPr>
           <w:p>
             <w:pPr>
-              <w:spacing w:after="0" w:line="240" w:lineRule="auto"/>
+              <w:spacing w:after="0"/>
             </w:pPr>
             <w:r>
               <w:rPr>
@@ -17639,7 +17567,7 @@
           </w:tcPr>
           <w:p>
             <w:pPr>
-              <w:spacing w:after="0" w:line="240" w:lineRule="auto"/>
+              <w:spacing w:after="0"/>
             </w:pPr>
             <w:r>
               <w:rPr>
@@ -17655,7 +17583,7 @@
           </w:tcPr>
           <w:p>
             <w:pPr>
-              <w:spacing w:after="0" w:line="240" w:lineRule="auto"/>
+              <w:spacing w:after="0"/>
             </w:pPr>
             <w:r>
               <w:rPr>
@@ -17671,7 +17599,7 @@
           </w:tcPr>
           <w:p>
             <w:pPr>
-              <w:spacing w:after="0" w:line="240" w:lineRule="auto"/>
+              <w:spacing w:after="0"/>
             </w:pPr>
             <w:r>
               <w:rPr>
@@ -17687,7 +17615,7 @@
           </w:tcPr>
           <w:p>
             <w:pPr>
-              <w:spacing w:after="0" w:line="240" w:lineRule="auto"/>
+              <w:spacing w:after="0"/>
             </w:pPr>
             <w:r>
               <w:rPr>
@@ -17703,7 +17631,7 @@
           </w:tcPr>
           <w:p>
             <w:pPr>
-              <w:spacing w:after="0" w:line="240" w:lineRule="auto"/>
+              <w:spacing w:after="0"/>
             </w:pPr>
             <w:r>
               <w:rPr>
@@ -17719,7 +17647,7 @@
           </w:tcPr>
           <w:p>
             <w:pPr>
-              <w:spacing w:after="0" w:line="240" w:lineRule="auto"/>
+              <w:spacing w:after="0"/>
             </w:pPr>
             <w:r>
               <w:rPr>
@@ -17735,7 +17663,7 @@
           </w:tcPr>
           <w:p>
             <w:pPr>
-              <w:spacing w:after="0" w:line="240" w:lineRule="auto"/>
+              <w:spacing w:after="0"/>
             </w:pPr>
             <w:r>
               <w:rPr>
@@ -17756,7 +17684,7 @@
           </w:tcPr>
           <w:p>
             <w:pPr>
-              <w:spacing w:after="0" w:line="240" w:lineRule="auto"/>
+              <w:spacing w:after="0"/>
             </w:pPr>
             <w:r>
               <w:rPr>
@@ -17772,7 +17700,7 @@
           </w:tcPr>
           <w:p>
             <w:pPr>
-              <w:spacing w:after="0" w:line="240" w:lineRule="auto"/>
+              <w:spacing w:after="0"/>
             </w:pPr>
             <w:r>
               <w:rPr>
@@ -17788,7 +17716,7 @@
           </w:tcPr>
           <w:p>
             <w:pPr>
-              <w:spacing w:after="0" w:line="240" w:lineRule="auto"/>
+              <w:spacing w:after="0"/>
             </w:pPr>
             <w:r>
               <w:rPr>
@@ -17804,7 +17732,7 @@
           </w:tcPr>
           <w:p>
             <w:pPr>
-              <w:spacing w:after="0" w:line="240" w:lineRule="auto"/>
+              <w:spacing w:after="0"/>
             </w:pPr>
             <w:r>
               <w:rPr>
@@ -17820,7 +17748,7 @@
           </w:tcPr>
           <w:p>
             <w:pPr>
-              <w:spacing w:after="0" w:line="240" w:lineRule="auto"/>
+              <w:spacing w:after="0"/>
             </w:pPr>
             <w:r>
               <w:rPr>
@@ -17836,7 +17764,7 @@
           </w:tcPr>
           <w:p>
             <w:pPr>
-              <w:spacing w:after="0" w:line="240" w:lineRule="auto"/>
+              <w:spacing w:after="0"/>
             </w:pPr>
             <w:r>
               <w:rPr>
@@ -17852,7 +17780,7 @@
           </w:tcPr>
           <w:p>
             <w:pPr>
-              <w:spacing w:after="0" w:line="240" w:lineRule="auto"/>
+              <w:spacing w:after="0"/>
             </w:pPr>
             <w:r>
               <w:rPr>
@@ -17873,7 +17801,7 @@
           </w:tcPr>
           <w:p>
             <w:pPr>
-              <w:spacing w:after="0" w:line="240" w:lineRule="auto"/>
+              <w:spacing w:after="0"/>
             </w:pPr>
             <w:r>
               <w:rPr>
@@ -17889,7 +17817,7 @@
           </w:tcPr>
           <w:p>
             <w:pPr>
-              <w:spacing w:after="0" w:line="240" w:lineRule="auto"/>
+              <w:spacing w:after="0"/>
             </w:pPr>
             <w:r>
               <w:rPr>
@@ -17905,7 +17833,7 @@
           </w:tcPr>
           <w:p>
             <w:pPr>
-              <w:spacing w:after="0" w:line="240" w:lineRule="auto"/>
+              <w:spacing w:after="0"/>
             </w:pPr>
             <w:r>
               <w:rPr>
@@ -17921,7 +17849,7 @@
           </w:tcPr>
           <w:p>
             <w:pPr>
-              <w:spacing w:after="0" w:line="240" w:lineRule="auto"/>
+              <w:spacing w:after="0"/>
             </w:pPr>
             <w:r>
               <w:rPr>
@@ -17937,7 +17865,7 @@
           </w:tcPr>
           <w:p>
             <w:pPr>
-              <w:spacing w:after="0" w:line="240" w:lineRule="auto"/>
+              <w:spacing w:after="0"/>
             </w:pPr>
             <w:r>
               <w:rPr>
@@ -17953,7 +17881,7 @@
           </w:tcPr>
           <w:p>
             <w:pPr>
-              <w:spacing w:after="0" w:line="240" w:lineRule="auto"/>
+              <w:spacing w:after="0"/>
             </w:pPr>
             <w:r>
               <w:rPr>
@@ -17969,7 +17897,7 @@
           </w:tcPr>
           <w:p>
             <w:pPr>
-              <w:spacing w:after="0" w:line="240" w:lineRule="auto"/>
+              <w:spacing w:after="0"/>
             </w:pPr>
             <w:r>
               <w:rPr>
@@ -17990,7 +17918,7 @@
           </w:tcPr>
           <w:p>
             <w:pPr>
-              <w:spacing w:after="0" w:line="240" w:lineRule="auto"/>
+              <w:spacing w:after="0"/>
             </w:pPr>
             <w:r>
               <w:rPr>
@@ -18006,7 +17934,7 @@
           </w:tcPr>
           <w:p>
             <w:pPr>
-              <w:spacing w:after="0" w:line="240" w:lineRule="auto"/>
+              <w:spacing w:after="0"/>
             </w:pPr>
             <w:r>
               <w:rPr>
@@ -18022,7 +17950,7 @@
           </w:tcPr>
           <w:p>
             <w:pPr>
-              <w:spacing w:after="0" w:line="240" w:lineRule="auto"/>
+              <w:spacing w:after="0"/>
             </w:pPr>
             <w:r>
               <w:rPr>
@@ -18038,7 +17966,7 @@
           </w:tcPr>
           <w:p>
             <w:pPr>
-              <w:spacing w:after="0" w:line="240" w:lineRule="auto"/>
+              <w:spacing w:after="0"/>
             </w:pPr>
             <w:r>
               <w:rPr>
@@ -18054,7 +17982,7 @@
           </w:tcPr>
           <w:p>
             <w:pPr>
-              <w:spacing w:after="0" w:line="240" w:lineRule="auto"/>
+              <w:spacing w:after="0"/>
             </w:pPr>
             <w:r>
               <w:rPr>
@@ -18070,7 +17998,7 @@
           </w:tcPr>
           <w:p>
             <w:pPr>
-              <w:spacing w:after="0" w:line="240" w:lineRule="auto"/>
+              <w:spacing w:after="0"/>
             </w:pPr>
             <w:r>
               <w:rPr>
@@ -18086,7 +18014,7 @@
           </w:tcPr>
           <w:p>
             <w:pPr>
-              <w:spacing w:after="0" w:line="240" w:lineRule="auto"/>
+              <w:spacing w:after="0"/>
             </w:pPr>
             <w:r>
               <w:rPr>
@@ -18107,7 +18035,7 @@
           </w:tcPr>
           <w:p>
             <w:pPr>
-              <w:spacing w:after="0" w:line="240" w:lineRule="auto"/>
+              <w:spacing w:after="0"/>
             </w:pPr>
             <w:r>
               <w:rPr>
@@ -18123,7 +18051,7 @@
           </w:tcPr>
           <w:p>
             <w:pPr>
-              <w:spacing w:after="0" w:line="240" w:lineRule="auto"/>
+              <w:spacing w:after="0"/>
             </w:pPr>
             <w:r>
               <w:rPr>
@@ -18139,7 +18067,7 @@
           </w:tcPr>
           <w:p>
             <w:pPr>
-              <w:spacing w:after="0" w:line="240" w:lineRule="auto"/>
+              <w:spacing w:after="0"/>
             </w:pPr>
             <w:r>
               <w:rPr>
@@ -18155,7 +18083,7 @@
           </w:tcPr>
           <w:p>
             <w:pPr>
-              <w:spacing w:after="0" w:line="240" w:lineRule="auto"/>
+              <w:spacing w:after="0"/>
             </w:pPr>
             <w:r>
               <w:rPr>
@@ -18171,7 +18099,7 @@
           </w:tcPr>
           <w:p>
             <w:pPr>
-              <w:spacing w:after="0" w:line="240" w:lineRule="auto"/>
+              <w:spacing w:after="0"/>
             </w:pPr>
             <w:r>
               <w:rPr>
@@ -18187,7 +18115,7 @@
           </w:tcPr>
           <w:p>
             <w:pPr>
-              <w:spacing w:after="0" w:line="240" w:lineRule="auto"/>
+              <w:spacing w:after="0"/>
             </w:pPr>
             <w:r>
               <w:rPr>
@@ -18203,7 +18131,7 @@
           </w:tcPr>
           <w:p>
             <w:pPr>
-              <w:spacing w:after="0" w:line="240" w:lineRule="auto"/>
+              <w:spacing w:after="0"/>
             </w:pPr>
             <w:r>
               <w:rPr>
@@ -18224,7 +18152,7 @@
           </w:tcPr>
           <w:p>
             <w:pPr>
-              <w:spacing w:after="0" w:line="240" w:lineRule="auto"/>
+              <w:spacing w:after="0"/>
             </w:pPr>
             <w:r>
               <w:rPr>
@@ -18240,7 +18168,7 @@
           </w:tcPr>
           <w:p>
             <w:pPr>
-              <w:spacing w:after="0" w:line="240" w:lineRule="auto"/>
+              <w:spacing w:after="0"/>
             </w:pPr>
             <w:r>
               <w:rPr>
@@ -18256,7 +18184,7 @@
           </w:tcPr>
           <w:p>
             <w:pPr>
-              <w:spacing w:after="0" w:line="240" w:lineRule="auto"/>
+              <w:spacing w:after="0"/>
             </w:pPr>
             <w:r>
               <w:rPr>
@@ -18272,7 +18200,7 @@
           </w:tcPr>
           <w:p>
             <w:pPr>
-              <w:spacing w:after="0" w:line="240" w:lineRule="auto"/>
+              <w:spacing w:after="0"/>
             </w:pPr>
             <w:r>
               <w:rPr>
@@ -18288,7 +18216,7 @@
           </w:tcPr>
           <w:p>
             <w:pPr>
-              <w:spacing w:after="0" w:line="240" w:lineRule="auto"/>
+              <w:spacing w:after="0"/>
             </w:pPr>
             <w:r>
               <w:rPr>
@@ -18304,7 +18232,7 @@
           </w:tcPr>
           <w:p>
             <w:pPr>
-              <w:spacing w:after="0" w:line="240" w:lineRule="auto"/>
+              <w:spacing w:after="0"/>
             </w:pPr>
             <w:r>
               <w:rPr>
@@ -18320,7 +18248,7 @@
           </w:tcPr>
           <w:p>
             <w:pPr>
-              <w:spacing w:after="0" w:line="240" w:lineRule="auto"/>
+              <w:spacing w:after="0"/>
             </w:pPr>
             <w:r>
               <w:rPr>
@@ -18671,7 +18599,7 @@
           </w:tcPr>
           <w:p>
             <w:pPr>
-              <w:spacing w:after="0" w:line="240" w:lineRule="auto"/>
+              <w:spacing w:after="0"/>
             </w:pPr>
             <w:r>
               <w:rPr>
@@ -18687,7 +18615,7 @@
           </w:tcPr>
           <w:p>
             <w:pPr>
-              <w:spacing w:after="0" w:line="240" w:lineRule="auto"/>
+              <w:spacing w:after="0"/>
             </w:pPr>
             <w:r>
               <w:rPr>
@@ -18703,7 +18631,7 @@
           </w:tcPr>
           <w:p>
             <w:pPr>
-              <w:spacing w:after="0" w:line="240" w:lineRule="auto"/>
+              <w:spacing w:after="0"/>
             </w:pPr>
             <w:r>
               <w:rPr>
@@ -18719,7 +18647,7 @@
           </w:tcPr>
           <w:p>
             <w:pPr>
-              <w:spacing w:after="0" w:line="240" w:lineRule="auto"/>
+              <w:spacing w:after="0"/>
             </w:pPr>
             <w:r>
               <w:rPr>
@@ -18735,7 +18663,7 @@
           </w:tcPr>
           <w:p>
             <w:pPr>
-              <w:spacing w:after="0" w:line="240" w:lineRule="auto"/>
+              <w:spacing w:after="0"/>
             </w:pPr>
             <w:r>
               <w:rPr>
@@ -18751,7 +18679,7 @@
           </w:tcPr>
           <w:p>
             <w:pPr>
-              <w:spacing w:after="0" w:line="240" w:lineRule="auto"/>
+              <w:spacing w:after="0"/>
             </w:pPr>
             <w:r>
               <w:rPr>
@@ -18767,7 +18695,7 @@
           </w:tcPr>
           <w:p>
             <w:pPr>
-              <w:spacing w:after="0" w:line="240" w:lineRule="auto"/>
+              <w:spacing w:after="0"/>
             </w:pPr>
             <w:r>
               <w:rPr>
@@ -18783,7 +18711,7 @@
           </w:tcPr>
           <w:p>
             <w:pPr>
-              <w:spacing w:after="0" w:line="240" w:lineRule="auto"/>
+              <w:spacing w:after="0"/>
             </w:pPr>
             <w:r>
               <w:rPr>
@@ -18804,7 +18732,7 @@
           </w:tcPr>
           <w:p>
             <w:pPr>
-              <w:spacing w:after="0" w:line="240" w:lineRule="auto"/>
+              <w:spacing w:after="0"/>
             </w:pPr>
             <w:r>
               <w:rPr>
@@ -18820,7 +18748,7 @@
           </w:tcPr>
           <w:p>
             <w:pPr>
-              <w:spacing w:after="0" w:line="240" w:lineRule="auto"/>
+              <w:spacing w:after="0"/>
             </w:pPr>
             <w:r>
               <w:rPr>
@@ -18836,7 +18764,7 @@
           </w:tcPr>
           <w:p>
             <w:pPr>
-              <w:spacing w:after="0" w:line="240" w:lineRule="auto"/>
+              <w:spacing w:after="0"/>
             </w:pPr>
             <w:r>
               <w:rPr>
@@ -18852,7 +18780,7 @@
           </w:tcPr>
           <w:p>
             <w:pPr>
-              <w:spacing w:after="0" w:line="240" w:lineRule="auto"/>
+              <w:spacing w:after="0"/>
             </w:pPr>
             <w:r>
               <w:rPr>
@@ -18868,7 +18796,7 @@
           </w:tcPr>
           <w:p>
             <w:pPr>
-              <w:spacing w:after="0" w:line="240" w:lineRule="auto"/>
+              <w:spacing w:after="0"/>
             </w:pPr>
             <w:r>
               <w:rPr>
@@ -18884,7 +18812,7 @@
           </w:tcPr>
           <w:p>
             <w:pPr>
-              <w:spacing w:after="0" w:line="240" w:lineRule="auto"/>
+              <w:spacing w:after="0"/>
             </w:pPr>
             <w:r>
               <w:rPr>
@@ -18900,7 +18828,7 @@
           </w:tcPr>
           <w:p>
             <w:pPr>
-              <w:spacing w:after="0" w:line="240" w:lineRule="auto"/>
+              <w:spacing w:after="0"/>
             </w:pPr>
             <w:r>
               <w:rPr>
@@ -18916,7 +18844,7 @@
           </w:tcPr>
           <w:p>
             <w:pPr>
-              <w:spacing w:after="0" w:line="240" w:lineRule="auto"/>
+              <w:spacing w:after="0"/>
             </w:pPr>
             <w:r>
               <w:rPr>
@@ -18937,7 +18865,7 @@
           </w:tcPr>
           <w:p>
             <w:pPr>
-              <w:spacing w:after="0" w:line="240" w:lineRule="auto"/>
+              <w:spacing w:after="0"/>
             </w:pPr>
             <w:r>
               <w:rPr>
@@ -18953,7 +18881,7 @@
           </w:tcPr>
           <w:p>
             <w:pPr>
-              <w:spacing w:after="0" w:line="240" w:lineRule="auto"/>
+              <w:spacing w:after="0"/>
             </w:pPr>
             <w:r>
               <w:rPr>
@@ -18969,7 +18897,7 @@
           </w:tcPr>
           <w:p>
             <w:pPr>
-              <w:spacing w:after="0" w:line="240" w:lineRule="auto"/>
+              <w:spacing w:after="0"/>
             </w:pPr>
             <w:r>
               <w:rPr>
@@ -18985,7 +18913,7 @@
           </w:tcPr>
           <w:p>
             <w:pPr>
-              <w:spacing w:after="0" w:line="240" w:lineRule="auto"/>
+              <w:spacing w:after="0"/>
             </w:pPr>
             <w:r>
               <w:rPr>
@@ -19001,7 +18929,7 @@
           </w:tcPr>
           <w:p>
             <w:pPr>
-              <w:spacing w:after="0" w:line="240" w:lineRule="auto"/>
+              <w:spacing w:after="0"/>
             </w:pPr>
             <w:r>
               <w:rPr>
@@ -19017,7 +18945,7 @@
           </w:tcPr>
           <w:p>
             <w:pPr>
-              <w:spacing w:after="0" w:line="240" w:lineRule="auto"/>
+              <w:spacing w:after="0"/>
             </w:pPr>
             <w:r>
               <w:rPr>
@@ -19033,7 +18961,7 @@
           </w:tcPr>
           <w:p>
             <w:pPr>
-              <w:spacing w:after="0" w:line="240" w:lineRule="auto"/>
+              <w:spacing w:after="0"/>
             </w:pPr>
             <w:r>
               <w:rPr>
@@ -19049,7 +18977,7 @@
           </w:tcPr>
           <w:p>
             <w:pPr>
-              <w:spacing w:after="0" w:line="240" w:lineRule="auto"/>
+              <w:spacing w:after="0"/>
             </w:pPr>
             <w:r>
               <w:rPr>
@@ -19070,7 +18998,7 @@
           </w:tcPr>
           <w:p>
             <w:pPr>
-              <w:spacing w:after="0" w:line="240" w:lineRule="auto"/>
+              <w:spacing w:after="0"/>
             </w:pPr>
             <w:r>
               <w:rPr>
@@ -19086,7 +19014,7 @@
           </w:tcPr>
           <w:p>
             <w:pPr>
-              <w:spacing w:after="0" w:line="240" w:lineRule="auto"/>
+              <w:spacing w:after="0"/>
             </w:pPr>
             <w:r>
               <w:rPr>
@@ -19102,7 +19030,7 @@
           </w:tcPr>
           <w:p>
             <w:pPr>
-              <w:spacing w:after="0" w:line="240" w:lineRule="auto"/>
+              <w:spacing w:after="0"/>
             </w:pPr>
             <w:r>
               <w:rPr>
@@ -19118,7 +19046,7 @@
           </w:tcPr>
           <w:p>
             <w:pPr>
-              <w:spacing w:after="0" w:line="240" w:lineRule="auto"/>
+              <w:spacing w:after="0"/>
             </w:pPr>
             <w:r>
               <w:rPr>
@@ -19134,7 +19062,7 @@
           </w:tcPr>
           <w:p>
             <w:pPr>
-              <w:spacing w:after="0" w:line="240" w:lineRule="auto"/>
+              <w:spacing w:after="0"/>
             </w:pPr>
             <w:r>
               <w:rPr>
@@ -19150,7 +19078,7 @@
           </w:tcPr>
           <w:p>
             <w:pPr>
-              <w:spacing w:after="0" w:line="240" w:lineRule="auto"/>
+              <w:spacing w:after="0"/>
             </w:pPr>
             <w:r>
               <w:rPr>
@@ -19166,7 +19094,7 @@
           </w:tcPr>
           <w:p>
             <w:pPr>
-              <w:spacing w:after="0" w:line="240" w:lineRule="auto"/>
+              <w:spacing w:after="0"/>
             </w:pPr>
             <w:r>
               <w:rPr>
@@ -19182,7 +19110,7 @@
           </w:tcPr>
           <w:p>
             <w:pPr>
-              <w:spacing w:after="0" w:line="240" w:lineRule="auto"/>
+              <w:spacing w:after="0"/>
             </w:pPr>
             <w:r>
               <w:rPr>
@@ -19203,7 +19131,7 @@
           </w:tcPr>
           <w:p>
             <w:pPr>
-              <w:spacing w:after="0" w:line="240" w:lineRule="auto"/>
+              <w:spacing w:after="0"/>
             </w:pPr>
             <w:r>
               <w:rPr>
@@ -19219,7 +19147,7 @@
           </w:tcPr>
           <w:p>
             <w:pPr>
-              <w:spacing w:after="0" w:line="240" w:lineRule="auto"/>
+              <w:spacing w:after="0"/>
             </w:pPr>
             <w:r>
               <w:rPr>
@@ -19235,7 +19163,7 @@
           </w:tcPr>
           <w:p>
             <w:pPr>
-              <w:spacing w:after="0" w:line="240" w:lineRule="auto"/>
+              <w:spacing w:after="0"/>
             </w:pPr>
             <w:r>
               <w:rPr>
@@ -19251,7 +19179,7 @@
           </w:tcPr>
           <w:p>
             <w:pPr>
-              <w:spacing w:after="0" w:line="240" w:lineRule="auto"/>
+              <w:spacing w:after="0"/>
             </w:pPr>
             <w:r>
               <w:rPr>
@@ -19267,7 +19195,7 @@
           </w:tcPr>
           <w:p>
             <w:pPr>
-              <w:spacing w:after="0" w:line="240" w:lineRule="auto"/>
+              <w:spacing w:after="0"/>
             </w:pPr>
             <w:r>
               <w:rPr>
@@ -19283,7 +19211,7 @@
           </w:tcPr>
           <w:p>
             <w:pPr>
-              <w:spacing w:after="0" w:line="240" w:lineRule="auto"/>
+              <w:spacing w:after="0"/>
             </w:pPr>
             <w:r>
               <w:rPr>
@@ -19299,7 +19227,7 @@
           </w:tcPr>
           <w:p>
             <w:pPr>
-              <w:spacing w:after="0" w:line="240" w:lineRule="auto"/>
+              <w:spacing w:after="0"/>
             </w:pPr>
             <w:r>
               <w:rPr>
@@ -19315,7 +19243,7 @@
           </w:tcPr>
           <w:p>
             <w:pPr>
-              <w:spacing w:after="0" w:line="240" w:lineRule="auto"/>
+              <w:spacing w:after="0"/>
             </w:pPr>
             <w:r>
               <w:rPr>
@@ -19336,7 +19264,7 @@
           </w:tcPr>
           <w:p>
             <w:pPr>
-              <w:spacing w:after="0" w:line="240" w:lineRule="auto"/>
+              <w:spacing w:after="0"/>
             </w:pPr>
             <w:r>
               <w:rPr>
@@ -19352,7 +19280,7 @@
           </w:tcPr>
           <w:p>
             <w:pPr>
-              <w:spacing w:after="0" w:line="240" w:lineRule="auto"/>
+              <w:spacing w:after="0"/>
             </w:pPr>
             <w:r>
               <w:rPr>
@@ -19368,7 +19296,7 @@
           </w:tcPr>
           <w:p>
             <w:pPr>
-              <w:spacing w:after="0" w:line="240" w:lineRule="auto"/>
+              <w:spacing w:after="0"/>
             </w:pPr>
             <w:r>
               <w:rPr>
@@ -19384,7 +19312,7 @@
           </w:tcPr>
           <w:p>
             <w:pPr>
-              <w:spacing w:after="0" w:line="240" w:lineRule="auto"/>
+              <w:spacing w:after="0"/>
             </w:pPr>
             <w:r>
               <w:rPr>
@@ -19400,7 +19328,7 @@
           </w:tcPr>
           <w:p>
             <w:pPr>
-              <w:spacing w:after="0" w:line="240" w:lineRule="auto"/>
+              <w:spacing w:after="0"/>
             </w:pPr>
             <w:r>
               <w:rPr>
@@ -19416,7 +19344,7 @@
           </w:tcPr>
           <w:p>
             <w:pPr>
-              <w:spacing w:after="0" w:line="240" w:lineRule="auto"/>
+              <w:spacing w:after="0"/>
             </w:pPr>
             <w:r>
               <w:rPr>
@@ -19432,7 +19360,7 @@
           </w:tcPr>
           <w:p>
             <w:pPr>
-              <w:spacing w:after="0" w:line="240" w:lineRule="auto"/>
+              <w:spacing w:after="0"/>
             </w:pPr>
             <w:r>
               <w:rPr>
@@ -19448,7 +19376,7 @@
           </w:tcPr>
           <w:p>
             <w:pPr>
-              <w:spacing w:after="0" w:line="240" w:lineRule="auto"/>
+              <w:spacing w:after="0"/>
             </w:pPr>
             <w:r>
               <w:rPr>
@@ -19469,7 +19397,7 @@
           </w:tcPr>
           <w:p>
             <w:pPr>
-              <w:spacing w:after="0" w:line="240" w:lineRule="auto"/>
+              <w:spacing w:after="0"/>
             </w:pPr>
             <w:r>
               <w:rPr>
@@ -19485,7 +19413,7 @@
           </w:tcPr>
           <w:p>
             <w:pPr>
-              <w:spacing w:after="0" w:line="240" w:lineRule="auto"/>
+              <w:spacing w:after="0"/>
             </w:pPr>
             <w:r>
               <w:rPr>
@@ -19501,7 +19429,7 @@
           </w:tcPr>
           <w:p>
             <w:pPr>
-              <w:spacing w:after="0" w:line="240" w:lineRule="auto"/>
+              <w:spacing w:after="0"/>
             </w:pPr>
             <w:r>
               <w:rPr>
@@ -19517,7 +19445,7 @@
           </w:tcPr>
           <w:p>
             <w:pPr>
-              <w:spacing w:after="0" w:line="240" w:lineRule="auto"/>
+              <w:spacing w:after="0"/>
             </w:pPr>
             <w:r>
               <w:rPr>
@@ -19533,7 +19461,7 @@
           </w:tcPr>
           <w:p>
             <w:pPr>
-              <w:spacing w:after="0" w:line="240" w:lineRule="auto"/>
+              <w:spacing w:after="0"/>
             </w:pPr>
             <w:r>
               <w:rPr>
@@ -19549,7 +19477,7 @@
           </w:tcPr>
           <w:p>
             <w:pPr>
-              <w:spacing w:after="0" w:line="240" w:lineRule="auto"/>
+              <w:spacing w:after="0"/>
             </w:pPr>
             <w:r>
               <w:rPr>
@@ -19565,7 +19493,7 @@
           </w:tcPr>
           <w:p>
             <w:pPr>
-              <w:spacing w:after="0" w:line="240" w:lineRule="auto"/>
+              <w:spacing w:after="0"/>
             </w:pPr>
             <w:r>
               <w:rPr>
@@ -19581,7 +19509,7 @@
           </w:tcPr>
           <w:p>
             <w:pPr>
-              <w:spacing w:after="0" w:line="240" w:lineRule="auto"/>
+              <w:spacing w:after="0"/>
             </w:pPr>
             <w:r>
               <w:rPr>
@@ -19602,7 +19530,7 @@
           </w:tcPr>
           <w:p>
             <w:pPr>
-              <w:spacing w:after="0" w:line="240" w:lineRule="auto"/>
+              <w:spacing w:after="0"/>
             </w:pPr>
             <w:r>
               <w:rPr>
@@ -19618,7 +19546,7 @@
           </w:tcPr>
           <w:p>
             <w:pPr>
-              <w:spacing w:after="0" w:line="240" w:lineRule="auto"/>
+              <w:spacing w:after="0"/>
             </w:pPr>
             <w:r>
               <w:rPr>
@@ -19634,7 +19562,7 @@
           </w:tcPr>
           <w:p>
             <w:pPr>
-              <w:spacing w:after="0" w:line="240" w:lineRule="auto"/>
+              <w:spacing w:after="0"/>
             </w:pPr>
             <w:r>
               <w:rPr>
@@ -19650,7 +19578,7 @@
           </w:tcPr>
           <w:p>
             <w:pPr>
-              <w:spacing w:after="0" w:line="240" w:lineRule="auto"/>
+              <w:spacing w:after="0"/>
             </w:pPr>
             <w:r>
               <w:rPr>
@@ -19666,7 +19594,7 @@
           </w:tcPr>
           <w:p>
             <w:pPr>
-              <w:spacing w:after="0" w:line="240" w:lineRule="auto"/>
+              <w:spacing w:after="0"/>
             </w:pPr>
             <w:r>
               <w:rPr>
@@ -19682,7 +19610,7 @@
           </w:tcPr>
           <w:p>
             <w:pPr>
-              <w:spacing w:after="0" w:line="240" w:lineRule="auto"/>
+              <w:spacing w:after="0"/>
             </w:pPr>
             <w:r>
               <w:rPr>
@@ -19698,7 +19626,7 @@
           </w:tcPr>
           <w:p>
             <w:pPr>
-              <w:spacing w:after="0" w:line="240" w:lineRule="auto"/>
+              <w:spacing w:after="0"/>
             </w:pPr>
             <w:r>
               <w:rPr>
@@ -19714,7 +19642,7 @@
           </w:tcPr>
           <w:p>
             <w:pPr>
-              <w:spacing w:after="0" w:line="240" w:lineRule="auto"/>
+              <w:spacing w:after="0"/>
             </w:pPr>
             <w:r>
               <w:rPr>
@@ -19744,10 +19672,7 @@
         <w:jc w:val="both"/>
       </w:pPr>
       <w:r>
-        <w:t xml:space="preserve">PhishTank's verified-online URLs carry submission timestamps, but only 64 of 67,326 predate 2021, so recall can be traced only over 2021–2026 (Fig. 8). The corpus-A models detect 98.8–99.8 % of PhishTank URLs in every year, which, given their external false-positive rates, reflects over-flagging rather than detection skill. The LOCO models show no consistent trend either: XGBoost with Hannousse held out ranges between 0.51 and 0.72 without a monotonic pattern, although the share of https phishing rose from </w:t>
-      </w:r>
-      <w:r>
-        <w:t>91 % in 2021 to 98 % in 2024. H3 is therefore not supported over this period.</w:t>
+        <w:t>PhishTank's verified-online URLs carry submission timestamps, but only 64 of 67,326 predate 2021, so recall can be traced only over 2021–2026 (Fig. 8). The corpus-A models detect 98.8–99.8 % of PhishTank URLs in every year, which, given their external false-positive rates, reflects over-flagging rather than detection skill. The LOCO models show no consistent trend either: XGBoost with Hannousse held out ranges between 0.51 and 0.72 without a monotonic pattern, although the share of https phishing rose from 91 % in 2021 to 98 % in 2024. H3 is therefore not supported over this period.</w:t>
       </w:r>
     </w:p>
     <w:p>
@@ -19825,10 +19750,7 @@
         <w:jc w:val="both"/>
       </w:pPr>
       <w:r>
-        <w:t xml:space="preserve">All models are cheap enough for inline use (Table XIII). Feature extraction costs about 0.08 ms per URL for the original features and about 0.9 ms for lexical_v2 on the test laptop. Batch scoring takes 0.005 ms per URL for logistic regression, 0.008 ms for XGBoost and 0.02–0.03 ms for random forest and the soft vote. Model size differs by four orders of magnitude: 16 kB for logistic regression, 0.37 MB for XGBoost, 55 MB for random forest and 56 MB for the soft vote, whose size and fit time (45 s versus 10 </w:t>
-      </w:r>
-      <w:r>
-        <w:t>s for XGBoost) bring no accuracy benefit (Section VIII-B).</w:t>
+        <w:t>All models are cheap enough for inline use (Table XIII). Feature extraction costs about 0.08 ms per URL for the original features and about 0.9 ms for lexical_v2 on the test laptop. Batch scoring takes 0.005 ms per URL for logistic regression, 0.008 ms for XGBoost and 0.02–0.03 ms for random forest and the soft vote. Model size differs by four orders of magnitude: 16 kB for logistic regression, 0.37 MB for XGBoost, 55 MB for random forest and 56 MB for the soft vote, whose size and fit time (45 s versus 10 s for XGBoost) bring no accuracy benefit (Section VIII-B).</w:t>
       </w:r>
     </w:p>
     <w:p>
@@ -19949,7 +19871,7 @@
           </w:tcPr>
           <w:p>
             <w:pPr>
-              <w:spacing w:after="0" w:line="240" w:lineRule="auto"/>
+              <w:spacing w:after="0"/>
             </w:pPr>
             <w:r>
               <w:rPr>
@@ -19965,7 +19887,7 @@
           </w:tcPr>
           <w:p>
             <w:pPr>
-              <w:spacing w:after="0" w:line="240" w:lineRule="auto"/>
+              <w:spacing w:after="0"/>
             </w:pPr>
             <w:r>
               <w:rPr>
@@ -19981,7 +19903,7 @@
           </w:tcPr>
           <w:p>
             <w:pPr>
-              <w:spacing w:after="0" w:line="240" w:lineRule="auto"/>
+              <w:spacing w:after="0"/>
             </w:pPr>
             <w:r>
               <w:rPr>
@@ -19997,7 +19919,7 @@
           </w:tcPr>
           <w:p>
             <w:pPr>
-              <w:spacing w:after="0" w:line="240" w:lineRule="auto"/>
+              <w:spacing w:after="0"/>
             </w:pPr>
             <w:r>
               <w:rPr>
@@ -20018,7 +19940,7 @@
           </w:tcPr>
           <w:p>
             <w:pPr>
-              <w:spacing w:after="0" w:line="240" w:lineRule="auto"/>
+              <w:spacing w:after="0"/>
             </w:pPr>
             <w:r>
               <w:rPr>
@@ -20034,7 +19956,7 @@
           </w:tcPr>
           <w:p>
             <w:pPr>
-              <w:spacing w:after="0" w:line="240" w:lineRule="auto"/>
+              <w:spacing w:after="0"/>
             </w:pPr>
             <w:r>
               <w:rPr>
@@ -20050,7 +19972,7 @@
           </w:tcPr>
           <w:p>
             <w:pPr>
-              <w:spacing w:after="0" w:line="240" w:lineRule="auto"/>
+              <w:spacing w:after="0"/>
             </w:pPr>
             <w:r>
               <w:rPr>
@@ -20066,7 +19988,7 @@
           </w:tcPr>
           <w:p>
             <w:pPr>
-              <w:spacing w:after="0" w:line="240" w:lineRule="auto"/>
+              <w:spacing w:after="0"/>
             </w:pPr>
             <w:r>
               <w:rPr>
@@ -20087,7 +20009,7 @@
           </w:tcPr>
           <w:p>
             <w:pPr>
-              <w:spacing w:after="0" w:line="240" w:lineRule="auto"/>
+              <w:spacing w:after="0"/>
             </w:pPr>
             <w:r>
               <w:rPr>
@@ -20103,7 +20025,7 @@
           </w:tcPr>
           <w:p>
             <w:pPr>
-              <w:spacing w:after="0" w:line="240" w:lineRule="auto"/>
+              <w:spacing w:after="0"/>
             </w:pPr>
             <w:r>
               <w:rPr>
@@ -20119,7 +20041,7 @@
           </w:tcPr>
           <w:p>
             <w:pPr>
-              <w:spacing w:after="0" w:line="240" w:lineRule="auto"/>
+              <w:spacing w:after="0"/>
             </w:pPr>
             <w:r>
               <w:rPr>
@@ -20135,7 +20057,7 @@
           </w:tcPr>
           <w:p>
             <w:pPr>
-              <w:spacing w:after="0" w:line="240" w:lineRule="auto"/>
+              <w:spacing w:after="0"/>
             </w:pPr>
             <w:r>
               <w:rPr>
@@ -20156,7 +20078,7 @@
           </w:tcPr>
           <w:p>
             <w:pPr>
-              <w:spacing w:after="0" w:line="240" w:lineRule="auto"/>
+              <w:spacing w:after="0"/>
             </w:pPr>
             <w:r>
               <w:rPr>
@@ -20172,7 +20094,7 @@
           </w:tcPr>
           <w:p>
             <w:pPr>
-              <w:spacing w:after="0" w:line="240" w:lineRule="auto"/>
+              <w:spacing w:after="0"/>
             </w:pPr>
             <w:r>
               <w:rPr>
@@ -20188,7 +20110,7 @@
           </w:tcPr>
           <w:p>
             <w:pPr>
-              <w:spacing w:after="0" w:line="240" w:lineRule="auto"/>
+              <w:spacing w:after="0"/>
             </w:pPr>
             <w:r>
               <w:rPr>
@@ -20204,7 +20126,7 @@
           </w:tcPr>
           <w:p>
             <w:pPr>
-              <w:spacing w:after="0" w:line="240" w:lineRule="auto"/>
+              <w:spacing w:after="0"/>
             </w:pPr>
             <w:r>
               <w:rPr>
@@ -20321,10 +20243,7 @@
       </w:r>
       <w:r>
         <w:lastRenderedPageBreak/>
-        <w:t>external corpora) to 0.87–0.98 (0.77–0.98 across all th</w:t>
-      </w:r>
-      <w:r>
-        <w:t>ree models) and reduced flip rates under label-preserving transformations from up to 100 % to at most 15 %.</w:t>
+        <w:t>external corpora) to 0.87–0.98 (0.77–0.98 across all three models) and reduced flip rates under label-preserving transformations from up to 100 % to at most 15 %.</w:t>
       </w:r>
     </w:p>
     <w:p>
@@ -20547,10 +20466,7 @@
         <w:t>www.</w:t>
       </w:r>
       <w:r>
-        <w:t xml:space="preserve"> prefix and homepage-only benign URLs — whose predictive direction reverses between corpora, so that the source corpus of a URL can be predicted from lexical features with up to 83 % accuracy against 17 % chance. Removing artifact features and calibrating probabilities do not fix the problem. Training on several corpora restores much of the ranking ability and stability on unseen corpora but leaves operating thresholds unreliable. For the system we started from, the weighted ensemble adds cost without accur</w:t>
-      </w:r>
-      <w:r>
-        <w:t>acy, and a parsing defect disables its host features for scheme-less URLs.</w:t>
+        <w:t xml:space="preserve"> prefix and homepage-only benign URLs — whose predictive direction reverses between corpora, so that the source corpus of a URL can be predicted from lexical features with up to 83 % accuracy against 17 % chance. Removing artifact features and calibrating probabilities do not fix the problem. Training on several corpora restores much of the ranking ability and stability on unseen corpora but leaves operating thresholds unreliable. For the system we started from, the weighted ensemble adds cost without accuracy, and a parsing defect disables its host features for scheme-less URLs.</w:t>
       </w:r>
     </w:p>
     <w:p>
@@ -20578,13 +20494,7 @@
         <w:rPr>
           <w:sz w:val="18"/>
         </w:rPr>
-        <w:t>[1] </w:t>
-      </w:r>
-      <w:r>
-        <w:rPr>
-          <w:sz w:val="18"/>
-        </w:rPr>
-        <w:t>A. Oest et al., “Sunrise to Sunset: Analyzing the End-to-end Life Cycle and Effectiveness of Phishing Attacks at Scale,” in 29th USENIX Security Symposium (USENIX Security 20), 2020. [Online]. Available: https://www.usenix.org/conference/usenixsecurity20/presentation/oest-sunrise.</w:t>
+        <w:t>[1] A. Oest et al., “Sunrise to Sunset: Analyzing the End-to-end Life Cycle and Effectiveness of Phishing Attacks at Scale,” in 29th USENIX Security Symposium (USENIX Security 20), 2020. [Online]. Available: https://www.usenix.org/conference/usenixsecurity20/presentation/oest-sunrise.</w:t>
       </w:r>
     </w:p>
     <w:p>
@@ -20596,13 +20506,7 @@
         <w:rPr>
           <w:sz w:val="18"/>
         </w:rPr>
-        <w:t>[2] </w:t>
-      </w:r>
-      <w:r>
-        <w:rPr>
-          <w:sz w:val="18"/>
-        </w:rPr>
-        <w:t>A. Oest et al., “PhishTime: Continuous Longitudinal Measurement of the Effectiveness of Anti-phishing Blacklists,” in 29th USENIX Security Symposium (USENIX Security 20), pp. 379–396, 2020. [Online]. Available: https://www.usenix.org/conference/usenixsecurity20/presentation/oest-phishtime.</w:t>
+        <w:t>[2] A. Oest et al., “PhishTime: Continuous Longitudinal Measurement of the Effectiveness of Anti-phishing Blacklists,” in 29th USENIX Security Symposium (USENIX Security 20), pp. 379–396, 2020. [Online]. Available: https://www.usenix.org/conference/usenixsecurity20/presentation/oest-phishtime.</w:t>
       </w:r>
     </w:p>
     <w:p>
@@ -20614,13 +20518,7 @@
         <w:rPr>
           <w:sz w:val="18"/>
         </w:rPr>
-        <w:t>[3] </w:t>
-      </w:r>
-      <w:r>
-        <w:rPr>
-          <w:sz w:val="18"/>
-        </w:rPr>
-        <w:t>J. Ma, L. K. Saul, S. Savage, and G. M. Voelker, “Beyond blacklists: learning to detect malicious web sites from suspicious URLs,” in Proceedings of the 15th ACM SIGKDD International Conference on Knowledge Discovery and Data Mining (KDD '09), pp. 1245-1254, 2009, doi: 10.1145/1557019.1557153.</w:t>
+        <w:t>[3] J. Ma, L. K. Saul, S. Savage, and G. M. Voelker, “Beyond blacklists: learning to detect malicious web sites from suspicious URLs,” in Proceedings of the 15th ACM SIGKDD International Conference on Knowledge Discovery and Data Mining (KDD '09), pp. 1245-1254, 2009, doi: 10.1145/1557019.1557153.</w:t>
       </w:r>
     </w:p>
     <w:p>
@@ -20644,13 +20542,7 @@
         <w:rPr>
           <w:sz w:val="18"/>
         </w:rPr>
-        <w:t>[5] </w:t>
-      </w:r>
-      <w:r>
-        <w:rPr>
-          <w:sz w:val="18"/>
-        </w:rPr>
-        <w:t>M. S. I. Mamun, M. A. Rathore, A. H. Lashkari, N. Stakhanova, and A. A. Ghorbani, “Detecting Malicious URLs Using Lexical Analysis,” in Network and System Security (NSS 2016), LNCS 9955, pp. 467-482, Springer, doi: 10.1007/978-3-319-46298-1_30.</w:t>
+        <w:t>[5] M. S. I. Mamun, M. A. Rathore, A. H. Lashkari, N. Stakhanova, and A. A. Ghorbani, “Detecting Malicious URLs Using Lexical Analysis,” in Network and System Security (NSS 2016), LNCS 9955, pp. 467-482, Springer, doi: 10.1007/978-3-319-46298-1_30.</w:t>
       </w:r>
     </w:p>
     <w:p>
@@ -20674,13 +20566,7 @@
         <w:rPr>
           <w:sz w:val="18"/>
         </w:rPr>
-        <w:t>[7] </w:t>
-      </w:r>
-      <w:r>
-        <w:rPr>
-          <w:sz w:val="18"/>
-        </w:rPr>
-        <w:t>S. Sankaranarayanan, A. T. Sivachandran, A. S. Mohd Khairuddin, K. Hasikin, and A. R. Wahab Sait, “An ensemble classification method based on machine learning models for malicious Uniform Resource Locators (URL),” PLOS ONE, 2024, doi: 10.1371/journal.pone.0302196.</w:t>
+        <w:t>[7] S. Sankaranarayanan, A. T. Sivachandran, A. S. Mohd Khairuddin, K. Hasikin, and A. R. Wahab Sait, “An ensemble classification method based on machine learning models for malicious Uniform Resource Locators (URL),” PLOS ONE, 2024, doi: 10.1371/journal.pone.0302196.</w:t>
       </w:r>
     </w:p>
     <w:p>
@@ -20704,13 +20590,7 @@
         <w:rPr>
           <w:sz w:val="18"/>
         </w:rPr>
-        <w:t>[9] </w:t>
-      </w:r>
-      <w:r>
-        <w:rPr>
-          <w:sz w:val="18"/>
-        </w:rPr>
-        <w:t>M. Mia, D. Derakhshan, and M. M. A. Pritom, “Can Features for Phishing URL Detection Be Trusted Across Diverse Datasets? A Case Study with Explainable AI,” in Proceedings of the 11th International Conference on Networking, Systems, and Security (NSysS 2024), pp. 137–145, doi: 10.1145/3704522.3704532.</w:t>
+        <w:t>[9] M. Mia, D. Derakhshan, and M. M. A. Pritom, “Can Features for Phishing URL Detection Be Trusted Across Diverse Datasets? A Case Study with Explainable AI,” in Proceedings of the 11th International Conference on Networking, Systems, and Security (NSysS 2024), pp. 137–145, doi: 10.1145/3704522.3704532.</w:t>
       </w:r>
     </w:p>
     <w:p>
@@ -20734,13 +20614,7 @@
         <w:rPr>
           <w:sz w:val="18"/>
         </w:rPr>
-        <w:t>[11] </w:t>
-      </w:r>
-      <w:r>
-        <w:rPr>
-          <w:sz w:val="18"/>
-        </w:rPr>
-        <w:t>M. Sanchez-Paniagua, E. Fidalgo Fernandez, E. Alegre, W. Al-Nabki, and V. Gonzalez-Castro, “Phishing URL Detection: A Real-Case Scenario Through Login URLs,” IEEE Access, 2022, doi: 10.1109/ACCESS.2022.3168681.</w:t>
+        <w:t>[11] M. Sanchez-Paniagua, E. Fidalgo Fernandez, E. Alegre, W. Al-Nabki, and V. Gonzalez-Castro, “Phishing URL Detection: A Real-Case Scenario Through Login URLs,” IEEE Access, 2022, doi: 10.1109/ACCESS.2022.3168681.</w:t>
       </w:r>
     </w:p>
     <w:p>
@@ -20764,13 +20638,7 @@
         <w:rPr>
           <w:sz w:val="18"/>
         </w:rPr>
-        <w:t>[13] </w:t>
-      </w:r>
-      <w:r>
-        <w:rPr>
-          <w:sz w:val="18"/>
-        </w:rPr>
-        <w:t>S. Marchal and N. Asokan, “On Designing and Evaluating Phishing Webpage Detection Techniques for the Real World,” in 11th USENIX Workshop on Cyber Security Experimentation and Test (CSET 18), 2018. [Online]. Available: https://www.usenix.org/conference/cset18/presentation/marchal.</w:t>
+        <w:t>[13] S. Marchal and N. Asokan, “On Designing and Evaluating Phishing Webpage Detection Techniques for the Real World,” in 11th USENIX Workshop on Cyber Security Experimentation and Test (CSET 18), 2018. [Online]. Available: https://www.usenix.org/conference/cset18/presentation/marchal.</w:t>
       </w:r>
     </w:p>
     <w:p>
@@ -20795,13 +20663,7 @@
           <w:sz w:val="18"/>
         </w:rPr>
         <w:lastRenderedPageBreak/>
-        <w:t>[15] </w:t>
-      </w:r>
-      <w:r>
-        <w:rPr>
-          <w:sz w:val="18"/>
-        </w:rPr>
-        <w:t>A. Hannousse and S. Yahiouche, “Towards benchmark datasets for machine learning based website phishing detection: An experimental study,” Engineering Applications of Artificial Intelligence, 2021, doi: 10.1016/j.engappai.2021.104347.</w:t>
+        <w:t>[15] A. Hannousse and S. Yahiouche, “Towards benchmark datasets for machine learning based website phishing detection: An experimental study,” Engineering Applications of Artificial Intelligence, 2021, doi: 10.1016/j.engappai.2021.104347.</w:t>
       </w:r>
     </w:p>
     <w:p>
@@ -20825,13 +20687,7 @@
         <w:rPr>
           <w:sz w:val="18"/>
         </w:rPr>
-        <w:t>[17] </w:t>
-      </w:r>
-      <w:r>
-        <w:rPr>
-          <w:sz w:val="18"/>
-        </w:rPr>
-        <w:t>D. K. McGrath and M. Gupta, “Behind Phishing: An Examination of Phisher Modi Operandi,” in USENIX Workshop on Large-Scale Exploits and Emergent Threats (LEET '08), 2008. [Online]. Available: https://www.usenix.org/legacy/event/leet08/tech/full_papers/mcgrath/mcgrath.pdf.</w:t>
+        <w:t>[17] D. K. McGrath and M. Gupta, “Behind Phishing: An Examination of Phisher Modi Operandi,” in USENIX Workshop on Large-Scale Exploits and Emergent Threats (LEET '08), 2008. [Online]. Available: https://www.usenix.org/legacy/event/leet08/tech/full_papers/mcgrath/mcgrath.pdf.</w:t>
       </w:r>
     </w:p>
     <w:p>
@@ -20855,13 +20711,7 @@
         <w:rPr>
           <w:sz w:val="18"/>
         </w:rPr>
-        <w:t>[19] </w:t>
-      </w:r>
-      <w:r>
-        <w:rPr>
-          <w:sz w:val="18"/>
-        </w:rPr>
-        <w:t>J. Ma, L. K. Saul, S. Savage, and G. M. Voelker, “Identifying suspicious URLs: an application of large-scale online learning,” in Proceedings of the 26th International Conference on Machine Learning (ICML '09), pp. 681-688, 2009, doi: 10.1145/1553374.1553462.</w:t>
+        <w:t>[19] J. Ma, L. K. Saul, S. Savage, and G. M. Voelker, “Identifying suspicious URLs: an application of large-scale online learning,” in Proceedings of the 26th International Conference on Machine Learning (ICML '09), pp. 681-688, 2009, doi: 10.1145/1553374.1553462.</w:t>
       </w:r>
     </w:p>
     <w:p>
@@ -20885,13 +20735,7 @@
         <w:rPr>
           <w:sz w:val="18"/>
         </w:rPr>
-        <w:t>[21] </w:t>
-      </w:r>
-      <w:r>
-        <w:rPr>
-          <w:sz w:val="18"/>
-        </w:rPr>
-        <w:t>A. Blum, B. Wardman, T. Solorio, and G. Warner, “Lexical feature based phishing URL detection using online learning,” in Proceedings of the 3rd ACM Workshop on Artificial Intelligence and Security (AISec '10), pp. 54-60, 2010, doi: 10.1145/1866423.1866434.</w:t>
+        <w:t>[21] A. Blum, B. Wardman, T. Solorio, and G. Warner, “Lexical feature based phishing URL detection using online learning,” in Proceedings of the 3rd ACM Workshop on Artificial Intelligence and Security (AISec '10), pp. 54-60, 2010, doi: 10.1145/1866423.1866434.</w:t>
       </w:r>
     </w:p>
     <w:p>
@@ -20903,13 +20747,7 @@
         <w:rPr>
           <w:sz w:val="18"/>
         </w:rPr>
-        <w:t>[22] </w:t>
-      </w:r>
-      <w:r>
-        <w:rPr>
-          <w:sz w:val="18"/>
-        </w:rPr>
-        <w:t>R. Verma and K. Dyer, “On the Character of Phishing URLs: Accurate and Robust Statistical Learning Classifiers,” in Proceedings of the 5th ACM Conference on Data and Application Security and Privacy (CODASPY '15), pp. 111-122, 2015, doi: 10.1145/2699026.2699115.</w:t>
+        <w:t>[22] R. Verma and K. Dyer, “On the Character of Phishing URLs: Accurate and Robust Statistical Learning Classifiers,” in Proceedings of the 5th ACM Conference on Data and Application Security and Privacy (CODASPY '15), pp. 111-122, 2015, doi: 10.1145/2699026.2699115.</w:t>
       </w:r>
     </w:p>
     <w:p>
@@ -20933,13 +20771,7 @@
         <w:rPr>
           <w:sz w:val="18"/>
         </w:rPr>
-        <w:t>[24] </w:t>
-      </w:r>
-      <w:r>
-        <w:rPr>
-          <w:sz w:val="18"/>
-        </w:rPr>
-        <w:t>R. Verma and A. Das, “What's in a URL: Fast Feature Extraction and Malicious URL Detection,” in Proceedings of the 3rd ACM International Workshop on Security and Privacy Analytics (IWSPA '17), pp. 55-63, 2017, doi: 10.1145/3041008.3041016.</w:t>
+        <w:t>[24] R. Verma and A. Das, “What's in a URL: Fast Feature Extraction and Malicious URL Detection,” in Proceedings of the 3rd ACM International Workshop on Security and Privacy Analytics (IWSPA '17), pp. 55-63, 2017, doi: 10.1145/3041008.3041016.</w:t>
       </w:r>
     </w:p>
     <w:p>
@@ -20963,13 +20795,7 @@
         <w:rPr>
           <w:sz w:val="18"/>
         </w:rPr>
-        <w:t>[26] </w:t>
-      </w:r>
-      <w:r>
-        <w:rPr>
-          <w:sz w:val="18"/>
-        </w:rPr>
-        <w:t>R. S. Rao, T. Vaishnavi, and A. R. Pais, “CatchPhish: detection of phishing websites by inspecting URLs,” Journal of Ambient Intelligence and Humanized Computing, 2020, doi: 10.1007/s12652-019-01311-4.</w:t>
+        <w:t>[26] R. S. Rao, T. Vaishnavi, and A. R. Pais, “CatchPhish: detection of phishing websites by inspecting URLs,” Journal of Ambient Intelligence and Humanized Computing, 2020, doi: 10.1007/s12652-019-01311-4.</w:t>
       </w:r>
     </w:p>
     <w:p>
@@ -20993,13 +20819,7 @@
         <w:rPr>
           <w:sz w:val="18"/>
         </w:rPr>
-        <w:t>[28] </w:t>
-      </w:r>
-      <w:r>
-        <w:rPr>
-          <w:sz w:val="18"/>
-        </w:rPr>
-        <w:t>M. Sameen, K. Han, and S. O. Hwang, “PhishHaven-An Efficient Real-Time AI Phishing URLs Detection System,” IEEE Access, 2020, doi: 10.1109/ACCESS.2020.2991403.</w:t>
+        <w:t>[28] M. Sameen, K. Han, and S. O. Hwang, “PhishHaven-An Efficient Real-Time AI Phishing URLs Detection System,” IEEE Access, 2020, doi: 10.1109/ACCESS.2020.2991403.</w:t>
       </w:r>
     </w:p>
     <w:p>
@@ -21023,13 +20843,7 @@
         <w:rPr>
           <w:sz w:val="18"/>
         </w:rPr>
-        <w:t>[30] </w:t>
-      </w:r>
-      <w:r>
-        <w:rPr>
-          <w:sz w:val="18"/>
-        </w:rPr>
-        <w:t>J. Saxe and K. Berlin, “eXpose: A Character-Level Convolutional Neural Network with Embeddings For Detecting Malicious URLs, File Paths and Registry Keys,” arXiv preprint arXiv:1702.08568, 2017. [Online]. Available: https://arxiv.org/abs/1702.08568.</w:t>
+        <w:t>[30] J. Saxe and K. Berlin, “eXpose: A Character-Level Convolutional Neural Network with Embeddings For Detecting Malicious URLs, File Paths and Registry Keys,” arXiv preprint arXiv:1702.08568, 2017. [Online]. Available: https://arxiv.org/abs/1702.08568.</w:t>
       </w:r>
     </w:p>
     <w:p>
@@ -21053,13 +20867,7 @@
         <w:rPr>
           <w:sz w:val="18"/>
         </w:rPr>
-        <w:t>[32] </w:t>
-      </w:r>
-      <w:r>
-        <w:rPr>
-          <w:sz w:val="18"/>
-        </w:rPr>
-        <w:t>H. Le, Q. Pham, D. Sahoo, and S. C. H. Hoi, “URLNet: Learning a URL Representation with Deep Learning for Malicious URL Detection,” arXiv preprint arXiv:1802.03162, 2018. [Online]. Available: https://arxiv.org/abs/1802.03162.</w:t>
+        <w:t>[32] H. Le, Q. Pham, D. Sahoo, and S. C. H. Hoi, “URLNet: Learning a URL Representation with Deep Learning for Malicious URL Detection,” arXiv preprint arXiv:1802.03162, 2018. [Online]. Available: https://arxiv.org/abs/1802.03162.</w:t>
       </w:r>
     </w:p>
     <w:p>
@@ -21071,13 +20879,7 @@
         <w:rPr>
           <w:sz w:val="18"/>
         </w:rPr>
-        <w:t>[33] </w:t>
-      </w:r>
-      <w:r>
-        <w:rPr>
-          <w:sz w:val="18"/>
-        </w:rPr>
-        <w:t>Y. Huang, Q. Yang, J. Qin, and W. Wen, “Phishing URL Detection via CNN and Attention-Based Hierarchical RNN,” in 2019 18th IEEE International Conference on Trust, Security and Privacy in Computing and Communications / 13th IEEE International Conference on Big Data Science and Engineering (TrustCom/BigDataSE), pp. 112-119, doi: 10.1109/TrustCom/BigDataSE.2019.00024.</w:t>
+        <w:t>[33] Y. Huang, Q. Yang, J. Qin, and W. Wen, “Phishing URL Detection via CNN and Attention-Based Hierarchical RNN,” in 2019 18th IEEE International Conference on Trust, Security and Privacy in Computing and Communications / 13th IEEE International Conference on Big Data Science and Engineering (TrustCom/BigDataSE), pp. 112-119, doi: 10.1109/TrustCom/BigDataSE.2019.00024.</w:t>
       </w:r>
     </w:p>
     <w:p>
@@ -21089,13 +20891,7 @@
         <w:rPr>
           <w:sz w:val="18"/>
         </w:rPr>
-        <w:t>[34] </w:t>
-      </w:r>
-      <w:r>
-        <w:rPr>
-          <w:sz w:val="18"/>
-        </w:rPr>
-        <w:t>W. Wang, F. Zhang, X. Luo, and S. Zhang, “PDRCNN: Precise Phishing Detection with Recurrent Convolutional Neural Networks,” Security and Communication Networks, 2019, doi: 10.1155/2019/2595794.</w:t>
+        <w:t>[34] W. Wang, F. Zhang, X. Luo, and S. Zhang, “PDRCNN: Precise Phishing Detection with Recurrent Convolutional Neural Networks,” Security and Communication Networks, 2019, doi: 10.1155/2019/2595794.</w:t>
       </w:r>
     </w:p>
     <w:p>
@@ -21120,13 +20916,7 @@
           <w:sz w:val="18"/>
         </w:rPr>
         <w:lastRenderedPageBreak/>
-        <w:t>[36] </w:t>
-      </w:r>
-      <w:r>
-        <w:rPr>
-          <w:sz w:val="18"/>
-        </w:rPr>
-        <w:t>A. S. Bozkir, F. C. Dalgic, and M. Aydos, “GramBeddings: A New Neural Network for URL Based Identification of Phishing Web Pages Through N-gram Embeddings,” Computers &amp; Security, 2023, doi: 10.1016/j.cose.2022.102964.</w:t>
+        <w:t>[36] A. S. Bozkir, F. C. Dalgic, and M. Aydos, “GramBeddings: A New Neural Network for URL Based Identification of Phishing Web Pages Through N-gram Embeddings,” Computers &amp; Security, 2023, doi: 10.1016/j.cose.2022.102964.</w:t>
       </w:r>
     </w:p>
     <w:p>
@@ -21150,13 +20940,7 @@
         <w:rPr>
           <w:sz w:val="18"/>
         </w:rPr>
-        <w:t>[38] </w:t>
-      </w:r>
-      <w:r>
-        <w:rPr>
-          <w:sz w:val="18"/>
-        </w:rPr>
-        <w:t>P. Maneriker, J. W. Stokes, E. G. Lazo, D. Carutasu, F. Tajaddodianfar, and A. Gururajan, “URLTran: Improving Phishing URL Detection Using Transformers,” in MILCOM 2021 - IEEE Military Communications Conference, pp. 197-204, doi: 10.1109/MILCOM52596.2021.9653028.</w:t>
+        <w:t>[38] P. Maneriker, J. W. Stokes, E. G. Lazo, D. Carutasu, F. Tajaddodianfar, and A. Gururajan, “URLTran: Improving Phishing URL Detection Using Transformers,” in MILCOM 2021 - IEEE Military Communications Conference, pp. 197-204, doi: 10.1109/MILCOM52596.2021.9653028.</w:t>
       </w:r>
     </w:p>
     <w:p>
@@ -21168,13 +20952,7 @@
         <w:rPr>
           <w:sz w:val="18"/>
         </w:rPr>
-        <w:t>[39] </w:t>
-      </w:r>
-      <w:r>
-        <w:rPr>
-          <w:sz w:val="18"/>
-        </w:rPr>
-        <w:t>Y. Wang, W. Zhu, H. Xu, Z. Qin, K. Ren, and W. Ma, “A Large-Scale Pretrained Deep Model for Phishing URL Detection,” in ICASSP 2023 - IEEE International Conference on Acoustics, Speech and Signal Processing, pp. 1-5, doi: 10.1109/ICASSP49357.2023.10095719.</w:t>
+        <w:t>[39] Y. Wang, W. Zhu, H. Xu, Z. Qin, K. Ren, and W. Ma, “A Large-Scale Pretrained Deep Model for Phishing URL Detection,” in ICASSP 2023 - IEEE International Conference on Acoustics, Speech and Signal Processing, pp. 1-5, doi: 10.1109/ICASSP49357.2023.10095719.</w:t>
       </w:r>
     </w:p>
     <w:p>
@@ -21198,13 +20976,7 @@
         <w:rPr>
           <w:sz w:val="18"/>
         </w:rPr>
-        <w:t>[41] </w:t>
-      </w:r>
-      <w:r>
-        <w:rPr>
-          <w:sz w:val="18"/>
-        </w:rPr>
-        <w:t>R. Liu et al., “TransURL: Improving malicious URL detection with multi-layer Transformer encoding and multi-scale pyramid features,” Computer Networks, 2024, doi: 10.1016/j.comnet.2024.110707.</w:t>
+        <w:t>[41] R. Liu et al., “TransURL: Improving malicious URL detection with multi-layer Transformer encoding and multi-scale pyramid features,” Computer Networks, 2024, doi: 10.1016/j.comnet.2024.110707.</w:t>
       </w:r>
     </w:p>
     <w:p>
@@ -21228,13 +21000,7 @@
         <w:rPr>
           <w:sz w:val="18"/>
         </w:rPr>
-        <w:t>[43] </w:t>
-      </w:r>
-      <w:r>
-        <w:rPr>
-          <w:sz w:val="18"/>
-        </w:rPr>
-        <w:t>S. S. Roy and S. Nilizadeh, “PhishLang: A Real-Time, Fully Client-Side Phishing Detection Framework Using MobileBERT,” arXiv:2408.05667 (v3, Apr 2025); CC BY 4.0, 2024. [Online]. Available: https://arxiv.org/abs/2408.05667.</w:t>
+        <w:t>[43] S. S. Roy and S. Nilizadeh, “PhishLang: A Real-Time, Fully Client-Side Phishing Detection Framework Using MobileBERT,” arXiv:2408.05667 (v3, Apr 2025); CC BY 4.0, 2024. [Online]. Available: https://arxiv.org/abs/2408.05667.</w:t>
       </w:r>
     </w:p>
     <w:p>
@@ -21258,13 +21024,7 @@
         <w:rPr>
           <w:sz w:val="18"/>
         </w:rPr>
-        <w:t>[45] </w:t>
-      </w:r>
-      <w:r>
-        <w:rPr>
-          <w:sz w:val="18"/>
-        </w:rPr>
-        <w:t>H. Kibriya, R. Amin, S. S. Alshamrani, S. Rehman, M. Hassan, and F. S. Alsubaei, “Lightweight malicious URL detection using deep learning and large language models,” Scientific Reports, 2025, doi: 10.1038/s41598-025-26653-2.</w:t>
+        <w:t>[45] H. Kibriya, R. Amin, S. S. Alshamrani, S. Rehman, M. Hassan, and F. S. Alsubaei, “Lightweight malicious URL detection using deep learning and large language models,” Scientific Reports, 2025, doi: 10.1038/s41598-025-26653-2.</w:t>
       </w:r>
     </w:p>
     <w:p>
@@ -21288,13 +21048,7 @@
         <w:rPr>
           <w:sz w:val="18"/>
         </w:rPr>
-        <w:t>[47] </w:t>
-      </w:r>
-      <w:r>
-        <w:rPr>
-          <w:sz w:val="18"/>
-        </w:rPr>
-        <w:t>S. M. Lundberg and S.-I. Lee, “A Unified Approach to Interpreting Model Predictions,” in Advances in Neural Information Processing Systems 30 (NeurIPS 2017). [Online]. Available: https://arxiv.org/abs/1705.07874.</w:t>
+        <w:t>[47] S. M. Lundberg and S.-I. Lee, “A Unified Approach to Interpreting Model Predictions,” in Advances in Neural Information Processing Systems 30 (NeurIPS 2017). [Online]. Available: https://arxiv.org/abs/1705.07874.</w:t>
       </w:r>
     </w:p>
     <w:p>
@@ -21318,13 +21072,7 @@
         <w:rPr>
           <w:sz w:val="18"/>
         </w:rPr>
-        <w:t>[49] </w:t>
-      </w:r>
-      <w:r>
-        <w:rPr>
-          <w:sz w:val="18"/>
-        </w:rPr>
-        <w:t>M. Al-Fayoumi, B. Alhijawi, Q. A. Al-Haija, and R. Armoush, “XAI-PhD: Fortifying Trust of Phishing URL Detection Empowered by Shapley Additive Explanations,” International Journal of Online and Biomedical Engineering (iJOE) 20(11):80-101, 2024, doi: 10.3991/ijoe.v20i11.49533.</w:t>
+        <w:t>[49] M. Al-Fayoumi, B. Alhijawi, Q. A. Al-Haija, and R. Armoush, “XAI-PhD: Fortifying Trust of Phishing URL Detection Empowered by Shapley Additive Explanations,” International Journal of Online and Biomedical Engineering (iJOE) 20(11):80-101, 2024, doi: 10.3991/ijoe.v20i11.49533.</w:t>
       </w:r>
     </w:p>
     <w:p>
@@ -21348,13 +21096,7 @@
         <w:rPr>
           <w:sz w:val="18"/>
         </w:rPr>
-        <w:t>[51] </w:t>
-      </w:r>
-      <w:r>
-        <w:rPr>
-          <w:sz w:val="18"/>
-        </w:rPr>
-        <w:t>G. Apruzzese, M. Conti, and Y. Yuan, “SpacePhish: The Evasion-space of Adversarial Attacks against Phishing Website Detectors using Machine Learning,” in Proceedings of the 38th Annual Computer Security Applications Conference (ACSAC 2022), pp. 171–185, doi: 10.1145/3564625.3567980.</w:t>
+        <w:t>[51] G. Apruzzese, M. Conti, and Y. Yuan, “SpacePhish: The Evasion-space of Adversarial Attacks against Phishing Website Detectors using Machine Learning,” in Proceedings of the 38th Annual Computer Security Applications Conference (ACSAC 2022), pp. 171–185, doi: 10.1145/3564625.3567980.</w:t>
       </w:r>
     </w:p>
     <w:p>
@@ -21366,13 +21108,7 @@
         <w:rPr>
           <w:sz w:val="18"/>
         </w:rPr>
-        <w:t>[52] </w:t>
-      </w:r>
-      <w:r>
-        <w:rPr>
-          <w:sz w:val="18"/>
-        </w:rPr>
-        <w:t>A. AlEroud and G. Karabatis, “Bypassing Detection of URL-based Phishing Attacks Using Generative Adversarial Deep Neural Networks,” in Proceedings of the Sixth International Workshop on Security and Privacy Analytics (IWSPA '20), pp. 53-60, 2020, doi: 10.1145/3375708.3380315.</w:t>
+        <w:t>[52] A. AlEroud and G. Karabatis, “Bypassing Detection of URL-based Phishing Attacks Using Generative Adversarial Deep Neural Networks,” in Proceedings of the Sixth International Workshop on Security and Privacy Analytics (IWSPA '20), pp. 53-60, 2020, doi: 10.1145/3375708.3380315.</w:t>
       </w:r>
     </w:p>
     <w:p>
@@ -21384,13 +21120,7 @@
         <w:rPr>
           <w:sz w:val="18"/>
         </w:rPr>
-        <w:t>[53] </w:t>
-      </w:r>
-      <w:r>
-        <w:rPr>
-          <w:sz w:val="18"/>
-        </w:rPr>
-        <w:t>A. C. Bahnsen, I. Torroledo, L. D. Camacho, and S. Villegas, “DeepPhish: Simulating Malicious AI,” Black Hat Europe 2018 (talk, 5 Dec 2018, slides); also presented at DEF CON 26 AI Village. [Online]. Available: https://i.blackhat.com/eu-18/Wed-Dec-5/eu-18-CorreaBahnsen-DeepPhish-Simulating-Malicious-AI.pdf.</w:t>
+        <w:t>[53] A. C. Bahnsen, I. Torroledo, L. D. Camacho, and S. Villegas, “DeepPhish: Simulating Malicious AI,” Black Hat Europe 2018 (talk, 5 Dec 2018, slides); also presented at DEF CON 26 AI Village. [Online]. Available: https://i.blackhat.com/eu-18/Wed-Dec-5/eu-18-CorreaBahnsen-DeepPhish-Simulating-Malicious-AI.pdf.</w:t>
       </w:r>
     </w:p>
     <w:p>
@@ -21402,13 +21132,7 @@
         <w:rPr>
           <w:sz w:val="18"/>
         </w:rPr>
-        <w:t>[54] </w:t>
-      </w:r>
-      <w:r>
-        <w:rPr>
-          <w:sz w:val="18"/>
-        </w:rPr>
-        <w:t>G. Apruzzese, H. S. Anderson, S. Dambra, D. Freeman, F. Pierazzi, and K. A. Roundy, “"Real Attackers Don't Compute Gradients": Bridging the Gap Between Adversarial ML Research and Practice,” in 2023 IEEE Conference on Secure and Trustworthy Machine Learning (SaTML), doi: 10.1109/SaTML54575.2023.00031.</w:t>
+        <w:t>[54] G. Apruzzese, H. S. Anderson, S. Dambra, D. Freeman, F. Pierazzi, and K. A. Roundy, “"Real Attackers Don't Compute Gradients": Bridging the Gap Between Adversarial ML Research and Practice,” in 2023 IEEE Conference on Secure and Trustworthy Machine Learning (SaTML), doi: 10.1109/SaTML54575.2023.00031.</w:t>
       </w:r>
     </w:p>
     <w:p>
@@ -21420,13 +21144,7 @@
         <w:rPr>
           <w:sz w:val="18"/>
         </w:rPr>
-        <w:t>[55] </w:t>
-      </w:r>
-      <w:r>
-        <w:rPr>
-          <w:sz w:val="18"/>
-        </w:rPr>
-        <w:t>H. Hu, S. T. K. Jan, Y. Wang, and G. Wang, “Assessing Browser-level Defense against IDN-based Phishing,” in 30th USENIX Security Symposium, pp. 3739-3756, 2021. [Online]. Available: https://www.usenix.org/conference/usenixsecurity21/presentation/hu-hang.</w:t>
+        <w:t>[55] H. Hu, S. T. K. Jan, Y. Wang, and G. Wang, “Assessing Browser-level Defense against IDN-based Phishing,” in 30th USENIX Security Symposium, pp. 3739-3756, 2021. [Online]. Available: https://www.usenix.org/conference/usenixsecurity21/presentation/hu-hang.</w:t>
       </w:r>
     </w:p>
     <w:p>
@@ -21450,13 +21168,7 @@
         <w:rPr>
           <w:sz w:val="18"/>
         </w:rPr>
-        <w:t>[57] </w:t>
-      </w:r>
-      <w:r>
-        <w:rPr>
-          <w:sz w:val="18"/>
-        </w:rPr>
-        <w:t>P. Kintis et al., “Hiding in Plain Sight: A Longitudinal Study of Combosquatting Abuse,” in Proceedings of the 2017 ACM SIGSAC Conference on Computer and Communications Security (CCS '17), pp. 569-586, doi: 10.1145/3133956.3134002.</w:t>
+        <w:t>[57] P. Kintis et al., “Hiding in Plain Sight: A Longitudinal Study of Combosquatting Abuse,” in Proceedings of the 2017 ACM SIGSAC Conference on Computer and Communications Security (CCS '17), pp. 569-586, doi: 10.1145/3133956.3134002.</w:t>
       </w:r>
     </w:p>
     <w:p>
@@ -21481,13 +21193,7 @@
         <w:rPr>
           <w:sz w:val="18"/>
         </w:rPr>
-        <w:t>[59] </w:t>
-      </w:r>
-      <w:r>
-        <w:rPr>
-          <w:sz w:val="18"/>
-        </w:rPr>
-        <w:t>C. Guo, G. Pleiss, Y. Sun, and K. Q. Weinberger, “On Calibration of Modern Neural Networks,” in Proceedings of the 34th International Conference on Machine Learning (ICML 2017), PMLR 70. [Online]. Available: https://arxiv.org/abs/1706.04599.</w:t>
+        <w:t>[59] C. Guo, G. Pleiss, Y. Sun, and K. Q. Weinberger, “On Calibration of Modern Neural Networks,” in Proceedings of the 34th International Conference on Machine Learning (ICML 2017), PMLR 70. [Online]. Available: https://arxiv.org/abs/1706.04599.</w:t>
       </w:r>
     </w:p>
     <w:p>
@@ -21499,13 +21205,7 @@
         <w:rPr>
           <w:sz w:val="18"/>
         </w:rPr>
-        <w:t>[60] </w:t>
-      </w:r>
-      <w:r>
-        <w:rPr>
-          <w:sz w:val="18"/>
-        </w:rPr>
-        <w:t>D. Li, T. Qiu, S. Chen, Q. Li, and S. Xu, “Can We Leverage Predictive Uncertainty to Detect Dataset Shift and Adversarial Examples in Android Malware Detection?,” in Annual Computer Security Applications Conference (ACSAC '21), pp. 596-608, 2021, doi: 10.1145/3485832.3485916.</w:t>
+        <w:t>[60] D. Li, T. Qiu, S. Chen, Q. Li, and S. Xu, “Can We Leverage Predictive Uncertainty to Detect Dataset Shift and Adversarial Examples in Android Malware Detection?,” in Annual Computer Security Applications Conference (ACSAC '21), pp. 596-608, 2021, doi: 10.1145/3485832.3485916.</w:t>
       </w:r>
     </w:p>
     <w:p>
@@ -21529,13 +21229,7 @@
         <w:rPr>
           <w:sz w:val="18"/>
         </w:rPr>
-        <w:t>[62] </w:t>
-      </w:r>
-      <w:r>
-        <w:rPr>
-          <w:sz w:val="18"/>
-        </w:rPr>
-        <w:t>S. Axelsson, “The base-rate fallacy and the difficulty of intrusion detection,” ACM Transactions on Information and System Security, 2000, doi: 10.1145/357830.357849.</w:t>
+        <w:t>[62] S. Axelsson, “The base-rate fallacy and the difficulty of intrusion detection,” ACM Transactions on Information and System Security, 2000, doi: 10.1145/357830.357849.</w:t>
       </w:r>
     </w:p>
     <w:p>
@@ -21547,13 +21241,7 @@
         <w:rPr>
           <w:sz w:val="18"/>
         </w:rPr>
-        <w:t>[63] </w:t>
-      </w:r>
-      <w:r>
-        <w:rPr>
-          <w:sz w:val="18"/>
-        </w:rPr>
-        <w:t>F. Pendlebury, F. Pierazzi, R. Jordaney, J. Kinder, and L. Cavallaro, “TESSERACT: Eliminating Experimental Bias in Malware Classification across Space and Time,” in 28th USENIX Security Symposium (USENIX Security 19), pp. 729–746, arXiv:1807.07838, 2019. [Online]. Available: https://www.usenix.org/conference/usenixsecurity19/presentation/pendlebury.</w:t>
+        <w:t>[63] F. Pendlebury, F. Pierazzi, R. Jordaney, J. Kinder, and L. Cavallaro, “TESSERACT: Eliminating Experimental Bias in Malware Classification across Space and Time,” in 28th USENIX Security Symposium (USENIX Security 19), pp. 729–746, arXiv:1807.07838, 2019. [Online]. Available: https://www.usenix.org/conference/usenixsecurity19/presentation/pendlebury.</w:t>
       </w:r>
     </w:p>
     <w:p>
@@ -21565,13 +21253,7 @@
         <w:rPr>
           <w:sz w:val="18"/>
         </w:rPr>
-        <w:t>[64] </w:t>
-      </w:r>
-      <w:r>
-        <w:rPr>
-          <w:sz w:val="18"/>
-        </w:rPr>
-        <w:t>Z. Kan et al., “TESSERACT: Eliminating Experimental Bias in Malware Classification across Space and Time (Extended Version),” arXiv preprint, 2024, doi: 10.48550/arXiv.2402.01359.</w:t>
+        <w:t>[64] Z. Kan et al., “TESSERACT: Eliminating Experimental Bias in Malware Classification across Space and Time (Extended Version),” arXiv preprint, 2024, doi: 10.48550/arXiv.2402.01359.</w:t>
       </w:r>
     </w:p>
     <w:p>
@@ -21595,13 +21277,7 @@
         <w:rPr>
           <w:sz w:val="18"/>
         </w:rPr>
-        <w:t>[66] </w:t>
-      </w:r>
-      <w:r>
-        <w:rPr>
-          <w:sz w:val="18"/>
-        </w:rPr>
-        <w:t>F. Barbero, F. Pendlebury, F. Pierazzi, and L. Cavallaro, “Transcending TRANSCEND: Revisiting Malware Classification in the Presence of Concept Drift,” in 2022 IEEE Symposium on Security and Privacy (S&amp;P), doi: 10.1109/SP46214.2022.9833659.</w:t>
+        <w:t>[66] F. Barbero, F. Pendlebury, F. Pierazzi, and L. Cavallaro, “Transcending TRANSCEND: Revisiting Malware Classification in the Presence of Concept Drift,” in 2022 IEEE Symposium on Security and Privacy (S&amp;P), doi: 10.1109/SP46214.2022.9833659.</w:t>
       </w:r>
     </w:p>
     <w:p>
@@ -21613,13 +21289,7 @@
         <w:rPr>
           <w:sz w:val="18"/>
         </w:rPr>
-        <w:t>[67] </w:t>
-      </w:r>
-      <w:r>
-        <w:rPr>
-          <w:sz w:val="18"/>
-        </w:rPr>
-        <w:t>Y. Chen, Z. Ding, and D. Wagner, “Continuous Learning for Android Malware Detection,” in 32nd USENIX Security Symposium (USENIX Security 23), pp. 1127–1144, arXiv:2302.04332, 2023. [Online]. Available: https://www.usenix.org/conference/usenixsecurity23/presentation/chen-yizheng.</w:t>
+        <w:t>[67] Y. Chen, Z. Ding, and D. Wagner, “Continuous Learning for Android Malware Detection,” in 32nd USENIX Security Symposium (USENIX Security 23), pp. 1127–1144, arXiv:2302.04332, 2023. [Online]. Available: https://www.usenix.org/conference/usenixsecurity23/presentation/chen-yizheng.</w:t>
       </w:r>
     </w:p>
     <w:p>
@@ -21643,13 +21313,7 @@
         <w:rPr>
           <w:sz w:val="18"/>
         </w:rPr>
-        <w:t>[69] </w:t>
-      </w:r>
-      <w:r>
-        <w:rPr>
-          <w:sz w:val="18"/>
-        </w:rPr>
-        <w:t>A. Das, S. Baki, A. E. Aassal, R. Verma, and A. Dunbar, “SoK: A Comprehensive Reexamination of Phishing Research From the Security Perspective,” IEEE Communications Surveys &amp; Tutorials, 2020, doi: 10.1109/COMST.2019.2957750.</w:t>
+        <w:t>[69] A. Das, S. Baki, A. E. Aassal, R. Verma, and A. Dunbar, “SoK: A Comprehensive Reexamination of Phishing Research From the Security Perspective,” IEEE Communications Surveys &amp; Tutorials, 2020, doi: 10.1109/COMST.2019.2957750.</w:t>
       </w:r>
     </w:p>
     <w:p>
@@ -21661,13 +21325,7 @@
         <w:rPr>
           <w:sz w:val="18"/>
         </w:rPr>
-        <w:t>[70] </w:t>
-      </w:r>
-      <w:r>
-        <w:rPr>
-          <w:sz w:val="18"/>
-        </w:rPr>
-        <w:t>M. Alam et al., “SoK: PHILTER: Uncovering Security and Functional Gaps in AI-based Phishing Website Detection Literature via an LLM-based Reasoning Framework,” in 35th USENIX Security Symposium (USENIX Security 26), prepublication, 2026. [Online]. Available: https://www.usenix.org/system/files/conference/usenixsecurity26/sec26_prepub_alam.pdf.</w:t>
+        <w:t>[70] M. Alam et al., “SoK: PHILTER: Uncovering Security and Functional Gaps in AI-based Phishing Website Detection Literature via an LLM-based Reasoning Framework,” in 35th USENIX Security Symposium (USENIX Security 26), prepublication, 2026. [Online]. Available: https://www.usenix.org/system/files/conference/usenixsecurity26/sec26_prepub_alam.pdf.</w:t>
       </w:r>
     </w:p>
     <w:p>
@@ -21679,13 +21337,7 @@
         <w:rPr>
           <w:sz w:val="18"/>
         </w:rPr>
-        <w:t>[71] </w:t>
-      </w:r>
-      <w:r>
-        <w:rPr>
-          <w:sz w:val="18"/>
-        </w:rPr>
-        <w:t>V. Le Pochat, T. Van Goethem, S. Tajalizadehkhoob, M. Korczyński, and W. Joosen, “Tranco: A Research-Oriented Top Sites Ranking Hardened Against Manipulation,” in Network and Distributed System Security Symposium (NDSS 2019), doi: 10.14722/ndss.2019.23386.</w:t>
+        <w:t>[71] V. Le Pochat, T. Van Goethem, S. Tajalizadehkhoob, M. Korczyński, and W. Joosen, “Tranco: A Research-Oriented Top Sites Ranking Hardened Against Manipulation,” in Network and Distributed System Security Symposium (NDSS 2019), doi: 10.14722/ndss.2019.23386.</w:t>
       </w:r>
     </w:p>
     <w:p>
@@ -21709,13 +21361,7 @@
         <w:rPr>
           <w:sz w:val="18"/>
         </w:rPr>
-        <w:t>[73] </w:t>
-      </w:r>
-      <w:r>
-        <w:rPr>
-          <w:sz w:val="18"/>
-        </w:rPr>
-        <w:t>T. Dalton et al., “PhreshPhish: A Real-World, High-Quality, Large-Scale Phishing Website Dataset and Benchmark,” arXiv preprint, 2025. [Online]. Available: https://arxiv.org/abs/2507.10854.</w:t>
+        <w:t>[73] T. Dalton et al., “PhreshPhish: A Real-World, High-Quality, Large-Scale Phishing Website Dataset and Benchmark,” arXiv preprint, 2025. [Online]. Available: https://arxiv.org/abs/2507.10854.</w:t>
       </w:r>
     </w:p>
     <w:p>
@@ -21739,13 +21385,7 @@
         <w:rPr>
           <w:sz w:val="18"/>
         </w:rPr>
-        <w:t>[75] </w:t>
-      </w:r>
-      <w:r>
-        <w:rPr>
-          <w:sz w:val="18"/>
-        </w:rPr>
-        <w:t>G. R. Giri, “ShieldPhish: Evaluating Representation Robustness and Cross-Source Generalization in Phishing URL Detection,” Zenodo preprint (submitted to IEEE), 2026, doi: 10.5281/zenodo.23141305.</w:t>
+        <w:t>[75] G. R. Giri, “ShieldPhish: Evaluating Representation Robustness and Cross-Source Generalization in Phishing URL Detection,” Zenodo preprint (submitted to IEEE), 2026, doi: 10.5281/zenodo.23141305.</w:t>
       </w:r>
     </w:p>
     <w:p>
@@ -21769,13 +21409,7 @@
         <w:rPr>
           <w:sz w:val="18"/>
         </w:rPr>
-        <w:t>[77] </w:t>
-      </w:r>
-      <w:r>
-        <w:rPr>
-          <w:sz w:val="18"/>
-        </w:rPr>
-        <w:t>Manu Siddhartha (Kaggle user sid321axn), “Malicious URLs dataset (Kaggle: 'Huge dataset of 6,51,191 Malicious URLs'),” Kaggle dataset, 2021. [Online]. Available: https://www.kaggle.com/datasets/sid321axn/malicious-urls-dataset.</w:t>
+        <w:t>[77] Manu Siddhartha (Kaggle user sid321axn), “Malicious URLs dataset (Kaggle: 'Huge dataset of 6,51,191 Malicious URLs'),” Kaggle dataset, 2021. [Online]. Available: https://www.kaggle.com/datasets/sid321axn/malicious-urls-dataset.</w:t>
       </w:r>
     </w:p>
     <w:p>
